--- a/ADAttackLabPRD.docx
+++ b/ADAttackLabPRD.docx
@@ -4,6 +4,7 @@
   <w:body>
     <w:p>
       <w:pPr>
+        <w:jc w:val="center"/>
         <w:rPr>
           <w:b/>
           <w:bCs/>
@@ -18,29 +19,12 @@
           <w:sz w:val="40"/>
           <w:szCs w:val="40"/>
         </w:rPr>
-        <w:t>Active Directory Attack Simulation</w:t>
-      </w:r>
-      <w:r>
-        <w:rPr>
-          <w:b/>
-          <w:bCs/>
-          <w:sz w:val="40"/>
-          <w:szCs w:val="40"/>
-        </w:rPr>
-        <w:t xml:space="preserve"> </w:t>
-      </w:r>
-      <w:r>
-        <w:rPr>
-          <w:b/>
-          <w:bCs/>
-          <w:sz w:val="40"/>
-          <w:szCs w:val="40"/>
-        </w:rPr>
-        <w:t>Lab</w:t>
-      </w:r>
-    </w:p>
-    <w:p>
-      <w:pPr>
+        <w:t>Active Directory Attack Simulation Lab</w:t>
+      </w:r>
+    </w:p>
+    <w:p>
+      <w:pPr>
+        <w:jc w:val="center"/>
         <w:rPr>
           <w:sz w:val="40"/>
           <w:szCs w:val="40"/>
@@ -58,8 +42,8 @@
     </w:p>
     <w:p>
       <w:r>
-        <w:pict w14:anchorId="78F6B887">
-          <v:rect id="_x0000_i1302" style="width:0;height:1.5pt" o:hralign="center" o:hrstd="t" o:hr="t" fillcolor="#a0a0a0" stroked="f"/>
+        <w:pict w14:anchorId="4C7079BA">
+          <v:rect id="_x0000_i1149" style="width:0;height:1.5pt" o:hralign="center" o:hrstd="t" o:hr="t" fillcolor="#a0a0a0" stroked="f"/>
         </w:pict>
       </w:r>
     </w:p>
@@ -68,121 +52,103 @@
         <w:rPr>
           <w:b/>
           <w:bCs/>
-          <w:sz w:val="28"/>
-          <w:szCs w:val="28"/>
         </w:rPr>
       </w:pPr>
       <w:r>
         <w:rPr>
           <w:b/>
           <w:bCs/>
-          <w:sz w:val="28"/>
-          <w:szCs w:val="28"/>
         </w:rPr>
         <w:t>1. Project Overview</w:t>
       </w:r>
     </w:p>
     <w:p>
-      <w:pPr>
-        <w:rPr>
-          <w:sz w:val="28"/>
-          <w:szCs w:val="28"/>
-        </w:rPr>
-      </w:pPr>
-      <w:r>
-        <w:rPr>
-          <w:sz w:val="28"/>
-          <w:szCs w:val="28"/>
-        </w:rPr>
+      <w:r>
         <w:t xml:space="preserve">The goal of this project is to build a </w:t>
       </w:r>
       <w:r>
         <w:rPr>
           <w:b/>
           <w:bCs/>
-          <w:sz w:val="28"/>
-          <w:szCs w:val="28"/>
         </w:rPr>
         <w:t>virtual enterprise Active Directory environment</w:t>
       </w:r>
       <w:r>
-        <w:rPr>
-          <w:sz w:val="28"/>
-          <w:szCs w:val="28"/>
-        </w:rPr>
         <w:t xml:space="preserve"> and simulate common attacker techniques used during internal network compromise.</w:t>
       </w:r>
     </w:p>
     <w:p>
-      <w:pPr>
-        <w:rPr>
-          <w:sz w:val="28"/>
-          <w:szCs w:val="28"/>
-        </w:rPr>
-      </w:pPr>
-      <w:r>
-        <w:rPr>
-          <w:sz w:val="28"/>
-          <w:szCs w:val="28"/>
-        </w:rPr>
-        <w:t>The project will demonstrate how attackers enumerate domain resources, identify privilege escalation paths, and exploit authentication weaknesses in a controlled lab.</w:t>
-      </w:r>
-    </w:p>
-    <w:p>
-      <w:pPr>
-        <w:rPr>
-          <w:sz w:val="28"/>
-          <w:szCs w:val="28"/>
-        </w:rPr>
-      </w:pPr>
-      <w:r>
-        <w:rPr>
-          <w:sz w:val="28"/>
-          <w:szCs w:val="28"/>
-        </w:rPr>
-        <w:t>The lab will consist of:</w:t>
+      <w:r>
+        <w:t>The project demonstrates how attackers:</w:t>
       </w:r>
     </w:p>
     <w:p>
       <w:pPr>
         <w:numPr>
           <w:ilvl w:val="0"/>
-          <w:numId w:val="27"/>
+          <w:numId w:val="53"/>
         </w:numPr>
-        <w:rPr>
-          <w:sz w:val="28"/>
-          <w:szCs w:val="28"/>
-        </w:rPr>
-      </w:pPr>
-      <w:r>
-        <w:rPr>
-          <w:sz w:val="28"/>
-          <w:szCs w:val="28"/>
-        </w:rPr>
-        <w:t xml:space="preserve">An </w:t>
+      </w:pPr>
+      <w:r>
+        <w:t>Enumerate domain resources</w:t>
+      </w:r>
+    </w:p>
+    <w:p>
+      <w:pPr>
+        <w:numPr>
+          <w:ilvl w:val="0"/>
+          <w:numId w:val="53"/>
+        </w:numPr>
+      </w:pPr>
+      <w:r>
+        <w:t>Identify privilege escalation paths</w:t>
+      </w:r>
+    </w:p>
+    <w:p>
+      <w:pPr>
+        <w:numPr>
+          <w:ilvl w:val="0"/>
+          <w:numId w:val="53"/>
+        </w:numPr>
+      </w:pPr>
+      <w:r>
+        <w:t>Exploit authentication weaknesses in Active Directory</w:t>
+      </w:r>
+    </w:p>
+    <w:p>
+      <w:r>
+        <w:t xml:space="preserve">All activities are performed in a </w:t>
       </w:r>
       <w:r>
         <w:rPr>
           <w:b/>
           <w:bCs/>
-          <w:sz w:val="28"/>
-          <w:szCs w:val="28"/>
         </w:rPr>
-        <w:t>attacker machine</w:t>
-      </w:r>
-      <w:r>
-        <w:rPr>
-          <w:sz w:val="28"/>
-          <w:szCs w:val="28"/>
-        </w:rPr>
-        <w:t xml:space="preserve"> running </w:t>
+        <w:t>controlled virtual lab environment</w:t>
+      </w:r>
+      <w:r>
+        <w:t xml:space="preserve"> using virtual machines.</w:t>
+      </w:r>
+    </w:p>
+    <w:p>
+      <w:r>
+        <w:t>The lab consists of:</w:t>
+      </w:r>
+    </w:p>
+    <w:p>
+      <w:pPr>
+        <w:numPr>
+          <w:ilvl w:val="0"/>
+          <w:numId w:val="54"/>
+        </w:numPr>
+      </w:pPr>
+      <w:r>
+        <w:t xml:space="preserve">An attacker machine running </w:t>
       </w:r>
       <w:r>
         <w:rPr>
           <w:b/>
           <w:bCs/>
-          <w:sz w:val="28"/>
-          <w:szCs w:val="28"/>
         </w:rPr>
         <w:t>Kali Linux</w:t>
       </w:r>
@@ -191,335 +157,288 @@
       <w:pPr>
         <w:numPr>
           <w:ilvl w:val="0"/>
-          <w:numId w:val="27"/>
+          <w:numId w:val="54"/>
         </w:numPr>
-        <w:rPr>
-          <w:sz w:val="28"/>
-          <w:szCs w:val="28"/>
-        </w:rPr>
-      </w:pPr>
-      <w:r>
-        <w:rPr>
-          <w:sz w:val="28"/>
-          <w:szCs w:val="28"/>
-        </w:rPr>
-        <w:t xml:space="preserve">A </w:t>
+      </w:pPr>
+      <w:r>
+        <w:t xml:space="preserve">A domain environment running </w:t>
       </w:r>
       <w:r>
         <w:rPr>
           <w:b/>
           <w:bCs/>
-          <w:sz w:val="28"/>
-          <w:szCs w:val="28"/>
         </w:rPr>
-        <w:t>domain environment</w:t>
-      </w:r>
-      <w:r>
-        <w:rPr>
-          <w:sz w:val="28"/>
-          <w:szCs w:val="28"/>
-        </w:rPr>
-        <w:t xml:space="preserve"> running </w:t>
-      </w:r>
-      <w:r>
+        <w:t>Windows Server 2022 with Active Directory Domain Services</w:t>
+      </w:r>
+    </w:p>
+    <w:p>
+      <w:r>
+        <w:t>Attack simulations focus on authentication abuse and privilege escalation techniques such as:</w:t>
+      </w:r>
+    </w:p>
+    <w:p>
+      <w:pPr>
+        <w:numPr>
+          <w:ilvl w:val="0"/>
+          <w:numId w:val="55"/>
+        </w:numPr>
+      </w:pPr>
+      <w:proofErr w:type="spellStart"/>
+      <w:r>
+        <w:t>Kerberoasting</w:t>
+      </w:r>
+      <w:proofErr w:type="spellEnd"/>
+    </w:p>
+    <w:p>
+      <w:pPr>
+        <w:numPr>
+          <w:ilvl w:val="0"/>
+          <w:numId w:val="55"/>
+        </w:numPr>
+      </w:pPr>
+      <w:r>
+        <w:t>AS-REP Roasting</w:t>
+      </w:r>
+    </w:p>
+    <w:p>
+      <w:pPr>
+        <w:numPr>
+          <w:ilvl w:val="0"/>
+          <w:numId w:val="55"/>
+        </w:numPr>
+      </w:pPr>
+      <w:r>
+        <w:t xml:space="preserve">Active Directory enumeration and attack path discovery using </w:t>
+      </w:r>
+      <w:proofErr w:type="spellStart"/>
+      <w:r>
+        <w:t>BloodHound</w:t>
+      </w:r>
+      <w:proofErr w:type="spellEnd"/>
+    </w:p>
+    <w:p>
+      <w:r>
+        <w:pict w14:anchorId="11FAC44B">
+          <v:rect id="_x0000_i1150" style="width:0;height:1.5pt" o:hralign="center" o:hrstd="t" o:hr="t" fillcolor="#a0a0a0" stroked="f"/>
+        </w:pict>
+      </w:r>
+    </w:p>
+    <w:p>
+      <w:pPr>
         <w:rPr>
           <w:b/>
           <w:bCs/>
-          <w:sz w:val="28"/>
-          <w:szCs w:val="28"/>
         </w:rPr>
-        <w:t>Microsoft Active Directory</w:t>
-      </w:r>
-      <w:r>
-        <w:rPr>
-          <w:sz w:val="28"/>
-          <w:szCs w:val="28"/>
-        </w:rPr>
-        <w:t xml:space="preserve"> on Windows</w:t>
-      </w:r>
-    </w:p>
-    <w:p>
-      <w:pPr>
-        <w:rPr>
-          <w:sz w:val="28"/>
-          <w:szCs w:val="28"/>
-        </w:rPr>
-      </w:pPr>
-      <w:r>
-        <w:rPr>
-          <w:sz w:val="28"/>
-          <w:szCs w:val="28"/>
-        </w:rPr>
-        <w:t>Attack simulation will focus on authentication abuse and privilege escalation techniques such as:</w:t>
-      </w:r>
-    </w:p>
-    <w:p>
-      <w:pPr>
-        <w:numPr>
-          <w:ilvl w:val="0"/>
-          <w:numId w:val="28"/>
-        </w:numPr>
-        <w:rPr>
-          <w:sz w:val="28"/>
-          <w:szCs w:val="28"/>
-        </w:rPr>
-      </w:pPr>
-      <w:proofErr w:type="spellStart"/>
+      </w:pPr>
       <w:r>
         <w:rPr>
           <w:b/>
           <w:bCs/>
-          <w:sz w:val="28"/>
-          <w:szCs w:val="28"/>
         </w:rPr>
-        <w:t>Kerberoasting</w:t>
-      </w:r>
-      <w:proofErr w:type="spellEnd"/>
-    </w:p>
-    <w:p>
-      <w:pPr>
-        <w:numPr>
-          <w:ilvl w:val="0"/>
-          <w:numId w:val="28"/>
-        </w:numPr>
-        <w:rPr>
-          <w:sz w:val="28"/>
-          <w:szCs w:val="28"/>
-        </w:rPr>
-      </w:pPr>
-      <w:r>
+        <w:t>2. Project Objectives</w:t>
+      </w:r>
+    </w:p>
+    <w:p>
+      <w:pPr>
         <w:rPr>
           <w:b/>
           <w:bCs/>
-          <w:sz w:val="28"/>
-          <w:szCs w:val="28"/>
         </w:rPr>
-        <w:t>AS-REP Roasting</w:t>
-      </w:r>
-    </w:p>
-    <w:p>
-      <w:pPr>
-        <w:numPr>
-          <w:ilvl w:val="0"/>
-          <w:numId w:val="28"/>
-        </w:numPr>
-        <w:rPr>
-          <w:sz w:val="28"/>
-          <w:szCs w:val="28"/>
-        </w:rPr>
-      </w:pPr>
-      <w:r>
-        <w:rPr>
-          <w:sz w:val="28"/>
-          <w:szCs w:val="28"/>
-        </w:rPr>
-        <w:t xml:space="preserve">AD enumeration and attack path discovery using </w:t>
-      </w:r>
-      <w:proofErr w:type="spellStart"/>
+      </w:pPr>
       <w:r>
         <w:rPr>
           <w:b/>
           <w:bCs/>
-          <w:sz w:val="28"/>
-          <w:szCs w:val="28"/>
         </w:rPr>
-        <w:t>BloodHound</w:t>
-      </w:r>
-      <w:proofErr w:type="spellEnd"/>
-    </w:p>
-    <w:p>
-      <w:pPr>
-        <w:rPr>
-          <w:sz w:val="28"/>
-          <w:szCs w:val="28"/>
-        </w:rPr>
-      </w:pPr>
-      <w:r>
-        <w:rPr>
-          <w:sz w:val="28"/>
-          <w:szCs w:val="28"/>
-        </w:rPr>
-        <w:pict w14:anchorId="2C1205C2">
-          <v:rect id="_x0000_i1303" style="width:0;height:1.5pt" o:hralign="center" o:hrstd="t" o:hr="t" fillcolor="#a0a0a0" stroked="f"/>
-        </w:pict>
-      </w:r>
-    </w:p>
-    <w:p>
-      <w:pPr>
+        <w:t>Primary Objectives</w:t>
+      </w:r>
+    </w:p>
+    <w:p>
+      <w:pPr>
+        <w:numPr>
+          <w:ilvl w:val="0"/>
+          <w:numId w:val="56"/>
+        </w:numPr>
+      </w:pPr>
+      <w:r>
+        <w:t xml:space="preserve">Build a functional </w:t>
+      </w:r>
+      <w:r>
         <w:rPr>
           <w:b/>
           <w:bCs/>
-          <w:sz w:val="28"/>
-          <w:szCs w:val="28"/>
         </w:rPr>
-      </w:pPr>
+        <w:t>Active Directory lab environment</w:t>
+      </w:r>
+    </w:p>
+    <w:p>
+      <w:pPr>
+        <w:numPr>
+          <w:ilvl w:val="0"/>
+          <w:numId w:val="56"/>
+        </w:numPr>
+      </w:pPr>
+      <w:r>
+        <w:t xml:space="preserve">Perform </w:t>
+      </w:r>
       <w:r>
         <w:rPr>
           <w:b/>
           <w:bCs/>
-          <w:sz w:val="28"/>
-          <w:szCs w:val="28"/>
         </w:rPr>
-        <w:t>2. Project Objectives</w:t>
-      </w:r>
-    </w:p>
-    <w:p>
-      <w:pPr>
+        <w:t>domain enumeration and reconnaissance</w:t>
+      </w:r>
+    </w:p>
+    <w:p>
+      <w:pPr>
+        <w:numPr>
+          <w:ilvl w:val="0"/>
+          <w:numId w:val="56"/>
+        </w:numPr>
+      </w:pPr>
+      <w:r>
+        <w:t xml:space="preserve">Identify </w:t>
+      </w:r>
+      <w:r>
         <w:rPr>
           <w:b/>
           <w:bCs/>
-          <w:sz w:val="28"/>
-          <w:szCs w:val="28"/>
         </w:rPr>
-      </w:pPr>
+        <w:t>misconfigurations and attack paths</w:t>
+      </w:r>
+    </w:p>
+    <w:p>
+      <w:pPr>
+        <w:numPr>
+          <w:ilvl w:val="0"/>
+          <w:numId w:val="56"/>
+        </w:numPr>
+      </w:pPr>
+      <w:r>
+        <w:t xml:space="preserve">Simulate </w:t>
+      </w:r>
       <w:r>
         <w:rPr>
           <w:b/>
           <w:bCs/>
-          <w:sz w:val="28"/>
-          <w:szCs w:val="28"/>
         </w:rPr>
-        <w:t>Primary Objectives</w:t>
+        <w:t>credential-based attacks</w:t>
       </w:r>
     </w:p>
     <w:p>
       <w:pPr>
         <w:numPr>
           <w:ilvl w:val="0"/>
-          <w:numId w:val="29"/>
+          <w:numId w:val="56"/>
         </w:numPr>
-        <w:rPr>
-          <w:sz w:val="28"/>
-          <w:szCs w:val="28"/>
-        </w:rPr>
-      </w:pPr>
-      <w:r>
-        <w:rPr>
-          <w:sz w:val="28"/>
-          <w:szCs w:val="28"/>
-        </w:rPr>
-        <w:t xml:space="preserve">Build a </w:t>
+      </w:pPr>
+      <w:r>
+        <w:t xml:space="preserve">Document findings with </w:t>
       </w:r>
       <w:r>
         <w:rPr>
           <w:b/>
           <w:bCs/>
-          <w:sz w:val="28"/>
-          <w:szCs w:val="28"/>
         </w:rPr>
-        <w:t>functional Active Directory lab environment</w:t>
-      </w:r>
-    </w:p>
-    <w:p>
-      <w:pPr>
-        <w:numPr>
-          <w:ilvl w:val="0"/>
-          <w:numId w:val="29"/>
-        </w:numPr>
-        <w:rPr>
-          <w:sz w:val="28"/>
-          <w:szCs w:val="28"/>
-        </w:rPr>
-      </w:pPr>
-      <w:r>
-        <w:rPr>
-          <w:sz w:val="28"/>
-          <w:szCs w:val="28"/>
-        </w:rPr>
-        <w:t xml:space="preserve">Perform </w:t>
-      </w:r>
-      <w:r>
+        <w:t>attack chains and mitigation strategies</w:t>
+      </w:r>
+    </w:p>
+    <w:p>
+      <w:pPr>
         <w:rPr>
           <w:b/>
           <w:bCs/>
-          <w:sz w:val="28"/>
-          <w:szCs w:val="28"/>
         </w:rPr>
-        <w:t>domain enumeration and reconnaissance</w:t>
-      </w:r>
-    </w:p>
-    <w:p>
-      <w:pPr>
-        <w:numPr>
-          <w:ilvl w:val="0"/>
-          <w:numId w:val="29"/>
-        </w:numPr>
-        <w:rPr>
-          <w:sz w:val="28"/>
-          <w:szCs w:val="28"/>
-        </w:rPr>
-      </w:pPr>
-      <w:r>
-        <w:rPr>
-          <w:sz w:val="28"/>
-          <w:szCs w:val="28"/>
-        </w:rPr>
-        <w:t xml:space="preserve">Identify </w:t>
-      </w:r>
+      </w:pPr>
       <w:r>
         <w:rPr>
           <w:b/>
           <w:bCs/>
-          <w:sz w:val="28"/>
-          <w:szCs w:val="28"/>
         </w:rPr>
-        <w:t>misconfigurations and attack paths</w:t>
+        <w:t>Learning Objectives</w:t>
+      </w:r>
+    </w:p>
+    <w:p>
+      <w:r>
+        <w:t>This project helps develop practical skills in:</w:t>
       </w:r>
     </w:p>
     <w:p>
       <w:pPr>
         <w:numPr>
           <w:ilvl w:val="0"/>
-          <w:numId w:val="29"/>
+          <w:numId w:val="57"/>
         </w:numPr>
-        <w:rPr>
-          <w:sz w:val="28"/>
-          <w:szCs w:val="28"/>
-        </w:rPr>
-      </w:pPr>
-      <w:r>
-        <w:rPr>
-          <w:sz w:val="28"/>
-          <w:szCs w:val="28"/>
-        </w:rPr>
-        <w:t xml:space="preserve">Simulate common </w:t>
-      </w:r>
-      <w:r>
+      </w:pPr>
+      <w:r>
+        <w:t>Enterprise identity infrastructure</w:t>
+      </w:r>
+    </w:p>
+    <w:p>
+      <w:pPr>
+        <w:numPr>
+          <w:ilvl w:val="0"/>
+          <w:numId w:val="57"/>
+        </w:numPr>
+      </w:pPr>
+      <w:r>
+        <w:t>Active Directory security architecture</w:t>
+      </w:r>
+    </w:p>
+    <w:p>
+      <w:pPr>
+        <w:numPr>
+          <w:ilvl w:val="0"/>
+          <w:numId w:val="57"/>
+        </w:numPr>
+      </w:pPr>
+      <w:r>
+        <w:lastRenderedPageBreak/>
+        <w:t>Internal network reconnaissance</w:t>
+      </w:r>
+    </w:p>
+    <w:p>
+      <w:pPr>
+        <w:numPr>
+          <w:ilvl w:val="0"/>
+          <w:numId w:val="57"/>
+        </w:numPr>
+      </w:pPr>
+      <w:r>
+        <w:t>Red team attack simulation</w:t>
+      </w:r>
+    </w:p>
+    <w:p>
+      <w:pPr>
+        <w:numPr>
+          <w:ilvl w:val="0"/>
+          <w:numId w:val="57"/>
+        </w:numPr>
+      </w:pPr>
+      <w:r>
+        <w:t>Professional security reporting</w:t>
+      </w:r>
+    </w:p>
+    <w:p>
+      <w:r>
+        <w:pict w14:anchorId="5C491E0D">
+          <v:rect id="_x0000_i1151" style="width:0;height:1.5pt" o:hralign="center" o:hrstd="t" o:hr="t" fillcolor="#a0a0a0" stroked="f"/>
+        </w:pict>
+      </w:r>
+    </w:p>
+    <w:p>
+      <w:pPr>
         <w:rPr>
           <w:b/>
           <w:bCs/>
-          <w:sz w:val="28"/>
-          <w:szCs w:val="28"/>
         </w:rPr>
-        <w:t>credential attacks</w:t>
-      </w:r>
-    </w:p>
-    <w:p>
-      <w:pPr>
-        <w:numPr>
-          <w:ilvl w:val="0"/>
-          <w:numId w:val="29"/>
-        </w:numPr>
-        <w:rPr>
-          <w:sz w:val="28"/>
-          <w:szCs w:val="28"/>
-        </w:rPr>
-      </w:pPr>
-      <w:r>
-        <w:rPr>
-          <w:sz w:val="28"/>
-          <w:szCs w:val="28"/>
-        </w:rPr>
-        <w:t xml:space="preserve">Document findings with </w:t>
-      </w:r>
+      </w:pPr>
       <w:r>
         <w:rPr>
           <w:b/>
           <w:bCs/>
-          <w:sz w:val="28"/>
-          <w:szCs w:val="28"/>
         </w:rPr>
-        <w:t>attack paths and mitigation strategies</w:t>
+        <w:t>3. Lab Architecture</w:t>
       </w:r>
     </w:p>
     <w:p>
@@ -527,332 +446,130 @@
         <w:rPr>
           <w:b/>
           <w:bCs/>
-          <w:sz w:val="28"/>
-          <w:szCs w:val="28"/>
         </w:rPr>
       </w:pPr>
       <w:r>
         <w:rPr>
           <w:b/>
           <w:bCs/>
-          <w:sz w:val="28"/>
-          <w:szCs w:val="28"/>
         </w:rPr>
-        <w:t>Learning Objectives</w:t>
-      </w:r>
-    </w:p>
-    <w:p>
-      <w:pPr>
-        <w:numPr>
-          <w:ilvl w:val="0"/>
-          <w:numId w:val="30"/>
-        </w:numPr>
-        <w:rPr>
-          <w:sz w:val="28"/>
-          <w:szCs w:val="28"/>
-        </w:rPr>
-      </w:pPr>
-      <w:r>
-        <w:rPr>
-          <w:sz w:val="28"/>
-          <w:szCs w:val="28"/>
-        </w:rPr>
-        <w:lastRenderedPageBreak/>
-        <w:t xml:space="preserve">Understand </w:t>
-      </w:r>
-      <w:r>
+        <w:t>Virtual Environment</w:t>
+      </w:r>
+    </w:p>
+    <w:p>
+      <w:r>
+        <w:t xml:space="preserve">              Virtual Network</w:t>
+      </w:r>
+    </w:p>
+    <w:p>
+      <w:r>
+        <w:t xml:space="preserve">           (VirtualBox Internal Network)</w:t>
+      </w:r>
+    </w:p>
+    <w:p/>
+    <w:p>
+      <w:r>
+        <w:t xml:space="preserve">        +-------------------------------+</w:t>
+      </w:r>
+    </w:p>
+    <w:p>
+      <w:r>
+        <w:t xml:space="preserve">        |      Windows Server 2022      |</w:t>
+      </w:r>
+    </w:p>
+    <w:p>
+      <w:r>
+        <w:t xml:space="preserve">        |    Domain Controller + AD     |</w:t>
+      </w:r>
+    </w:p>
+    <w:p>
+      <w:r>
+        <w:t xml:space="preserve">        |                               |</w:t>
+      </w:r>
+    </w:p>
+    <w:p>
+      <w:r>
+        <w:t xml:space="preserve">        |   Users / Groups / Services   |</w:t>
+      </w:r>
+    </w:p>
+    <w:p>
+      <w:r>
+        <w:t xml:space="preserve">        +---------------+---------------+</w:t>
+      </w:r>
+    </w:p>
+    <w:p>
+      <w:r>
+        <w:t xml:space="preserve">                        |</w:t>
+      </w:r>
+    </w:p>
+    <w:p>
+      <w:r>
+        <w:t xml:space="preserve">                        |</w:t>
+      </w:r>
+    </w:p>
+    <w:p>
+      <w:r>
+        <w:t xml:space="preserve">                Internal Network</w:t>
+      </w:r>
+    </w:p>
+    <w:p>
+      <w:r>
+        <w:t xml:space="preserve">                        |</w:t>
+      </w:r>
+    </w:p>
+    <w:p>
+      <w:r>
+        <w:t xml:space="preserve">                        |</w:t>
+      </w:r>
+    </w:p>
+    <w:p>
+      <w:r>
+        <w:t xml:space="preserve">        +---------------+---------------+</w:t>
+      </w:r>
+    </w:p>
+    <w:p>
+      <w:r>
+        <w:t xml:space="preserve">        |           Kali Linux          |</w:t>
+      </w:r>
+    </w:p>
+    <w:p>
+      <w:r>
+        <w:t xml:space="preserve">        |        Attacker Machine       |</w:t>
+      </w:r>
+    </w:p>
+    <w:p>
+      <w:r>
+        <w:t xml:space="preserve">        |                               |</w:t>
+      </w:r>
+    </w:p>
+    <w:p>
+      <w:r>
+        <w:t xml:space="preserve">        |   Enumeration / Attacks       |</w:t>
+      </w:r>
+    </w:p>
+    <w:p>
+      <w:r>
+        <w:t xml:space="preserve">        +-------------------------------+</w:t>
+      </w:r>
+    </w:p>
+    <w:p>
+      <w:r>
+        <w:pict w14:anchorId="7C12CA63">
+          <v:rect id="_x0000_i1152" style="width:0;height:1.5pt" o:hralign="center" o:hrstd="t" o:hr="t" fillcolor="#a0a0a0" stroked="f"/>
+        </w:pict>
+      </w:r>
+    </w:p>
+    <w:p>
+      <w:pPr>
         <w:rPr>
           <w:b/>
           <w:bCs/>
-          <w:sz w:val="28"/>
-          <w:szCs w:val="28"/>
         </w:rPr>
-        <w:t>enterprise identity infrastructure</w:t>
-      </w:r>
-    </w:p>
-    <w:p>
-      <w:pPr>
-        <w:numPr>
-          <w:ilvl w:val="0"/>
-          <w:numId w:val="30"/>
-        </w:numPr>
-        <w:rPr>
-          <w:sz w:val="28"/>
-          <w:szCs w:val="28"/>
-        </w:rPr>
-      </w:pPr>
-      <w:r>
-        <w:rPr>
-          <w:sz w:val="28"/>
-          <w:szCs w:val="28"/>
-        </w:rPr>
-        <w:t>Learn how attackers move through Windows domains</w:t>
-      </w:r>
-    </w:p>
-    <w:p>
-      <w:pPr>
-        <w:numPr>
-          <w:ilvl w:val="0"/>
-          <w:numId w:val="30"/>
-        </w:numPr>
-        <w:rPr>
-          <w:sz w:val="28"/>
-          <w:szCs w:val="28"/>
-        </w:rPr>
-      </w:pPr>
-      <w:r>
-        <w:rPr>
-          <w:sz w:val="28"/>
-          <w:szCs w:val="28"/>
-        </w:rPr>
-        <w:t xml:space="preserve">Gain experience using professional </w:t>
-      </w:r>
+      </w:pPr>
       <w:r>
         <w:rPr>
           <w:b/>
           <w:bCs/>
-          <w:sz w:val="28"/>
-          <w:szCs w:val="28"/>
-        </w:rPr>
-        <w:t>red-team tools</w:t>
-      </w:r>
-    </w:p>
-    <w:p>
-      <w:pPr>
-        <w:rPr>
-          <w:sz w:val="28"/>
-          <w:szCs w:val="28"/>
-        </w:rPr>
-      </w:pPr>
-      <w:r>
-        <w:rPr>
-          <w:sz w:val="28"/>
-          <w:szCs w:val="28"/>
-        </w:rPr>
-        <w:pict w14:anchorId="4A73C0E9">
-          <v:rect id="_x0000_i1304" style="width:0;height:1.5pt" o:hralign="center" o:hrstd="t" o:hr="t" fillcolor="#a0a0a0" stroked="f"/>
-        </w:pict>
-      </w:r>
-    </w:p>
-    <w:p>
-      <w:pPr>
-        <w:rPr>
-          <w:b/>
-          <w:bCs/>
-          <w:sz w:val="28"/>
-          <w:szCs w:val="28"/>
-        </w:rPr>
-      </w:pPr>
-      <w:r>
-        <w:rPr>
-          <w:b/>
-          <w:bCs/>
-          <w:sz w:val="28"/>
-          <w:szCs w:val="28"/>
-        </w:rPr>
-        <w:t>3. Lab Architecture</w:t>
-      </w:r>
-    </w:p>
-    <w:p>
-      <w:pPr>
-        <w:rPr>
-          <w:b/>
-          <w:bCs/>
-          <w:sz w:val="28"/>
-          <w:szCs w:val="28"/>
-        </w:rPr>
-      </w:pPr>
-      <w:r>
-        <w:rPr>
-          <w:b/>
-          <w:bCs/>
-          <w:sz w:val="28"/>
-          <w:szCs w:val="28"/>
-        </w:rPr>
-        <w:t>Virtual Environment</w:t>
-      </w:r>
-    </w:p>
-    <w:p>
-      <w:pPr>
-        <w:rPr>
-          <w:sz w:val="28"/>
-          <w:szCs w:val="28"/>
-        </w:rPr>
-      </w:pPr>
-      <w:r>
-        <w:rPr>
-          <w:sz w:val="28"/>
-          <w:szCs w:val="28"/>
-        </w:rPr>
-        <w:t xml:space="preserve">              Virtual Network</w:t>
-      </w:r>
-      <w:r>
-        <w:rPr>
-          <w:sz w:val="28"/>
-          <w:szCs w:val="28"/>
-        </w:rPr>
-        <w:br/>
-        <w:t xml:space="preserve">           (VirtualBox Internal Network)</w:t>
-      </w:r>
-      <w:r>
-        <w:rPr>
-          <w:sz w:val="28"/>
-          <w:szCs w:val="28"/>
-        </w:rPr>
-        <w:br/>
-      </w:r>
-      <w:r>
-        <w:rPr>
-          <w:sz w:val="28"/>
-          <w:szCs w:val="28"/>
-        </w:rPr>
-        <w:br/>
-        <w:t xml:space="preserve">        +-----------------------------+</w:t>
-      </w:r>
-      <w:r>
-        <w:rPr>
-          <w:sz w:val="28"/>
-          <w:szCs w:val="28"/>
-        </w:rPr>
-        <w:br/>
-        <w:t xml:space="preserve">        |        Windows 10 VM        |</w:t>
-      </w:r>
-      <w:r>
-        <w:rPr>
-          <w:sz w:val="28"/>
-          <w:szCs w:val="28"/>
-        </w:rPr>
-        <w:br/>
-        <w:t xml:space="preserve">        |   Domain Controller + AD    |</w:t>
-      </w:r>
-      <w:r>
-        <w:rPr>
-          <w:sz w:val="28"/>
-          <w:szCs w:val="28"/>
-        </w:rPr>
-        <w:br/>
-        <w:t xml:space="preserve">        |                             |</w:t>
-      </w:r>
-      <w:r>
-        <w:rPr>
-          <w:sz w:val="28"/>
-          <w:szCs w:val="28"/>
-        </w:rPr>
-        <w:br/>
-        <w:t xml:space="preserve">        |  Users / Groups / Services  |</w:t>
-      </w:r>
-      <w:r>
-        <w:rPr>
-          <w:sz w:val="28"/>
-          <w:szCs w:val="28"/>
-        </w:rPr>
-        <w:br/>
-        <w:t xml:space="preserve">        +-------------+---------------+</w:t>
-      </w:r>
-      <w:r>
-        <w:rPr>
-          <w:sz w:val="28"/>
-          <w:szCs w:val="28"/>
-        </w:rPr>
-        <w:br/>
-        <w:t xml:space="preserve">                      |</w:t>
-      </w:r>
-      <w:r>
-        <w:rPr>
-          <w:sz w:val="28"/>
-          <w:szCs w:val="28"/>
-        </w:rPr>
-        <w:br/>
-        <w:t xml:space="preserve">                      |</w:t>
-      </w:r>
-      <w:r>
-        <w:rPr>
-          <w:sz w:val="28"/>
-          <w:szCs w:val="28"/>
-        </w:rPr>
-        <w:br/>
-        <w:t xml:space="preserve">              Internal Network</w:t>
-      </w:r>
-      <w:r>
-        <w:rPr>
-          <w:sz w:val="28"/>
-          <w:szCs w:val="28"/>
-        </w:rPr>
-        <w:br/>
-        <w:t xml:space="preserve">                      |</w:t>
-      </w:r>
-      <w:r>
-        <w:rPr>
-          <w:sz w:val="28"/>
-          <w:szCs w:val="28"/>
-        </w:rPr>
-        <w:br/>
-        <w:t xml:space="preserve">                      |</w:t>
-      </w:r>
-      <w:r>
-        <w:rPr>
-          <w:sz w:val="28"/>
-          <w:szCs w:val="28"/>
-        </w:rPr>
-        <w:br/>
-        <w:t xml:space="preserve">        +-------------+---------------+</w:t>
-      </w:r>
-      <w:r>
-        <w:rPr>
-          <w:sz w:val="28"/>
-          <w:szCs w:val="28"/>
-        </w:rPr>
-        <w:br/>
-        <w:t xml:space="preserve">        |          Kali Linux         |</w:t>
-      </w:r>
-      <w:r>
-        <w:rPr>
-          <w:sz w:val="28"/>
-          <w:szCs w:val="28"/>
-        </w:rPr>
-        <w:br/>
-        <w:t xml:space="preserve">        |        Attacker Machine     |</w:t>
-      </w:r>
-      <w:r>
-        <w:rPr>
-          <w:sz w:val="28"/>
-          <w:szCs w:val="28"/>
-        </w:rPr>
-        <w:br/>
-        <w:t xml:space="preserve">        |                             |</w:t>
-      </w:r>
-      <w:r>
-        <w:rPr>
-          <w:sz w:val="28"/>
-          <w:szCs w:val="28"/>
-        </w:rPr>
-        <w:br/>
-        <w:t xml:space="preserve">        | Enumeration / Attacks       |</w:t>
-      </w:r>
-      <w:r>
-        <w:rPr>
-          <w:sz w:val="28"/>
-          <w:szCs w:val="28"/>
-        </w:rPr>
-        <w:br/>
-        <w:t xml:space="preserve">        +-----------------------------+</w:t>
-      </w:r>
-    </w:p>
-    <w:p>
-      <w:pPr>
-        <w:rPr>
-          <w:b/>
-          <w:bCs/>
-          <w:sz w:val="28"/>
-          <w:szCs w:val="28"/>
-        </w:rPr>
-      </w:pPr>
-      <w:r>
-        <w:rPr>
-          <w:b/>
-          <w:bCs/>
-          <w:sz w:val="28"/>
-          <w:szCs w:val="28"/>
         </w:rPr>
         <w:t>VM Roles</w:t>
       </w:r>
@@ -870,8 +587,8 @@
         <w:tblLook w:val="04A0" w:firstRow="1" w:lastRow="0" w:firstColumn="1" w:lastColumn="0" w:noHBand="0" w:noVBand="1"/>
       </w:tblPr>
       <w:tblGrid>
-        <w:gridCol w:w="1484"/>
-        <w:gridCol w:w="3707"/>
+        <w:gridCol w:w="2028"/>
+        <w:gridCol w:w="5645"/>
       </w:tblGrid>
       <w:tr>
         <w:trPr>
@@ -889,16 +606,12 @@
               <w:rPr>
                 <w:b/>
                 <w:bCs/>
-                <w:sz w:val="28"/>
-                <w:szCs w:val="28"/>
               </w:rPr>
             </w:pPr>
             <w:r>
               <w:rPr>
                 <w:b/>
                 <w:bCs/>
-                <w:sz w:val="28"/>
-                <w:szCs w:val="28"/>
               </w:rPr>
               <w:t>Machine</w:t>
             </w:r>
@@ -915,16 +628,12 @@
               <w:rPr>
                 <w:b/>
                 <w:bCs/>
-                <w:sz w:val="28"/>
-                <w:szCs w:val="28"/>
               </w:rPr>
             </w:pPr>
             <w:r>
               <w:rPr>
                 <w:b/>
                 <w:bCs/>
-                <w:sz w:val="28"/>
-                <w:szCs w:val="28"/>
               </w:rPr>
               <w:t>Purpose</w:t>
             </w:r>
@@ -942,17 +651,7 @@
             <w:hideMark/>
           </w:tcPr>
           <w:p>
-            <w:pPr>
-              <w:rPr>
-                <w:sz w:val="28"/>
-                <w:szCs w:val="28"/>
-              </w:rPr>
-            </w:pPr>
             <w:r>
-              <w:rPr>
-                <w:sz w:val="28"/>
-                <w:szCs w:val="28"/>
-              </w:rPr>
               <w:t>Kali Linux</w:t>
             </w:r>
           </w:p>
@@ -964,18 +663,8 @@
             <w:hideMark/>
           </w:tcPr>
           <w:p>
-            <w:pPr>
-              <w:rPr>
-                <w:sz w:val="28"/>
-                <w:szCs w:val="28"/>
-              </w:rPr>
-            </w:pPr>
             <w:r>
-              <w:rPr>
-                <w:sz w:val="28"/>
-                <w:szCs w:val="28"/>
-              </w:rPr>
-              <w:t>Attacker system</w:t>
+              <w:t>Attacker system used for reconnaissance and attack simulation</w:t>
             </w:r>
           </w:p>
         </w:tc>
@@ -991,18 +680,9 @@
             <w:hideMark/>
           </w:tcPr>
           <w:p>
-            <w:pPr>
-              <w:rPr>
-                <w:sz w:val="28"/>
-                <w:szCs w:val="28"/>
-              </w:rPr>
-            </w:pPr>
             <w:r>
-              <w:rPr>
-                <w:sz w:val="28"/>
-                <w:szCs w:val="28"/>
-              </w:rPr>
-              <w:t>Windows 10</w:t>
+              <w:lastRenderedPageBreak/>
+              <w:t>Windows Server 2022</w:t>
             </w:r>
           </w:p>
         </w:tc>
@@ -1013,37 +693,17 @@
             <w:hideMark/>
           </w:tcPr>
           <w:p>
-            <w:pPr>
-              <w:rPr>
-                <w:sz w:val="28"/>
-                <w:szCs w:val="28"/>
-              </w:rPr>
-            </w:pPr>
             <w:r>
-              <w:rPr>
-                <w:sz w:val="28"/>
-                <w:szCs w:val="28"/>
-              </w:rPr>
-              <w:t>Domain controller + AD services</w:t>
+              <w:t>Domain Controller running Active Directory Domain Services</w:t>
             </w:r>
           </w:p>
         </w:tc>
       </w:tr>
     </w:tbl>
     <w:p>
-      <w:pPr>
-        <w:rPr>
-          <w:sz w:val="28"/>
-          <w:szCs w:val="28"/>
-        </w:rPr>
-      </w:pPr>
-      <w:r>
-        <w:rPr>
-          <w:sz w:val="28"/>
-          <w:szCs w:val="28"/>
-        </w:rPr>
-        <w:pict w14:anchorId="55BC97E4">
-          <v:rect id="_x0000_i1305" style="width:0;height:1.5pt" o:hralign="center" o:hrstd="t" o:hr="t" fillcolor="#a0a0a0" stroked="f"/>
+      <w:r>
+        <w:pict w14:anchorId="77EB26DB">
+          <v:rect id="_x0000_i1153" style="width:0;height:1.5pt" o:hralign="center" o:hrstd="t" o:hr="t" fillcolor="#a0a0a0" stroked="f"/>
         </w:pict>
       </w:r>
     </w:p>
@@ -1052,34 +712,19 @@
         <w:rPr>
           <w:b/>
           <w:bCs/>
-          <w:sz w:val="28"/>
-          <w:szCs w:val="28"/>
         </w:rPr>
       </w:pPr>
       <w:r>
         <w:rPr>
           <w:b/>
           <w:bCs/>
-          <w:sz w:val="28"/>
-          <w:szCs w:val="28"/>
         </w:rPr>
         <w:t>4. Hardware &amp; Resource Allocation</w:t>
       </w:r>
     </w:p>
     <w:p>
-      <w:pPr>
-        <w:rPr>
-          <w:sz w:val="28"/>
-          <w:szCs w:val="28"/>
-        </w:rPr>
-      </w:pPr>
-      <w:r>
-        <w:rPr>
-          <w:sz w:val="28"/>
-          <w:szCs w:val="28"/>
-        </w:rPr>
-        <w:lastRenderedPageBreak/>
-        <w:t>Based on your system configuration:</w:t>
+      <w:r>
+        <w:t>Based on the host system configuration:</w:t>
       </w:r>
     </w:p>
     <w:p>
@@ -1087,116 +732,72 @@
         <w:rPr>
           <w:b/>
           <w:bCs/>
-          <w:sz w:val="28"/>
-          <w:szCs w:val="28"/>
         </w:rPr>
       </w:pPr>
       <w:r>
         <w:rPr>
           <w:b/>
           <w:bCs/>
-          <w:sz w:val="28"/>
-          <w:szCs w:val="28"/>
         </w:rPr>
-        <w:t>Windows 10 VM</w:t>
+        <w:t>Windows Server 2022 VM</w:t>
       </w:r>
     </w:p>
     <w:p>
       <w:pPr>
         <w:numPr>
           <w:ilvl w:val="0"/>
-          <w:numId w:val="31"/>
+          <w:numId w:val="58"/>
         </w:numPr>
-        <w:rPr>
-          <w:sz w:val="28"/>
-          <w:szCs w:val="28"/>
-        </w:rPr>
-      </w:pPr>
+      </w:pPr>
+      <w:r>
+        <w:t xml:space="preserve">RAM: </w:t>
+      </w:r>
       <w:r>
         <w:rPr>
           <w:b/>
           <w:bCs/>
-          <w:sz w:val="28"/>
-          <w:szCs w:val="28"/>
         </w:rPr>
-        <w:t>RAM:</w:t>
-      </w:r>
-      <w:r>
-        <w:rPr>
-          <w:sz w:val="28"/>
-          <w:szCs w:val="28"/>
-        </w:rPr>
-        <w:t xml:space="preserve"> 6 GB</w:t>
+        <w:t>6 GB</w:t>
       </w:r>
     </w:p>
     <w:p>
       <w:pPr>
         <w:numPr>
           <w:ilvl w:val="0"/>
-          <w:numId w:val="31"/>
+          <w:numId w:val="58"/>
         </w:numPr>
-        <w:rPr>
-          <w:sz w:val="28"/>
-          <w:szCs w:val="28"/>
-        </w:rPr>
-      </w:pPr>
+      </w:pPr>
+      <w:r>
+        <w:t xml:space="preserve">CPU: </w:t>
+      </w:r>
       <w:r>
         <w:rPr>
           <w:b/>
           <w:bCs/>
-          <w:sz w:val="28"/>
-          <w:szCs w:val="28"/>
         </w:rPr>
-        <w:t>CPU:</w:t>
-      </w:r>
-      <w:r>
-        <w:rPr>
-          <w:sz w:val="28"/>
-          <w:szCs w:val="28"/>
-        </w:rPr>
-        <w:t xml:space="preserve"> 4 threads</w:t>
+        <w:t>4 threads</w:t>
       </w:r>
     </w:p>
     <w:p>
       <w:pPr>
         <w:numPr>
           <w:ilvl w:val="0"/>
-          <w:numId w:val="31"/>
+          <w:numId w:val="58"/>
         </w:numPr>
-        <w:rPr>
-          <w:sz w:val="28"/>
-          <w:szCs w:val="28"/>
-        </w:rPr>
-      </w:pPr>
+      </w:pPr>
+      <w:r>
+        <w:t xml:space="preserve">Disk: </w:t>
+      </w:r>
       <w:r>
         <w:rPr>
           <w:b/>
           <w:bCs/>
-          <w:sz w:val="28"/>
-          <w:szCs w:val="28"/>
         </w:rPr>
-        <w:t>Disk:</w:t>
-      </w:r>
-      <w:r>
-        <w:rPr>
-          <w:sz w:val="28"/>
-          <w:szCs w:val="28"/>
-        </w:rPr>
-        <w:t xml:space="preserve"> ~60 GB</w:t>
-      </w:r>
-    </w:p>
-    <w:p>
-      <w:pPr>
-        <w:rPr>
-          <w:sz w:val="28"/>
-          <w:szCs w:val="28"/>
-        </w:rPr>
-      </w:pPr>
-      <w:r>
-        <w:rPr>
-          <w:sz w:val="28"/>
-          <w:szCs w:val="28"/>
-        </w:rPr>
+        <w:t>~60 GB</w:t>
+      </w:r>
+    </w:p>
+    <w:p>
+      <w:r>
         <w:t>Responsibilities:</w:t>
       </w:r>
     </w:p>
@@ -1204,57 +805,44 @@
       <w:pPr>
         <w:numPr>
           <w:ilvl w:val="0"/>
-          <w:numId w:val="32"/>
+          <w:numId w:val="59"/>
         </w:numPr>
-        <w:rPr>
-          <w:sz w:val="28"/>
-          <w:szCs w:val="28"/>
-        </w:rPr>
-      </w:pPr>
-      <w:r>
-        <w:rPr>
-          <w:sz w:val="28"/>
-          <w:szCs w:val="28"/>
-        </w:rPr>
-        <w:t>Active Directory</w:t>
+      </w:pPr>
+      <w:r>
+        <w:t>Active Directory Domain Services</w:t>
       </w:r>
     </w:p>
     <w:p>
       <w:pPr>
         <w:numPr>
           <w:ilvl w:val="0"/>
-          <w:numId w:val="32"/>
+          <w:numId w:val="59"/>
         </w:numPr>
-        <w:rPr>
-          <w:sz w:val="28"/>
-          <w:szCs w:val="28"/>
-        </w:rPr>
-      </w:pPr>
-      <w:r>
-        <w:rPr>
-          <w:sz w:val="28"/>
-          <w:szCs w:val="28"/>
-        </w:rPr>
-        <w:t>Domain users</w:t>
+      </w:pPr>
+      <w:r>
+        <w:t>Domain users and groups</w:t>
       </w:r>
     </w:p>
     <w:p>
       <w:pPr>
         <w:numPr>
           <w:ilvl w:val="0"/>
-          <w:numId w:val="32"/>
+          <w:numId w:val="59"/>
         </w:numPr>
-        <w:rPr>
-          <w:sz w:val="28"/>
-          <w:szCs w:val="28"/>
-        </w:rPr>
-      </w:pPr>
-      <w:r>
-        <w:rPr>
-          <w:sz w:val="28"/>
-          <w:szCs w:val="28"/>
-        </w:rPr>
+      </w:pPr>
+      <w:r>
         <w:t>Kerberos authentication</w:t>
+      </w:r>
+    </w:p>
+    <w:p>
+      <w:pPr>
+        <w:numPr>
+          <w:ilvl w:val="0"/>
+          <w:numId w:val="59"/>
+        </w:numPr>
+      </w:pPr>
+      <w:r>
+        <w:t>Domain management</w:t>
       </w:r>
     </w:p>
     <w:p>
@@ -1262,16 +850,12 @@
         <w:rPr>
           <w:b/>
           <w:bCs/>
-          <w:sz w:val="28"/>
-          <w:szCs w:val="28"/>
         </w:rPr>
       </w:pPr>
       <w:r>
         <w:rPr>
           <w:b/>
           <w:bCs/>
-          <w:sz w:val="28"/>
-          <w:szCs w:val="28"/>
         </w:rPr>
         <w:t>Kali Linux VM</w:t>
       </w:r>
@@ -1280,98 +864,58 @@
       <w:pPr>
         <w:numPr>
           <w:ilvl w:val="0"/>
-          <w:numId w:val="33"/>
+          <w:numId w:val="60"/>
         </w:numPr>
-        <w:rPr>
-          <w:sz w:val="28"/>
-          <w:szCs w:val="28"/>
-        </w:rPr>
-      </w:pPr>
+      </w:pPr>
+      <w:r>
+        <w:t xml:space="preserve">RAM: </w:t>
+      </w:r>
       <w:r>
         <w:rPr>
           <w:b/>
           <w:bCs/>
-          <w:sz w:val="28"/>
-          <w:szCs w:val="28"/>
         </w:rPr>
-        <w:t>RAM:</w:t>
-      </w:r>
-      <w:r>
-        <w:rPr>
-          <w:sz w:val="28"/>
-          <w:szCs w:val="28"/>
-        </w:rPr>
-        <w:t xml:space="preserve"> 4 GB</w:t>
+        <w:t>4 GB</w:t>
       </w:r>
     </w:p>
     <w:p>
       <w:pPr>
         <w:numPr>
           <w:ilvl w:val="0"/>
-          <w:numId w:val="33"/>
+          <w:numId w:val="60"/>
         </w:numPr>
-        <w:rPr>
-          <w:sz w:val="28"/>
-          <w:szCs w:val="28"/>
-        </w:rPr>
-      </w:pPr>
+      </w:pPr>
+      <w:r>
+        <w:t xml:space="preserve">CPU: </w:t>
+      </w:r>
       <w:r>
         <w:rPr>
           <w:b/>
           <w:bCs/>
-          <w:sz w:val="28"/>
-          <w:szCs w:val="28"/>
         </w:rPr>
-        <w:t>CPU:</w:t>
-      </w:r>
-      <w:r>
-        <w:rPr>
-          <w:sz w:val="28"/>
-          <w:szCs w:val="28"/>
-        </w:rPr>
-        <w:t xml:space="preserve"> 2 threads</w:t>
+        <w:t>2 threads</w:t>
       </w:r>
     </w:p>
     <w:p>
       <w:pPr>
         <w:numPr>
           <w:ilvl w:val="0"/>
-          <w:numId w:val="33"/>
+          <w:numId w:val="60"/>
         </w:numPr>
-        <w:rPr>
-          <w:sz w:val="28"/>
-          <w:szCs w:val="28"/>
-        </w:rPr>
-      </w:pPr>
+      </w:pPr>
+      <w:r>
+        <w:t xml:space="preserve">Disk: </w:t>
+      </w:r>
       <w:r>
         <w:rPr>
           <w:b/>
           <w:bCs/>
-          <w:sz w:val="28"/>
-          <w:szCs w:val="28"/>
         </w:rPr>
-        <w:t>Disk:</w:t>
-      </w:r>
-      <w:r>
-        <w:rPr>
-          <w:sz w:val="28"/>
-          <w:szCs w:val="28"/>
-        </w:rPr>
-        <w:t xml:space="preserve"> ~40 GB</w:t>
-      </w:r>
-    </w:p>
-    <w:p>
-      <w:pPr>
-        <w:rPr>
-          <w:sz w:val="28"/>
-          <w:szCs w:val="28"/>
-        </w:rPr>
-      </w:pPr>
-      <w:r>
-        <w:rPr>
-          <w:sz w:val="28"/>
-          <w:szCs w:val="28"/>
-        </w:rPr>
+        <w:t>~40 GB</w:t>
+      </w:r>
+    </w:p>
+    <w:p>
+      <w:r>
         <w:t>Responsibilities:</w:t>
       </w:r>
     </w:p>
@@ -1379,73 +923,50 @@
       <w:pPr>
         <w:numPr>
           <w:ilvl w:val="0"/>
-          <w:numId w:val="34"/>
+          <w:numId w:val="61"/>
         </w:numPr>
-        <w:rPr>
-          <w:sz w:val="28"/>
-          <w:szCs w:val="28"/>
-        </w:rPr>
-      </w:pPr>
-      <w:r>
-        <w:rPr>
-          <w:sz w:val="28"/>
-          <w:szCs w:val="28"/>
-        </w:rPr>
-        <w:t>Enumeration</w:t>
+      </w:pPr>
+      <w:r>
+        <w:t>Network reconnaissance</w:t>
       </w:r>
     </w:p>
     <w:p>
       <w:pPr>
         <w:numPr>
           <w:ilvl w:val="0"/>
-          <w:numId w:val="34"/>
+          <w:numId w:val="61"/>
         </w:numPr>
-        <w:rPr>
-          <w:sz w:val="28"/>
-          <w:szCs w:val="28"/>
-        </w:rPr>
-      </w:pPr>
-      <w:r>
-        <w:rPr>
-          <w:sz w:val="28"/>
-          <w:szCs w:val="28"/>
-        </w:rPr>
-        <w:t>Attack simulation</w:t>
+      </w:pPr>
+      <w:r>
+        <w:t>Active Directory enumeration</w:t>
       </w:r>
     </w:p>
     <w:p>
       <w:pPr>
         <w:numPr>
           <w:ilvl w:val="0"/>
-          <w:numId w:val="34"/>
+          <w:numId w:val="61"/>
         </w:numPr>
-        <w:rPr>
-          <w:sz w:val="28"/>
-          <w:szCs w:val="28"/>
-        </w:rPr>
-      </w:pPr>
-      <w:r>
-        <w:rPr>
-          <w:sz w:val="28"/>
-          <w:szCs w:val="28"/>
-        </w:rPr>
-        <w:t>Analysis tools</w:t>
-      </w:r>
-    </w:p>
-    <w:p>
-      <w:pPr>
-        <w:rPr>
-          <w:sz w:val="28"/>
-          <w:szCs w:val="28"/>
-        </w:rPr>
-      </w:pPr>
-      <w:r>
-        <w:rPr>
-          <w:sz w:val="28"/>
-          <w:szCs w:val="28"/>
-        </w:rPr>
-        <w:pict w14:anchorId="3F1BD939">
-          <v:rect id="_x0000_i1306" style="width:0;height:1.5pt" o:hralign="center" o:hrstd="t" o:hr="t" fillcolor="#a0a0a0" stroked="f"/>
+      </w:pPr>
+      <w:r>
+        <w:t>Attack simulation</w:t>
+      </w:r>
+    </w:p>
+    <w:p>
+      <w:pPr>
+        <w:numPr>
+          <w:ilvl w:val="0"/>
+          <w:numId w:val="61"/>
+        </w:numPr>
+      </w:pPr>
+      <w:r>
+        <w:t>Security analysis</w:t>
+      </w:r>
+    </w:p>
+    <w:p>
+      <w:r>
+        <w:pict w14:anchorId="133E992C">
+          <v:rect id="_x0000_i1154" style="width:0;height:1.5pt" o:hralign="center" o:hrstd="t" o:hr="t" fillcolor="#a0a0a0" stroked="f"/>
         </w:pict>
       </w:r>
     </w:p>
@@ -1454,16 +975,12 @@
         <w:rPr>
           <w:b/>
           <w:bCs/>
-          <w:sz w:val="28"/>
-          <w:szCs w:val="28"/>
         </w:rPr>
       </w:pPr>
       <w:r>
         <w:rPr>
           <w:b/>
           <w:bCs/>
-          <w:sz w:val="28"/>
-          <w:szCs w:val="28"/>
         </w:rPr>
         <w:t>5. Tools &amp; Technologies</w:t>
       </w:r>
@@ -1473,16 +990,12 @@
         <w:rPr>
           <w:b/>
           <w:bCs/>
-          <w:sz w:val="28"/>
-          <w:szCs w:val="28"/>
         </w:rPr>
       </w:pPr>
       <w:r>
         <w:rPr>
           <w:b/>
           <w:bCs/>
-          <w:sz w:val="28"/>
-          <w:szCs w:val="28"/>
         </w:rPr>
         <w:t>Operating Systems</w:t>
       </w:r>
@@ -1491,18 +1004,10 @@
       <w:pPr>
         <w:numPr>
           <w:ilvl w:val="0"/>
-          <w:numId w:val="35"/>
+          <w:numId w:val="62"/>
         </w:numPr>
-        <w:rPr>
-          <w:sz w:val="28"/>
-          <w:szCs w:val="28"/>
-        </w:rPr>
-      </w:pPr>
-      <w:r>
-        <w:rPr>
-          <w:sz w:val="28"/>
-          <w:szCs w:val="28"/>
-        </w:rPr>
+      </w:pPr>
+      <w:r>
         <w:t>Kali Linux</w:t>
       </w:r>
     </w:p>
@@ -1510,19 +1015,11 @@
       <w:pPr>
         <w:numPr>
           <w:ilvl w:val="0"/>
-          <w:numId w:val="35"/>
+          <w:numId w:val="62"/>
         </w:numPr>
-        <w:rPr>
-          <w:sz w:val="28"/>
-          <w:szCs w:val="28"/>
-        </w:rPr>
-      </w:pPr>
-      <w:r>
-        <w:rPr>
-          <w:sz w:val="28"/>
-          <w:szCs w:val="28"/>
-        </w:rPr>
-        <w:t>Windows 10</w:t>
+      </w:pPr>
+      <w:r>
+        <w:t>Windows Server 2022</w:t>
       </w:r>
     </w:p>
     <w:p>
@@ -1530,16 +1027,12 @@
         <w:rPr>
           <w:b/>
           <w:bCs/>
-          <w:sz w:val="28"/>
-          <w:szCs w:val="28"/>
         </w:rPr>
       </w:pPr>
       <w:r>
         <w:rPr>
           <w:b/>
           <w:bCs/>
-          <w:sz w:val="28"/>
-          <w:szCs w:val="28"/>
         </w:rPr>
         <w:t>Active Directory Components</w:t>
       </w:r>
@@ -1548,57 +1041,34 @@
       <w:pPr>
         <w:numPr>
           <w:ilvl w:val="0"/>
-          <w:numId w:val="36"/>
+          <w:numId w:val="63"/>
         </w:numPr>
-        <w:rPr>
-          <w:sz w:val="28"/>
-          <w:szCs w:val="28"/>
-        </w:rPr>
-      </w:pPr>
-      <w:r>
-        <w:rPr>
-          <w:sz w:val="28"/>
-          <w:szCs w:val="28"/>
-        </w:rPr>
-        <w:t>Microsoft Active Directory</w:t>
+      </w:pPr>
+      <w:r>
+        <w:t>Active Directory Domain Services (AD DS)</w:t>
       </w:r>
     </w:p>
     <w:p>
       <w:pPr>
         <w:numPr>
           <w:ilvl w:val="0"/>
-          <w:numId w:val="36"/>
+          <w:numId w:val="63"/>
         </w:numPr>
-        <w:rPr>
-          <w:sz w:val="28"/>
-          <w:szCs w:val="28"/>
-        </w:rPr>
-      </w:pPr>
-      <w:r>
-        <w:rPr>
-          <w:sz w:val="28"/>
-          <w:szCs w:val="28"/>
-        </w:rPr>
-        <w:t>Kerberos authentication</w:t>
+      </w:pPr>
+      <w:r>
+        <w:t>Kerberos Authentication</w:t>
       </w:r>
     </w:p>
     <w:p>
       <w:pPr>
         <w:numPr>
           <w:ilvl w:val="0"/>
-          <w:numId w:val="36"/>
+          <w:numId w:val="63"/>
         </w:numPr>
-        <w:rPr>
-          <w:sz w:val="28"/>
-          <w:szCs w:val="28"/>
-        </w:rPr>
-      </w:pPr>
-      <w:r>
-        <w:rPr>
-          <w:sz w:val="28"/>
-          <w:szCs w:val="28"/>
-        </w:rPr>
-        <w:t>Domain users and groups</w:t>
+      </w:pPr>
+      <w:r>
+        <w:lastRenderedPageBreak/>
+        <w:t>Domain Users and Groups</w:t>
       </w:r>
     </w:p>
     <w:p>
@@ -1606,18 +1076,13 @@
         <w:rPr>
           <w:b/>
           <w:bCs/>
-          <w:sz w:val="28"/>
-          <w:szCs w:val="28"/>
         </w:rPr>
       </w:pPr>
       <w:r>
         <w:rPr>
           <w:b/>
           <w:bCs/>
-          <w:sz w:val="28"/>
-          <w:szCs w:val="28"/>
         </w:rPr>
-        <w:lastRenderedPageBreak/>
         <w:t>Enumeration Tools</w:t>
       </w:r>
     </w:p>
@@ -1634,8 +1099,8 @@
         <w:tblLook w:val="04A0" w:firstRow="1" w:lastRow="0" w:firstColumn="1" w:lastColumn="0" w:noHBand="0" w:noVBand="1"/>
       </w:tblPr>
       <w:tblGrid>
-        <w:gridCol w:w="1498"/>
-        <w:gridCol w:w="3998"/>
+        <w:gridCol w:w="1193"/>
+        <w:gridCol w:w="3158"/>
       </w:tblGrid>
       <w:tr>
         <w:trPr>
@@ -1653,16 +1118,12 @@
               <w:rPr>
                 <w:b/>
                 <w:bCs/>
-                <w:sz w:val="28"/>
-                <w:szCs w:val="28"/>
               </w:rPr>
             </w:pPr>
             <w:r>
               <w:rPr>
                 <w:b/>
                 <w:bCs/>
-                <w:sz w:val="28"/>
-                <w:szCs w:val="28"/>
               </w:rPr>
               <w:t>Tool</w:t>
             </w:r>
@@ -1679,16 +1140,12 @@
               <w:rPr>
                 <w:b/>
                 <w:bCs/>
-                <w:sz w:val="28"/>
-                <w:szCs w:val="28"/>
               </w:rPr>
             </w:pPr>
             <w:r>
               <w:rPr>
                 <w:b/>
                 <w:bCs/>
-                <w:sz w:val="28"/>
-                <w:szCs w:val="28"/>
               </w:rPr>
               <w:t>Purpose</w:t>
             </w:r>
@@ -1706,18 +1163,8 @@
             <w:hideMark/>
           </w:tcPr>
           <w:p>
-            <w:pPr>
-              <w:rPr>
-                <w:sz w:val="28"/>
-                <w:szCs w:val="28"/>
-              </w:rPr>
-            </w:pPr>
             <w:proofErr w:type="spellStart"/>
             <w:r>
-              <w:rPr>
-                <w:sz w:val="28"/>
-                <w:szCs w:val="28"/>
-              </w:rPr>
               <w:t>BloodHound</w:t>
             </w:r>
             <w:proofErr w:type="spellEnd"/>
@@ -1730,17 +1177,7 @@
             <w:hideMark/>
           </w:tcPr>
           <w:p>
-            <w:pPr>
-              <w:rPr>
-                <w:sz w:val="28"/>
-                <w:szCs w:val="28"/>
-              </w:rPr>
-            </w:pPr>
             <w:r>
-              <w:rPr>
-                <w:sz w:val="28"/>
-                <w:szCs w:val="28"/>
-              </w:rPr>
               <w:t>Visualize privilege escalation paths</w:t>
             </w:r>
           </w:p>
@@ -1757,18 +1194,8 @@
             <w:hideMark/>
           </w:tcPr>
           <w:p>
-            <w:pPr>
-              <w:rPr>
-                <w:sz w:val="28"/>
-                <w:szCs w:val="28"/>
-              </w:rPr>
-            </w:pPr>
             <w:proofErr w:type="spellStart"/>
             <w:r>
-              <w:rPr>
-                <w:sz w:val="28"/>
-                <w:szCs w:val="28"/>
-              </w:rPr>
               <w:t>SharpHound</w:t>
             </w:r>
             <w:proofErr w:type="spellEnd"/>
@@ -1781,18 +1208,8 @@
             <w:hideMark/>
           </w:tcPr>
           <w:p>
-            <w:pPr>
-              <w:rPr>
-                <w:sz w:val="28"/>
-                <w:szCs w:val="28"/>
-              </w:rPr>
-            </w:pPr>
             <w:r>
-              <w:rPr>
-                <w:sz w:val="28"/>
-                <w:szCs w:val="28"/>
-              </w:rPr>
-              <w:t>Collect domain data</w:t>
+              <w:t>Collect Active Directory data</w:t>
             </w:r>
           </w:p>
         </w:tc>
@@ -1808,18 +1225,8 @@
             <w:hideMark/>
           </w:tcPr>
           <w:p>
-            <w:pPr>
-              <w:rPr>
-                <w:sz w:val="28"/>
-                <w:szCs w:val="28"/>
-              </w:rPr>
-            </w:pPr>
             <w:proofErr w:type="spellStart"/>
             <w:r>
-              <w:rPr>
-                <w:sz w:val="28"/>
-                <w:szCs w:val="28"/>
-              </w:rPr>
               <w:t>PowerView</w:t>
             </w:r>
             <w:proofErr w:type="spellEnd"/>
@@ -1832,17 +1239,7 @@
             <w:hideMark/>
           </w:tcPr>
           <w:p>
-            <w:pPr>
-              <w:rPr>
-                <w:sz w:val="28"/>
-                <w:szCs w:val="28"/>
-              </w:rPr>
-            </w:pPr>
             <w:r>
-              <w:rPr>
-                <w:sz w:val="28"/>
-                <w:szCs w:val="28"/>
-              </w:rPr>
               <w:t>Enumerate domain resources</w:t>
             </w:r>
           </w:p>
@@ -1854,16 +1251,12 @@
         <w:rPr>
           <w:b/>
           <w:bCs/>
-          <w:sz w:val="28"/>
-          <w:szCs w:val="28"/>
         </w:rPr>
       </w:pPr>
       <w:r>
         <w:rPr>
           <w:b/>
           <w:bCs/>
-          <w:sz w:val="28"/>
-          <w:szCs w:val="28"/>
         </w:rPr>
         <w:t>Attack Simulation Tools</w:t>
       </w:r>
@@ -1881,8 +1274,8 @@
         <w:tblLook w:val="04A0" w:firstRow="1" w:lastRow="0" w:firstColumn="1" w:lastColumn="0" w:noHBand="0" w:noVBand="1"/>
       </w:tblPr>
       <w:tblGrid>
-        <w:gridCol w:w="1725"/>
-        <w:gridCol w:w="3397"/>
+        <w:gridCol w:w="1372"/>
+        <w:gridCol w:w="4505"/>
       </w:tblGrid>
       <w:tr>
         <w:trPr>
@@ -1900,16 +1293,12 @@
               <w:rPr>
                 <w:b/>
                 <w:bCs/>
-                <w:sz w:val="28"/>
-                <w:szCs w:val="28"/>
               </w:rPr>
             </w:pPr>
             <w:r>
               <w:rPr>
                 <w:b/>
                 <w:bCs/>
-                <w:sz w:val="28"/>
-                <w:szCs w:val="28"/>
               </w:rPr>
               <w:t>Tool</w:t>
             </w:r>
@@ -1926,16 +1315,12 @@
               <w:rPr>
                 <w:b/>
                 <w:bCs/>
-                <w:sz w:val="28"/>
-                <w:szCs w:val="28"/>
               </w:rPr>
             </w:pPr>
             <w:r>
               <w:rPr>
                 <w:b/>
                 <w:bCs/>
-                <w:sz w:val="28"/>
-                <w:szCs w:val="28"/>
               </w:rPr>
               <w:t>Purpose</w:t>
             </w:r>
@@ -1953,17 +1338,7 @@
             <w:hideMark/>
           </w:tcPr>
           <w:p>
-            <w:pPr>
-              <w:rPr>
-                <w:sz w:val="28"/>
-                <w:szCs w:val="28"/>
-              </w:rPr>
-            </w:pPr>
             <w:r>
-              <w:rPr>
-                <w:sz w:val="28"/>
-                <w:szCs w:val="28"/>
-              </w:rPr>
               <w:t>Impacket</w:t>
             </w:r>
           </w:p>
@@ -1975,18 +1350,8 @@
             <w:hideMark/>
           </w:tcPr>
           <w:p>
-            <w:pPr>
-              <w:rPr>
-                <w:sz w:val="28"/>
-                <w:szCs w:val="28"/>
-              </w:rPr>
-            </w:pPr>
             <w:r>
-              <w:rPr>
-                <w:sz w:val="28"/>
-                <w:szCs w:val="28"/>
-              </w:rPr>
-              <w:t>Kerberos attacks</w:t>
+              <w:t>Kerberos attacks and network exploitation</w:t>
             </w:r>
           </w:p>
         </w:tc>
@@ -2002,18 +1367,8 @@
             <w:hideMark/>
           </w:tcPr>
           <w:p>
-            <w:pPr>
-              <w:rPr>
-                <w:sz w:val="28"/>
-                <w:szCs w:val="28"/>
-              </w:rPr>
-            </w:pPr>
             <w:proofErr w:type="spellStart"/>
             <w:r>
-              <w:rPr>
-                <w:sz w:val="28"/>
-                <w:szCs w:val="28"/>
-              </w:rPr>
               <w:t>Mimikatz</w:t>
             </w:r>
             <w:proofErr w:type="spellEnd"/>
@@ -2026,18 +1381,8 @@
             <w:hideMark/>
           </w:tcPr>
           <w:p>
-            <w:pPr>
-              <w:rPr>
-                <w:sz w:val="28"/>
-                <w:szCs w:val="28"/>
-              </w:rPr>
-            </w:pPr>
             <w:r>
-              <w:rPr>
-                <w:sz w:val="28"/>
-                <w:szCs w:val="28"/>
-              </w:rPr>
-              <w:t>Credential dumping</w:t>
+              <w:t>Credential extraction simulation</w:t>
             </w:r>
           </w:p>
         </w:tc>
@@ -2053,18 +1398,8 @@
             <w:hideMark/>
           </w:tcPr>
           <w:p>
-            <w:pPr>
-              <w:rPr>
-                <w:sz w:val="28"/>
-                <w:szCs w:val="28"/>
-              </w:rPr>
-            </w:pPr>
             <w:proofErr w:type="spellStart"/>
             <w:r>
-              <w:rPr>
-                <w:sz w:val="28"/>
-                <w:szCs w:val="28"/>
-              </w:rPr>
               <w:t>CrackMapExec</w:t>
             </w:r>
             <w:proofErr w:type="spellEnd"/>
@@ -2077,37 +1412,17 @@
             <w:hideMark/>
           </w:tcPr>
           <w:p>
-            <w:pPr>
-              <w:rPr>
-                <w:sz w:val="28"/>
-                <w:szCs w:val="28"/>
-              </w:rPr>
-            </w:pPr>
             <w:r>
-              <w:rPr>
-                <w:sz w:val="28"/>
-                <w:szCs w:val="28"/>
-              </w:rPr>
-              <w:t>Lateral movement simulation</w:t>
+              <w:t>Lateral movement and privilege escalation testing</w:t>
             </w:r>
           </w:p>
         </w:tc>
       </w:tr>
     </w:tbl>
     <w:p>
-      <w:pPr>
-        <w:rPr>
-          <w:sz w:val="28"/>
-          <w:szCs w:val="28"/>
-        </w:rPr>
-      </w:pPr>
-      <w:r>
-        <w:rPr>
-          <w:sz w:val="28"/>
-          <w:szCs w:val="28"/>
-        </w:rPr>
-        <w:pict w14:anchorId="2A693FEB">
-          <v:rect id="_x0000_i1307" style="width:0;height:1.5pt" o:hralign="center" o:hrstd="t" o:hr="t" fillcolor="#a0a0a0" stroked="f"/>
+      <w:r>
+        <w:pict w14:anchorId="6386D8F7">
+          <v:rect id="_x0000_i1155" style="width:0;height:1.5pt" o:hralign="center" o:hrstd="t" o:hr="t" fillcolor="#a0a0a0" stroked="f"/>
         </w:pict>
       </w:r>
     </w:p>
@@ -2116,34 +1431,20 @@
         <w:rPr>
           <w:b/>
           <w:bCs/>
-          <w:sz w:val="28"/>
-          <w:szCs w:val="28"/>
         </w:rPr>
       </w:pPr>
       <w:r>
         <w:rPr>
           <w:b/>
           <w:bCs/>
-          <w:sz w:val="28"/>
-          <w:szCs w:val="28"/>
         </w:rPr>
         <w:t>6. Project Phases</w:t>
       </w:r>
     </w:p>
     <w:p>
-      <w:pPr>
-        <w:rPr>
-          <w:sz w:val="28"/>
-          <w:szCs w:val="28"/>
-        </w:rPr>
-      </w:pPr>
-      <w:r>
-        <w:rPr>
-          <w:sz w:val="28"/>
-          <w:szCs w:val="28"/>
-        </w:rPr>
-        <w:pict w14:anchorId="22C5D68A">
-          <v:rect id="_x0000_i1308" style="width:0;height:1.5pt" o:hralign="center" o:hrstd="t" o:hr="t" fillcolor="#a0a0a0" stroked="f"/>
+      <w:r>
+        <w:pict w14:anchorId="473E6D79">
+          <v:rect id="_x0000_i1156" style="width:0;height:1.5pt" o:hralign="center" o:hrstd="t" o:hr="t" fillcolor="#a0a0a0" stroked="f"/>
         </w:pict>
       </w:r>
     </w:p>
@@ -2152,16 +1453,12 @@
         <w:rPr>
           <w:b/>
           <w:bCs/>
-          <w:sz w:val="28"/>
-          <w:szCs w:val="28"/>
         </w:rPr>
       </w:pPr>
       <w:r>
         <w:rPr>
           <w:b/>
           <w:bCs/>
-          <w:sz w:val="28"/>
-          <w:szCs w:val="28"/>
         </w:rPr>
         <w:t>Phase 1 — Environment Setup</w:t>
       </w:r>
@@ -2171,16 +1468,12 @@
         <w:rPr>
           <w:b/>
           <w:bCs/>
-          <w:sz w:val="28"/>
-          <w:szCs w:val="28"/>
         </w:rPr>
       </w:pPr>
       <w:r>
         <w:rPr>
           <w:b/>
           <w:bCs/>
-          <w:sz w:val="28"/>
-          <w:szCs w:val="28"/>
         </w:rPr>
         <w:t>Tasks</w:t>
       </w:r>
@@ -2189,547 +1482,142 @@
       <w:pPr>
         <w:numPr>
           <w:ilvl w:val="0"/>
-          <w:numId w:val="37"/>
+          <w:numId w:val="64"/>
         </w:numPr>
-        <w:rPr>
-          <w:sz w:val="28"/>
-          <w:szCs w:val="28"/>
-        </w:rPr>
-      </w:pPr>
-      <w:r>
-        <w:rPr>
-          <w:sz w:val="28"/>
-          <w:szCs w:val="28"/>
-        </w:rPr>
-        <w:t>Install Windows VM</w:t>
+      </w:pPr>
+      <w:r>
+        <w:t>Install Windows Server 2022 VM</w:t>
       </w:r>
     </w:p>
     <w:p>
       <w:pPr>
         <w:numPr>
           <w:ilvl w:val="0"/>
-          <w:numId w:val="37"/>
+          <w:numId w:val="64"/>
         </w:numPr>
-        <w:rPr>
-          <w:sz w:val="28"/>
-          <w:szCs w:val="28"/>
-        </w:rPr>
-      </w:pPr>
-      <w:r>
-        <w:rPr>
-          <w:sz w:val="28"/>
-          <w:szCs w:val="28"/>
-        </w:rPr>
-        <w:t>Configure domain controller</w:t>
+      </w:pPr>
+      <w:r>
+        <w:t>Configure Domain Controller</w:t>
       </w:r>
     </w:p>
     <w:p>
       <w:pPr>
         <w:numPr>
           <w:ilvl w:val="0"/>
-          <w:numId w:val="37"/>
+          <w:numId w:val="64"/>
         </w:numPr>
-        <w:rPr>
-          <w:sz w:val="28"/>
-          <w:szCs w:val="28"/>
-        </w:rPr>
-      </w:pPr>
-      <w:r>
-        <w:rPr>
-          <w:sz w:val="28"/>
-          <w:szCs w:val="28"/>
-        </w:rPr>
-        <w:t>Install Active Directory services</w:t>
-      </w:r>
-    </w:p>
-    <w:p>
-      <w:pPr>
-        <w:numPr>
-          <w:ilvl w:val="0"/>
-          <w:numId w:val="37"/>
-        </w:numPr>
-        <w:rPr>
-          <w:sz w:val="28"/>
-          <w:szCs w:val="28"/>
-        </w:rPr>
-      </w:pPr>
-      <w:r>
-        <w:rPr>
-          <w:sz w:val="28"/>
-          <w:szCs w:val="28"/>
-        </w:rPr>
-        <w:t>Create domain</w:t>
-      </w:r>
-    </w:p>
-    <w:p>
-      <w:pPr>
-        <w:rPr>
-          <w:sz w:val="28"/>
-          <w:szCs w:val="28"/>
-        </w:rPr>
-      </w:pPr>
-      <w:r>
-        <w:rPr>
-          <w:sz w:val="28"/>
-          <w:szCs w:val="28"/>
-        </w:rPr>
-        <w:t>Example domain:</w:t>
-      </w:r>
-    </w:p>
-    <w:p>
-      <w:pPr>
-        <w:rPr>
-          <w:sz w:val="28"/>
-          <w:szCs w:val="28"/>
-        </w:rPr>
-      </w:pPr>
-      <w:proofErr w:type="spellStart"/>
-      <w:proofErr w:type="gramStart"/>
-      <w:r>
-        <w:rPr>
-          <w:sz w:val="28"/>
-          <w:szCs w:val="28"/>
-        </w:rPr>
-        <w:t>corp.local</w:t>
-      </w:r>
-      <w:proofErr w:type="spellEnd"/>
-      <w:proofErr w:type="gramEnd"/>
-    </w:p>
-    <w:p>
-      <w:pPr>
+      </w:pPr>
+      <w:r>
+        <w:t xml:space="preserve">Install </w:t>
+      </w:r>
+      <w:r>
         <w:rPr>
           <w:b/>
           <w:bCs/>
-          <w:sz w:val="28"/>
-          <w:szCs w:val="28"/>
         </w:rPr>
-      </w:pPr>
-      <w:r>
+        <w:t>Active Directory Domain Services</w:t>
+      </w:r>
+    </w:p>
+    <w:p>
+      <w:pPr>
+        <w:numPr>
+          <w:ilvl w:val="0"/>
+          <w:numId w:val="64"/>
+        </w:numPr>
+      </w:pPr>
+      <w:r>
+        <w:t>Create domain environment</w:t>
+      </w:r>
+    </w:p>
+    <w:p>
+      <w:r>
+        <w:t>Example domain:</w:t>
+      </w:r>
+    </w:p>
+    <w:p>
+      <w:proofErr w:type="spellStart"/>
+      <w:proofErr w:type="gramStart"/>
+      <w:r>
+        <w:t>corp.local</w:t>
+      </w:r>
+      <w:proofErr w:type="spellEnd"/>
+      <w:proofErr w:type="gramEnd"/>
+    </w:p>
+    <w:p>
+      <w:pPr>
         <w:rPr>
           <w:b/>
           <w:bCs/>
-          <w:sz w:val="28"/>
-          <w:szCs w:val="28"/>
         </w:rPr>
-        <w:t>Create domain objects</w:t>
-      </w:r>
-    </w:p>
-    <w:p>
-      <w:pPr>
-        <w:numPr>
-          <w:ilvl w:val="0"/>
-          <w:numId w:val="38"/>
-        </w:numPr>
-        <w:rPr>
-          <w:sz w:val="28"/>
-          <w:szCs w:val="28"/>
-        </w:rPr>
-      </w:pPr>
-      <w:r>
-        <w:rPr>
-          <w:sz w:val="28"/>
-          <w:szCs w:val="28"/>
-        </w:rPr>
-        <w:t>Administrator</w:t>
-      </w:r>
-    </w:p>
-    <w:p>
-      <w:pPr>
-        <w:numPr>
-          <w:ilvl w:val="0"/>
-          <w:numId w:val="38"/>
-        </w:numPr>
-        <w:rPr>
-          <w:sz w:val="28"/>
-          <w:szCs w:val="28"/>
-        </w:rPr>
-      </w:pPr>
-      <w:r>
-        <w:rPr>
-          <w:sz w:val="28"/>
-          <w:szCs w:val="28"/>
-        </w:rPr>
-        <w:t>Service accounts</w:t>
-      </w:r>
-    </w:p>
-    <w:p>
-      <w:pPr>
-        <w:numPr>
-          <w:ilvl w:val="0"/>
-          <w:numId w:val="38"/>
-        </w:numPr>
-        <w:rPr>
-          <w:sz w:val="28"/>
-          <w:szCs w:val="28"/>
-        </w:rPr>
-      </w:pPr>
-      <w:r>
-        <w:rPr>
-          <w:sz w:val="28"/>
-          <w:szCs w:val="28"/>
-        </w:rPr>
-        <w:t>Standard users</w:t>
-      </w:r>
-    </w:p>
-    <w:p>
-      <w:pPr>
-        <w:rPr>
-          <w:sz w:val="28"/>
-          <w:szCs w:val="28"/>
-        </w:rPr>
-      </w:pPr>
-      <w:r>
-        <w:rPr>
-          <w:sz w:val="28"/>
-          <w:szCs w:val="28"/>
-        </w:rPr>
-        <w:lastRenderedPageBreak/>
-        <w:t>Example:</w:t>
-      </w:r>
-    </w:p>
-    <w:p>
-      <w:pPr>
-        <w:rPr>
-          <w:sz w:val="28"/>
-          <w:szCs w:val="28"/>
-        </w:rPr>
-      </w:pPr>
-      <w:proofErr w:type="spellStart"/>
-      <w:r>
-        <w:rPr>
-          <w:sz w:val="28"/>
-          <w:szCs w:val="28"/>
-        </w:rPr>
-        <w:t>alice</w:t>
-      </w:r>
-      <w:proofErr w:type="spellEnd"/>
-      <w:r>
-        <w:rPr>
-          <w:sz w:val="28"/>
-          <w:szCs w:val="28"/>
-        </w:rPr>
-        <w:br/>
-        <w:t>bob</w:t>
-      </w:r>
-      <w:r>
-        <w:rPr>
-          <w:sz w:val="28"/>
-          <w:szCs w:val="28"/>
-        </w:rPr>
-        <w:br/>
-        <w:t>svc-backup</w:t>
-      </w:r>
-      <w:r>
-        <w:rPr>
-          <w:sz w:val="28"/>
-          <w:szCs w:val="28"/>
-        </w:rPr>
-        <w:br/>
-        <w:t>svc-</w:t>
-      </w:r>
-      <w:proofErr w:type="spellStart"/>
-      <w:r>
-        <w:rPr>
-          <w:sz w:val="28"/>
-          <w:szCs w:val="28"/>
-        </w:rPr>
-        <w:t>sql</w:t>
-      </w:r>
-      <w:proofErr w:type="spellEnd"/>
-    </w:p>
-    <w:p>
-      <w:pPr>
-        <w:rPr>
-          <w:sz w:val="28"/>
-          <w:szCs w:val="28"/>
-        </w:rPr>
-      </w:pPr>
-      <w:r>
-        <w:rPr>
-          <w:sz w:val="28"/>
-          <w:szCs w:val="28"/>
-        </w:rPr>
-        <w:t>Deliverable:</w:t>
-      </w:r>
-    </w:p>
-    <w:p>
-      <w:pPr>
-        <w:numPr>
-          <w:ilvl w:val="0"/>
-          <w:numId w:val="39"/>
-        </w:numPr>
-        <w:rPr>
-          <w:sz w:val="28"/>
-          <w:szCs w:val="28"/>
-        </w:rPr>
-      </w:pPr>
-      <w:r>
-        <w:rPr>
-          <w:sz w:val="28"/>
-          <w:szCs w:val="28"/>
-        </w:rPr>
-        <w:t>Working AD domain environment</w:t>
-      </w:r>
-    </w:p>
-    <w:p>
-      <w:pPr>
-        <w:rPr>
-          <w:sz w:val="28"/>
-          <w:szCs w:val="28"/>
-        </w:rPr>
-      </w:pPr>
-      <w:r>
-        <w:rPr>
-          <w:sz w:val="28"/>
-          <w:szCs w:val="28"/>
-        </w:rPr>
-        <w:pict w14:anchorId="1AC44081">
-          <v:rect id="_x0000_i1309" style="width:0;height:1.5pt" o:hralign="center" o:hrstd="t" o:hr="t" fillcolor="#a0a0a0" stroked="f"/>
-        </w:pict>
-      </w:r>
-    </w:p>
-    <w:p>
-      <w:pPr>
+      </w:pPr>
+      <w:r>
         <w:rPr>
           <w:b/>
           <w:bCs/>
-          <w:sz w:val="28"/>
-          <w:szCs w:val="28"/>
         </w:rPr>
-      </w:pPr>
+        <w:t>Create Domain Objects</w:t>
+      </w:r>
+    </w:p>
+    <w:p>
+      <w:r>
+        <w:t>Accounts created for simulation:</w:t>
+      </w:r>
+    </w:p>
+    <w:p>
+      <w:r>
+        <w:t>Administrator</w:t>
+      </w:r>
+      <w:r>
+        <w:br/>
+      </w:r>
+      <w:proofErr w:type="spellStart"/>
+      <w:r>
+        <w:t>alice</w:t>
+      </w:r>
+      <w:proofErr w:type="spellEnd"/>
+      <w:r>
+        <w:br/>
+        <w:t>bob</w:t>
+      </w:r>
+      <w:r>
+        <w:br/>
+        <w:t>svc-backup</w:t>
+      </w:r>
+      <w:r>
+        <w:br/>
+        <w:t>svc-</w:t>
+      </w:r>
+      <w:proofErr w:type="spellStart"/>
+      <w:r>
+        <w:t>sql</w:t>
+      </w:r>
+      <w:proofErr w:type="spellEnd"/>
+    </w:p>
+    <w:p>
+      <w:r>
+        <w:t>Deliverable:</w:t>
+      </w:r>
+    </w:p>
+    <w:p>
+      <w:r>
+        <w:t xml:space="preserve">Working </w:t>
+      </w:r>
       <w:r>
         <w:rPr>
           <w:b/>
           <w:bCs/>
-          <w:sz w:val="28"/>
-          <w:szCs w:val="28"/>
         </w:rPr>
-        <w:t>Phase 2 — Initial Reconnaissance</w:t>
-      </w:r>
-    </w:p>
-    <w:p>
-      <w:pPr>
-        <w:rPr>
-          <w:sz w:val="28"/>
-          <w:szCs w:val="28"/>
-        </w:rPr>
-      </w:pPr>
-      <w:r>
-        <w:rPr>
-          <w:sz w:val="28"/>
-          <w:szCs w:val="28"/>
-        </w:rPr>
-        <w:t>From Kali Linux:</w:t>
-      </w:r>
-    </w:p>
-    <w:p>
-      <w:pPr>
-        <w:rPr>
-          <w:sz w:val="28"/>
-          <w:szCs w:val="28"/>
-        </w:rPr>
-      </w:pPr>
-      <w:r>
-        <w:rPr>
-          <w:sz w:val="28"/>
-          <w:szCs w:val="28"/>
-        </w:rPr>
-        <w:t>Perform network discovery using:</w:t>
-      </w:r>
-    </w:p>
-    <w:p>
-      <w:pPr>
-        <w:numPr>
-          <w:ilvl w:val="0"/>
-          <w:numId w:val="40"/>
-        </w:numPr>
-        <w:rPr>
-          <w:sz w:val="28"/>
-          <w:szCs w:val="28"/>
-        </w:rPr>
-      </w:pPr>
-      <w:r>
-        <w:rPr>
-          <w:sz w:val="28"/>
-          <w:szCs w:val="28"/>
-        </w:rPr>
-        <w:t>Nmap</w:t>
-      </w:r>
-    </w:p>
-    <w:p>
-      <w:pPr>
-        <w:rPr>
-          <w:sz w:val="28"/>
-          <w:szCs w:val="28"/>
-        </w:rPr>
-      </w:pPr>
-      <w:r>
-        <w:rPr>
-          <w:sz w:val="28"/>
-          <w:szCs w:val="28"/>
-        </w:rPr>
-        <w:t>Identify:</w:t>
-      </w:r>
-    </w:p>
-    <w:p>
-      <w:pPr>
-        <w:numPr>
-          <w:ilvl w:val="0"/>
-          <w:numId w:val="41"/>
-        </w:numPr>
-        <w:rPr>
-          <w:sz w:val="28"/>
-          <w:szCs w:val="28"/>
-        </w:rPr>
-      </w:pPr>
-      <w:r>
-        <w:rPr>
-          <w:sz w:val="28"/>
-          <w:szCs w:val="28"/>
-        </w:rPr>
-        <w:t>open ports</w:t>
-      </w:r>
-    </w:p>
-    <w:p>
-      <w:pPr>
-        <w:numPr>
-          <w:ilvl w:val="0"/>
-          <w:numId w:val="41"/>
-        </w:numPr>
-        <w:rPr>
-          <w:sz w:val="28"/>
-          <w:szCs w:val="28"/>
-        </w:rPr>
-      </w:pPr>
-      <w:r>
-        <w:rPr>
-          <w:sz w:val="28"/>
-          <w:szCs w:val="28"/>
-        </w:rPr>
-        <w:t>services</w:t>
-      </w:r>
-    </w:p>
-    <w:p>
-      <w:pPr>
-        <w:numPr>
-          <w:ilvl w:val="0"/>
-          <w:numId w:val="41"/>
-        </w:numPr>
-        <w:rPr>
-          <w:sz w:val="28"/>
-          <w:szCs w:val="28"/>
-        </w:rPr>
-      </w:pPr>
-      <w:r>
-        <w:rPr>
-          <w:sz w:val="28"/>
-          <w:szCs w:val="28"/>
-        </w:rPr>
-        <w:t>domain controllers</w:t>
-      </w:r>
-    </w:p>
-    <w:p>
-      <w:pPr>
-        <w:rPr>
-          <w:sz w:val="28"/>
-          <w:szCs w:val="28"/>
-        </w:rPr>
-      </w:pPr>
-      <w:r>
-        <w:rPr>
-          <w:sz w:val="28"/>
-          <w:szCs w:val="28"/>
-        </w:rPr>
-        <w:t>Expected results:</w:t>
-      </w:r>
-    </w:p>
-    <w:p>
-      <w:pPr>
-        <w:rPr>
-          <w:sz w:val="28"/>
-          <w:szCs w:val="28"/>
-        </w:rPr>
-      </w:pPr>
-      <w:r>
-        <w:rPr>
-          <w:sz w:val="28"/>
-          <w:szCs w:val="28"/>
-        </w:rPr>
-        <w:t>Kerberos (88)</w:t>
-      </w:r>
-      <w:r>
-        <w:rPr>
-          <w:sz w:val="28"/>
-          <w:szCs w:val="28"/>
-        </w:rPr>
-        <w:br/>
-        <w:t>LDAP (389)</w:t>
-      </w:r>
-      <w:r>
-        <w:rPr>
-          <w:sz w:val="28"/>
-          <w:szCs w:val="28"/>
-        </w:rPr>
-        <w:br/>
-        <w:t>SMB (445)</w:t>
-      </w:r>
-      <w:r>
-        <w:rPr>
-          <w:sz w:val="28"/>
-          <w:szCs w:val="28"/>
-        </w:rPr>
-        <w:br/>
-        <w:t>DNS (53)</w:t>
-      </w:r>
-    </w:p>
-    <w:p>
-      <w:pPr>
-        <w:rPr>
-          <w:sz w:val="28"/>
-          <w:szCs w:val="28"/>
-        </w:rPr>
-      </w:pPr>
-      <w:r>
-        <w:rPr>
-          <w:sz w:val="28"/>
-          <w:szCs w:val="28"/>
-        </w:rPr>
-        <w:t>Deliverable:</w:t>
-      </w:r>
-    </w:p>
-    <w:p>
-      <w:pPr>
-        <w:numPr>
-          <w:ilvl w:val="0"/>
-          <w:numId w:val="42"/>
-        </w:numPr>
-        <w:rPr>
-          <w:sz w:val="28"/>
-          <w:szCs w:val="28"/>
-        </w:rPr>
-      </w:pPr>
-      <w:r>
-        <w:rPr>
-          <w:sz w:val="28"/>
-          <w:szCs w:val="28"/>
-        </w:rPr>
-        <w:t>Network reconnaissance report</w:t>
-      </w:r>
-    </w:p>
-    <w:p>
-      <w:pPr>
-        <w:rPr>
-          <w:sz w:val="28"/>
-          <w:szCs w:val="28"/>
-        </w:rPr>
-      </w:pPr>
-      <w:r>
-        <w:rPr>
-          <w:sz w:val="28"/>
-          <w:szCs w:val="28"/>
-        </w:rPr>
-        <w:pict w14:anchorId="75EB5C91">
-          <v:rect id="_x0000_i1310" style="width:0;height:1.5pt" o:hralign="center" o:hrstd="t" o:hr="t" fillcolor="#a0a0a0" stroked="f"/>
+        <w:t>Active Directory domain environment</w:t>
+      </w:r>
+      <w:r>
+        <w:t>.</w:t>
+      </w:r>
+    </w:p>
+    <w:p>
+      <w:r>
+        <w:lastRenderedPageBreak/>
+        <w:pict w14:anchorId="40FA8A75">
+          <v:rect id="_x0000_i1157" style="width:0;height:1.5pt" o:hralign="center" o:hrstd="t" o:hr="t" fillcolor="#a0a0a0" stroked="f"/>
         </w:pict>
       </w:r>
     </w:p>
@@ -2738,272 +1626,100 @@
         <w:rPr>
           <w:b/>
           <w:bCs/>
-          <w:sz w:val="28"/>
-          <w:szCs w:val="28"/>
         </w:rPr>
       </w:pPr>
       <w:r>
         <w:rPr>
           <w:b/>
           <w:bCs/>
-          <w:sz w:val="28"/>
-          <w:szCs w:val="28"/>
         </w:rPr>
-        <w:t>Phase 3 — Active Directory Enumeration</w:t>
-      </w:r>
-    </w:p>
-    <w:p>
-      <w:pPr>
-        <w:rPr>
-          <w:sz w:val="28"/>
-          <w:szCs w:val="28"/>
-        </w:rPr>
-      </w:pPr>
-      <w:r>
-        <w:rPr>
-          <w:sz w:val="28"/>
-          <w:szCs w:val="28"/>
-        </w:rPr>
-        <w:t>Using tools such as:</w:t>
+        <w:t>Phase 2 — Initial Reconnaissance</w:t>
+      </w:r>
+    </w:p>
+    <w:p>
+      <w:r>
+        <w:t>From the Kali attacker machine:</w:t>
+      </w:r>
+    </w:p>
+    <w:p>
+      <w:r>
+        <w:t>Perform network discovery using:</w:t>
       </w:r>
     </w:p>
     <w:p>
       <w:pPr>
         <w:numPr>
           <w:ilvl w:val="0"/>
-          <w:numId w:val="43"/>
+          <w:numId w:val="65"/>
         </w:numPr>
-        <w:rPr>
-          <w:sz w:val="28"/>
-          <w:szCs w:val="28"/>
-        </w:rPr>
-      </w:pPr>
-      <w:proofErr w:type="spellStart"/>
-      <w:r>
-        <w:rPr>
-          <w:sz w:val="28"/>
-          <w:szCs w:val="28"/>
-        </w:rPr>
-        <w:t>PowerView</w:t>
-      </w:r>
-      <w:proofErr w:type="spellEnd"/>
+      </w:pPr>
+      <w:r>
+        <w:t>Nmap</w:t>
+      </w:r>
+    </w:p>
+    <w:p>
+      <w:r>
+        <w:t>Identify services such as:</w:t>
+      </w:r>
     </w:p>
     <w:p>
       <w:pPr>
         <w:numPr>
           <w:ilvl w:val="0"/>
-          <w:numId w:val="43"/>
+          <w:numId w:val="66"/>
         </w:numPr>
-        <w:rPr>
-          <w:sz w:val="28"/>
-          <w:szCs w:val="28"/>
-        </w:rPr>
-      </w:pPr>
-      <w:proofErr w:type="spellStart"/>
-      <w:r>
-        <w:rPr>
-          <w:sz w:val="28"/>
-          <w:szCs w:val="28"/>
-        </w:rPr>
-        <w:t>SharpHound</w:t>
-      </w:r>
-      <w:proofErr w:type="spellEnd"/>
-    </w:p>
-    <w:p>
-      <w:pPr>
-        <w:rPr>
-          <w:sz w:val="28"/>
-          <w:szCs w:val="28"/>
-        </w:rPr>
-      </w:pPr>
-      <w:r>
-        <w:rPr>
-          <w:sz w:val="28"/>
-          <w:szCs w:val="28"/>
-        </w:rPr>
-        <w:lastRenderedPageBreak/>
-        <w:t>Collect:</w:t>
+      </w:pPr>
+      <w:r>
+        <w:t>Kerberos (Port 88)</w:t>
       </w:r>
     </w:p>
     <w:p>
       <w:pPr>
         <w:numPr>
           <w:ilvl w:val="0"/>
-          <w:numId w:val="44"/>
+          <w:numId w:val="66"/>
         </w:numPr>
-        <w:rPr>
-          <w:sz w:val="28"/>
-          <w:szCs w:val="28"/>
-        </w:rPr>
-      </w:pPr>
-      <w:r>
-        <w:rPr>
-          <w:sz w:val="28"/>
-          <w:szCs w:val="28"/>
-        </w:rPr>
-        <w:t>users</w:t>
+      </w:pPr>
+      <w:r>
+        <w:t>LDAP (Port 389)</w:t>
       </w:r>
     </w:p>
     <w:p>
       <w:pPr>
         <w:numPr>
           <w:ilvl w:val="0"/>
-          <w:numId w:val="44"/>
+          <w:numId w:val="66"/>
         </w:numPr>
-        <w:rPr>
-          <w:sz w:val="28"/>
-          <w:szCs w:val="28"/>
-        </w:rPr>
-      </w:pPr>
-      <w:r>
-        <w:rPr>
-          <w:sz w:val="28"/>
-          <w:szCs w:val="28"/>
-        </w:rPr>
-        <w:t>groups</w:t>
+      </w:pPr>
+      <w:r>
+        <w:t>SMB (Port 445)</w:t>
       </w:r>
     </w:p>
     <w:p>
       <w:pPr>
         <w:numPr>
           <w:ilvl w:val="0"/>
-          <w:numId w:val="44"/>
+          <w:numId w:val="66"/>
         </w:numPr>
-        <w:rPr>
-          <w:sz w:val="28"/>
-          <w:szCs w:val="28"/>
-        </w:rPr>
-      </w:pPr>
-      <w:r>
-        <w:rPr>
-          <w:sz w:val="28"/>
-          <w:szCs w:val="28"/>
-        </w:rPr>
-        <w:t>permissions</w:t>
-      </w:r>
-    </w:p>
-    <w:p>
-      <w:pPr>
-        <w:numPr>
-          <w:ilvl w:val="0"/>
-          <w:numId w:val="44"/>
-        </w:numPr>
-        <w:rPr>
-          <w:sz w:val="28"/>
-          <w:szCs w:val="28"/>
-        </w:rPr>
-      </w:pPr>
-      <w:r>
-        <w:rPr>
-          <w:sz w:val="28"/>
-          <w:szCs w:val="28"/>
-        </w:rPr>
-        <w:t>trust relationships</w:t>
-      </w:r>
-    </w:p>
-    <w:p>
-      <w:pPr>
-        <w:numPr>
-          <w:ilvl w:val="0"/>
-          <w:numId w:val="44"/>
-        </w:numPr>
-        <w:rPr>
-          <w:sz w:val="28"/>
-          <w:szCs w:val="28"/>
-        </w:rPr>
-      </w:pPr>
-      <w:r>
-        <w:rPr>
-          <w:sz w:val="28"/>
-          <w:szCs w:val="28"/>
-        </w:rPr>
-        <w:t>delegation rights</w:t>
-      </w:r>
-    </w:p>
-    <w:p>
-      <w:pPr>
-        <w:rPr>
-          <w:sz w:val="28"/>
-          <w:szCs w:val="28"/>
-        </w:rPr>
-      </w:pPr>
-      <w:r>
-        <w:rPr>
-          <w:sz w:val="28"/>
-          <w:szCs w:val="28"/>
-        </w:rPr>
-        <w:t>Then import data into:</w:t>
-      </w:r>
-    </w:p>
-    <w:p>
-      <w:pPr>
-        <w:numPr>
-          <w:ilvl w:val="0"/>
-          <w:numId w:val="45"/>
-        </w:numPr>
-        <w:rPr>
-          <w:sz w:val="28"/>
-          <w:szCs w:val="28"/>
-        </w:rPr>
-      </w:pPr>
-      <w:proofErr w:type="spellStart"/>
-      <w:r>
-        <w:rPr>
-          <w:sz w:val="28"/>
-          <w:szCs w:val="28"/>
-        </w:rPr>
-        <w:t>BloodHound</w:t>
-      </w:r>
-      <w:proofErr w:type="spellEnd"/>
-    </w:p>
-    <w:p>
-      <w:pPr>
-        <w:rPr>
-          <w:sz w:val="28"/>
-          <w:szCs w:val="28"/>
-        </w:rPr>
-      </w:pPr>
-      <w:r>
-        <w:rPr>
-          <w:sz w:val="28"/>
-          <w:szCs w:val="28"/>
-        </w:rPr>
+      </w:pPr>
+      <w:r>
+        <w:t>DNS (Port 53)</w:t>
+      </w:r>
+    </w:p>
+    <w:p>
+      <w:r>
         <w:t>Deliverable:</w:t>
       </w:r>
     </w:p>
     <w:p>
-      <w:pPr>
-        <w:numPr>
-          <w:ilvl w:val="0"/>
-          <w:numId w:val="46"/>
-        </w:numPr>
-        <w:rPr>
-          <w:sz w:val="28"/>
-          <w:szCs w:val="28"/>
-        </w:rPr>
-      </w:pPr>
-      <w:r>
-        <w:rPr>
-          <w:sz w:val="28"/>
-          <w:szCs w:val="28"/>
-        </w:rPr>
-        <w:t>Attack path graph</w:t>
-      </w:r>
-    </w:p>
-    <w:p>
-      <w:pPr>
-        <w:rPr>
-          <w:sz w:val="28"/>
-          <w:szCs w:val="28"/>
-        </w:rPr>
-      </w:pPr>
-      <w:r>
-        <w:rPr>
-          <w:sz w:val="28"/>
-          <w:szCs w:val="28"/>
-        </w:rPr>
-        <w:pict w14:anchorId="614B205C">
-          <v:rect id="_x0000_i1311" style="width:0;height:1.5pt" o:hralign="center" o:hrstd="t" o:hr="t" fillcolor="#a0a0a0" stroked="f"/>
+      <w:r>
+        <w:t>Network reconnaissance results identifying the domain controller and services.</w:t>
+      </w:r>
+    </w:p>
+    <w:p>
+      <w:r>
+        <w:pict w14:anchorId="669E79A0">
+          <v:rect id="_x0000_i1158" style="width:0;height:1.5pt" o:hralign="center" o:hrstd="t" o:hr="t" fillcolor="#a0a0a0" stroked="f"/>
         </w:pict>
       </w:r>
     </w:p>
@@ -3012,94 +1728,159 @@
         <w:rPr>
           <w:b/>
           <w:bCs/>
-          <w:sz w:val="28"/>
-          <w:szCs w:val="28"/>
         </w:rPr>
       </w:pPr>
       <w:r>
         <w:rPr>
           <w:b/>
           <w:bCs/>
-          <w:sz w:val="28"/>
-          <w:szCs w:val="28"/>
         </w:rPr>
-        <w:t>Phase 4 — Attack Simulation</w:t>
-      </w:r>
-    </w:p>
-    <w:p>
-      <w:pPr>
-        <w:rPr>
-          <w:sz w:val="28"/>
-          <w:szCs w:val="28"/>
-        </w:rPr>
-      </w:pPr>
-      <w:r>
-        <w:rPr>
-          <w:sz w:val="28"/>
-          <w:szCs w:val="28"/>
-        </w:rPr>
-        <w:t>Simulate authentication attacks.</w:t>
-      </w:r>
-    </w:p>
-    <w:p>
-      <w:pPr>
+        <w:t>Phase 3 — Active Directory Enumeration</w:t>
+      </w:r>
+    </w:p>
+    <w:p>
+      <w:r>
+        <w:t>Using tools such as:</w:t>
+      </w:r>
+    </w:p>
+    <w:p>
+      <w:pPr>
+        <w:numPr>
+          <w:ilvl w:val="0"/>
+          <w:numId w:val="67"/>
+        </w:numPr>
+      </w:pPr>
+      <w:proofErr w:type="spellStart"/>
+      <w:r>
+        <w:t>PowerView</w:t>
+      </w:r>
+      <w:proofErr w:type="spellEnd"/>
+    </w:p>
+    <w:p>
+      <w:pPr>
+        <w:numPr>
+          <w:ilvl w:val="0"/>
+          <w:numId w:val="67"/>
+        </w:numPr>
+      </w:pPr>
+      <w:proofErr w:type="spellStart"/>
+      <w:r>
+        <w:t>SharpHound</w:t>
+      </w:r>
+      <w:proofErr w:type="spellEnd"/>
+    </w:p>
+    <w:p>
+      <w:r>
+        <w:t>Collect information about:</w:t>
+      </w:r>
+    </w:p>
+    <w:p>
+      <w:pPr>
+        <w:numPr>
+          <w:ilvl w:val="0"/>
+          <w:numId w:val="68"/>
+        </w:numPr>
+      </w:pPr>
+      <w:r>
+        <w:t>Domain users</w:t>
+      </w:r>
+    </w:p>
+    <w:p>
+      <w:pPr>
+        <w:numPr>
+          <w:ilvl w:val="0"/>
+          <w:numId w:val="68"/>
+        </w:numPr>
+      </w:pPr>
+      <w:r>
+        <w:t>Groups</w:t>
+      </w:r>
+    </w:p>
+    <w:p>
+      <w:pPr>
+        <w:numPr>
+          <w:ilvl w:val="0"/>
+          <w:numId w:val="68"/>
+        </w:numPr>
+      </w:pPr>
+      <w:r>
+        <w:t>Permissions</w:t>
+      </w:r>
+    </w:p>
+    <w:p>
+      <w:pPr>
+        <w:numPr>
+          <w:ilvl w:val="0"/>
+          <w:numId w:val="68"/>
+        </w:numPr>
+      </w:pPr>
+      <w:r>
+        <w:t>Trust relationships</w:t>
+      </w:r>
+    </w:p>
+    <w:p>
+      <w:pPr>
+        <w:numPr>
+          <w:ilvl w:val="0"/>
+          <w:numId w:val="68"/>
+        </w:numPr>
+      </w:pPr>
+      <w:r>
+        <w:t>Delegation rights</w:t>
+      </w:r>
+    </w:p>
+    <w:p>
+      <w:r>
+        <w:t xml:space="preserve">The collected data is imported into </w:t>
+      </w:r>
+      <w:proofErr w:type="spellStart"/>
+      <w:r>
         <w:rPr>
           <w:b/>
           <w:bCs/>
-          <w:sz w:val="28"/>
-          <w:szCs w:val="28"/>
         </w:rPr>
-      </w:pPr>
-      <w:r>
+        <w:t>BloodHound</w:t>
+      </w:r>
+      <w:proofErr w:type="spellEnd"/>
+      <w:r>
+        <w:t xml:space="preserve"> to visualize potential attack paths.</w:t>
+      </w:r>
+    </w:p>
+    <w:p>
+      <w:r>
+        <w:t>Deliverable:</w:t>
+      </w:r>
+    </w:p>
+    <w:p>
+      <w:r>
+        <w:t>Active Directory privilege escalation graph.</w:t>
+      </w:r>
+    </w:p>
+    <w:p>
+      <w:r>
+        <w:pict w14:anchorId="68ACE822">
+          <v:rect id="_x0000_i1159" style="width:0;height:1.5pt" o:hralign="center" o:hrstd="t" o:hr="t" fillcolor="#a0a0a0" stroked="f"/>
+        </w:pict>
+      </w:r>
+    </w:p>
+    <w:p>
+      <w:pPr>
         <w:rPr>
           <w:b/>
           <w:bCs/>
-          <w:sz w:val="28"/>
-          <w:szCs w:val="28"/>
         </w:rPr>
-        <w:t>Attack 1</w:t>
-      </w:r>
-    </w:p>
-    <w:p>
-      <w:pPr>
-        <w:rPr>
-          <w:sz w:val="28"/>
-          <w:szCs w:val="28"/>
-        </w:rPr>
-      </w:pPr>
-      <w:proofErr w:type="spellStart"/>
+      </w:pPr>
       <w:r>
         <w:rPr>
           <w:b/>
           <w:bCs/>
-          <w:sz w:val="28"/>
-          <w:szCs w:val="28"/>
         </w:rPr>
-        <w:t>Kerberoasting</w:t>
-      </w:r>
-      <w:proofErr w:type="spellEnd"/>
-    </w:p>
-    <w:p>
-      <w:pPr>
-        <w:rPr>
-          <w:sz w:val="28"/>
-          <w:szCs w:val="28"/>
-        </w:rPr>
-      </w:pPr>
-      <w:r>
-        <w:rPr>
-          <w:sz w:val="28"/>
-          <w:szCs w:val="28"/>
-        </w:rPr>
-        <w:t>Goal:</w:t>
-      </w:r>
-      <w:r>
-        <w:rPr>
-          <w:sz w:val="28"/>
-          <w:szCs w:val="28"/>
-        </w:rPr>
-        <w:br/>
-        <w:t>Extract service account password hashes.</w:t>
+        <w:t>Phase 4 — Attack Simulation</w:t>
+      </w:r>
+    </w:p>
+    <w:p>
+      <w:r>
+        <w:t>Authentication attack simulations are conducted in the lab.</w:t>
       </w:r>
     </w:p>
     <w:p>
@@ -3107,373 +1888,206 @@
         <w:rPr>
           <w:b/>
           <w:bCs/>
-          <w:sz w:val="28"/>
-          <w:szCs w:val="28"/>
         </w:rPr>
       </w:pPr>
+      <w:proofErr w:type="spellStart"/>
       <w:r>
         <w:rPr>
           <w:b/>
           <w:bCs/>
-          <w:sz w:val="28"/>
-          <w:szCs w:val="28"/>
         </w:rPr>
-        <w:t>Attack 2</w:t>
-      </w:r>
-    </w:p>
-    <w:p>
-      <w:pPr>
-        <w:rPr>
-          <w:sz w:val="28"/>
-          <w:szCs w:val="28"/>
-        </w:rPr>
-      </w:pPr>
-      <w:r>
+        <w:t>Kerberoasting</w:t>
+      </w:r>
+      <w:proofErr w:type="spellEnd"/>
+    </w:p>
+    <w:p>
+      <w:r>
+        <w:t>Goal:</w:t>
+      </w:r>
+    </w:p>
+    <w:p>
+      <w:r>
+        <w:lastRenderedPageBreak/>
+        <w:t>Extract service account password hashes from Kerberos service tickets.</w:t>
+      </w:r>
+    </w:p>
+    <w:p>
+      <w:pPr>
         <w:rPr>
           <w:b/>
           <w:bCs/>
-          <w:sz w:val="28"/>
-          <w:szCs w:val="28"/>
         </w:rPr>
-        <w:t>AS-REP Roasting</w:t>
-      </w:r>
-    </w:p>
-    <w:p>
-      <w:pPr>
-        <w:rPr>
-          <w:sz w:val="28"/>
-          <w:szCs w:val="28"/>
-        </w:rPr>
-      </w:pPr>
-      <w:r>
-        <w:rPr>
-          <w:sz w:val="28"/>
-          <w:szCs w:val="28"/>
-        </w:rPr>
-        <w:t>Goal:</w:t>
-      </w:r>
-      <w:r>
-        <w:rPr>
-          <w:sz w:val="28"/>
-          <w:szCs w:val="28"/>
-        </w:rPr>
-        <w:br/>
-        <w:t>Obtain encrypted password hashes for accounts without pre-authentication.</w:t>
-      </w:r>
-    </w:p>
-    <w:p>
-      <w:pPr>
+      </w:pPr>
+      <w:r>
         <w:rPr>
           <w:b/>
           <w:bCs/>
-          <w:sz w:val="28"/>
-          <w:szCs w:val="28"/>
         </w:rPr>
-      </w:pPr>
-      <w:r>
+        <w:t>AS-REP Roasting</w:t>
+      </w:r>
+    </w:p>
+    <w:p>
+      <w:r>
+        <w:t>Goal:</w:t>
+      </w:r>
+    </w:p>
+    <w:p>
+      <w:r>
+        <w:t>Obtain encrypted password hashes for accounts without Kerberos pre-authentication.</w:t>
+      </w:r>
+    </w:p>
+    <w:p>
+      <w:pPr>
         <w:rPr>
           <w:b/>
           <w:bCs/>
-          <w:sz w:val="28"/>
-          <w:szCs w:val="28"/>
         </w:rPr>
-        <w:t>Attack 3</w:t>
-      </w:r>
-    </w:p>
-    <w:p>
-      <w:pPr>
-        <w:rPr>
-          <w:sz w:val="28"/>
-          <w:szCs w:val="28"/>
-        </w:rPr>
-      </w:pPr>
-      <w:r>
-        <w:rPr>
-          <w:sz w:val="28"/>
-          <w:szCs w:val="28"/>
-        </w:rPr>
-        <w:t>Privilege escalation using:</w:t>
-      </w:r>
-    </w:p>
-    <w:p>
-      <w:pPr>
-        <w:numPr>
-          <w:ilvl w:val="0"/>
-          <w:numId w:val="47"/>
-        </w:numPr>
-        <w:rPr>
-          <w:sz w:val="28"/>
-          <w:szCs w:val="28"/>
-        </w:rPr>
-      </w:pPr>
-      <w:r>
-        <w:rPr>
-          <w:sz w:val="28"/>
-          <w:szCs w:val="28"/>
-        </w:rPr>
-        <w:t>misconfigured permissions</w:t>
-      </w:r>
-    </w:p>
-    <w:p>
-      <w:pPr>
-        <w:numPr>
-          <w:ilvl w:val="0"/>
-          <w:numId w:val="47"/>
-        </w:numPr>
-        <w:rPr>
-          <w:sz w:val="28"/>
-          <w:szCs w:val="28"/>
-        </w:rPr>
-      </w:pPr>
-      <w:r>
-        <w:rPr>
-          <w:sz w:val="28"/>
-          <w:szCs w:val="28"/>
-        </w:rPr>
-        <w:t>weak service accounts</w:t>
-      </w:r>
-    </w:p>
-    <w:p>
-      <w:pPr>
-        <w:rPr>
-          <w:sz w:val="28"/>
-          <w:szCs w:val="28"/>
-        </w:rPr>
-      </w:pPr>
-      <w:r>
-        <w:rPr>
-          <w:sz w:val="28"/>
-          <w:szCs w:val="28"/>
-        </w:rPr>
-        <w:t>Deliverable:</w:t>
-      </w:r>
-    </w:p>
-    <w:p>
-      <w:pPr>
-        <w:numPr>
-          <w:ilvl w:val="0"/>
-          <w:numId w:val="48"/>
-        </w:numPr>
-        <w:rPr>
-          <w:sz w:val="28"/>
-          <w:szCs w:val="28"/>
-        </w:rPr>
-      </w:pPr>
-      <w:r>
-        <w:rPr>
-          <w:sz w:val="28"/>
-          <w:szCs w:val="28"/>
-        </w:rPr>
-        <w:t>attack chain documentation</w:t>
-      </w:r>
-    </w:p>
-    <w:p>
-      <w:pPr>
-        <w:rPr>
-          <w:sz w:val="28"/>
-          <w:szCs w:val="28"/>
-        </w:rPr>
-      </w:pPr>
-      <w:r>
-        <w:rPr>
-          <w:sz w:val="28"/>
-          <w:szCs w:val="28"/>
-        </w:rPr>
-        <w:lastRenderedPageBreak/>
-        <w:pict w14:anchorId="1A2542AA">
-          <v:rect id="_x0000_i1312" style="width:0;height:1.5pt" o:hralign="center" o:hrstd="t" o:hr="t" fillcolor="#a0a0a0" stroked="f"/>
-        </w:pict>
-      </w:r>
-    </w:p>
-    <w:p>
-      <w:pPr>
+      </w:pPr>
+      <w:r>
         <w:rPr>
           <w:b/>
           <w:bCs/>
-          <w:sz w:val="28"/>
-          <w:szCs w:val="28"/>
         </w:rPr>
-      </w:pPr>
-      <w:r>
+        <w:t>Privilege Escalation</w:t>
+      </w:r>
+    </w:p>
+    <w:p>
+      <w:r>
+        <w:t>Test escalation paths caused by:</w:t>
+      </w:r>
+    </w:p>
+    <w:p>
+      <w:pPr>
+        <w:numPr>
+          <w:ilvl w:val="0"/>
+          <w:numId w:val="69"/>
+        </w:numPr>
+      </w:pPr>
+      <w:r>
+        <w:t>weak service accounts</w:t>
+      </w:r>
+    </w:p>
+    <w:p>
+      <w:pPr>
+        <w:numPr>
+          <w:ilvl w:val="0"/>
+          <w:numId w:val="69"/>
+        </w:numPr>
+      </w:pPr>
+      <w:r>
+        <w:t>misconfigured permissions</w:t>
+      </w:r>
+    </w:p>
+    <w:p>
+      <w:r>
+        <w:t>Deliverable:</w:t>
+      </w:r>
+    </w:p>
+    <w:p>
+      <w:r>
+        <w:t>Documented attack chain showing privilege escalation path.</w:t>
+      </w:r>
+    </w:p>
+    <w:p>
+      <w:r>
+        <w:pict w14:anchorId="4C52479A">
+          <v:rect id="_x0000_i1160" style="width:0;height:1.5pt" o:hralign="center" o:hrstd="t" o:hr="t" fillcolor="#a0a0a0" stroked="f"/>
+        </w:pict>
+      </w:r>
+    </w:p>
+    <w:p>
+      <w:pPr>
         <w:rPr>
           <w:b/>
           <w:bCs/>
-          <w:sz w:val="28"/>
-          <w:szCs w:val="28"/>
         </w:rPr>
-        <w:t>Phase 5 — Persistence Simulation</w:t>
-      </w:r>
-    </w:p>
-    <w:p>
-      <w:pPr>
-        <w:rPr>
-          <w:sz w:val="28"/>
-          <w:szCs w:val="28"/>
-        </w:rPr>
-      </w:pPr>
-      <w:r>
-        <w:rPr>
-          <w:sz w:val="28"/>
-          <w:szCs w:val="28"/>
-        </w:rPr>
-        <w:t>Demonstrate how attackers maintain access.</w:t>
-      </w:r>
-    </w:p>
-    <w:p>
-      <w:pPr>
-        <w:rPr>
-          <w:sz w:val="28"/>
-          <w:szCs w:val="28"/>
-        </w:rPr>
-      </w:pPr>
-      <w:r>
-        <w:rPr>
-          <w:sz w:val="28"/>
-          <w:szCs w:val="28"/>
-        </w:rPr>
-        <w:t>Examples:</w:t>
-      </w:r>
-    </w:p>
-    <w:p>
-      <w:pPr>
-        <w:numPr>
-          <w:ilvl w:val="0"/>
-          <w:numId w:val="49"/>
-        </w:numPr>
-        <w:rPr>
-          <w:sz w:val="28"/>
-          <w:szCs w:val="28"/>
-        </w:rPr>
-      </w:pPr>
-      <w:r>
-        <w:rPr>
-          <w:sz w:val="28"/>
-          <w:szCs w:val="28"/>
-        </w:rPr>
-        <w:t>new domain admin user</w:t>
-      </w:r>
-    </w:p>
-    <w:p>
-      <w:pPr>
-        <w:numPr>
-          <w:ilvl w:val="0"/>
-          <w:numId w:val="49"/>
-        </w:numPr>
-        <w:rPr>
-          <w:sz w:val="28"/>
-          <w:szCs w:val="28"/>
-        </w:rPr>
-      </w:pPr>
-      <w:r>
-        <w:rPr>
-          <w:sz w:val="28"/>
-          <w:szCs w:val="28"/>
-        </w:rPr>
-        <w:t>scheduled tasks</w:t>
-      </w:r>
-    </w:p>
-    <w:p>
-      <w:pPr>
-        <w:numPr>
-          <w:ilvl w:val="0"/>
-          <w:numId w:val="49"/>
-        </w:numPr>
-        <w:rPr>
-          <w:sz w:val="28"/>
-          <w:szCs w:val="28"/>
-        </w:rPr>
-      </w:pPr>
-      <w:r>
-        <w:rPr>
-          <w:sz w:val="28"/>
-          <w:szCs w:val="28"/>
-        </w:rPr>
-        <w:t>credential reuse</w:t>
-      </w:r>
-    </w:p>
-    <w:p>
-      <w:pPr>
-        <w:rPr>
-          <w:sz w:val="28"/>
-          <w:szCs w:val="28"/>
-        </w:rPr>
-      </w:pPr>
-      <w:r>
-        <w:rPr>
-          <w:sz w:val="28"/>
-          <w:szCs w:val="28"/>
-        </w:rPr>
-        <w:t>Deliverable:</w:t>
-      </w:r>
-    </w:p>
-    <w:p>
-      <w:pPr>
-        <w:numPr>
-          <w:ilvl w:val="0"/>
-          <w:numId w:val="50"/>
-        </w:numPr>
-        <w:rPr>
-          <w:sz w:val="28"/>
-          <w:szCs w:val="28"/>
-        </w:rPr>
-      </w:pPr>
-      <w:r>
-        <w:rPr>
-          <w:sz w:val="28"/>
-          <w:szCs w:val="28"/>
-        </w:rPr>
-        <w:t>persistence technique explanation</w:t>
-      </w:r>
-    </w:p>
-    <w:p>
-      <w:pPr>
-        <w:rPr>
-          <w:sz w:val="28"/>
-          <w:szCs w:val="28"/>
-        </w:rPr>
-      </w:pPr>
-      <w:r>
-        <w:rPr>
-          <w:sz w:val="28"/>
-          <w:szCs w:val="28"/>
-        </w:rPr>
-        <w:pict w14:anchorId="227B340C">
-          <v:rect id="_x0000_i1313" style="width:0;height:1.5pt" o:hralign="center" o:hrstd="t" o:hr="t" fillcolor="#a0a0a0" stroked="f"/>
-        </w:pict>
-      </w:r>
-    </w:p>
-    <w:p>
-      <w:pPr>
+      </w:pPr>
+      <w:r>
         <w:rPr>
           <w:b/>
           <w:bCs/>
-          <w:sz w:val="28"/>
-          <w:szCs w:val="28"/>
         </w:rPr>
-      </w:pPr>
-      <w:r>
+        <w:t>Phase 5 — Persistence Simulation</w:t>
+      </w:r>
+    </w:p>
+    <w:p>
+      <w:r>
+        <w:t>Demonstrate how attackers maintain long-term access to a compromised environment.</w:t>
+      </w:r>
+    </w:p>
+    <w:p>
+      <w:r>
+        <w:t>Examples include:</w:t>
+      </w:r>
+    </w:p>
+    <w:p>
+      <w:pPr>
+        <w:numPr>
+          <w:ilvl w:val="0"/>
+          <w:numId w:val="70"/>
+        </w:numPr>
+      </w:pPr>
+      <w:r>
+        <w:t>Creating new domain administrator accounts</w:t>
+      </w:r>
+    </w:p>
+    <w:p>
+      <w:pPr>
+        <w:numPr>
+          <w:ilvl w:val="0"/>
+          <w:numId w:val="70"/>
+        </w:numPr>
+      </w:pPr>
+      <w:r>
+        <w:t>Scheduled task persistence</w:t>
+      </w:r>
+    </w:p>
+    <w:p>
+      <w:pPr>
+        <w:numPr>
+          <w:ilvl w:val="0"/>
+          <w:numId w:val="70"/>
+        </w:numPr>
+      </w:pPr>
+      <w:r>
+        <w:t>Credential reuse techniques</w:t>
+      </w:r>
+    </w:p>
+    <w:p>
+      <w:r>
+        <w:t>Deliverable:</w:t>
+      </w:r>
+    </w:p>
+    <w:p>
+      <w:r>
+        <w:t>Persistence technique documentation.</w:t>
+      </w:r>
+    </w:p>
+    <w:p>
+      <w:r>
+        <w:pict w14:anchorId="0B91C454">
+          <v:rect id="_x0000_i1161" style="width:0;height:1.5pt" o:hralign="center" o:hrstd="t" o:hr="t" fillcolor="#a0a0a0" stroked="f"/>
+        </w:pict>
+      </w:r>
+    </w:p>
+    <w:p>
+      <w:pPr>
         <w:rPr>
           <w:b/>
           <w:bCs/>
-          <w:sz w:val="28"/>
-          <w:szCs w:val="28"/>
+        </w:rPr>
+      </w:pPr>
+      <w:r>
+        <w:rPr>
+          <w:b/>
+          <w:bCs/>
         </w:rPr>
         <w:t>7. Security Findings Documentation</w:t>
       </w:r>
     </w:p>
     <w:p>
-      <w:pPr>
-        <w:rPr>
-          <w:sz w:val="28"/>
-          <w:szCs w:val="28"/>
-        </w:rPr>
-      </w:pPr>
-      <w:r>
-        <w:rPr>
-          <w:sz w:val="28"/>
-          <w:szCs w:val="28"/>
-        </w:rPr>
-        <w:t>Each finding should include:</w:t>
+      <w:r>
+        <w:t>Each vulnerability discovered should include:</w:t>
       </w:r>
     </w:p>
     <w:tbl>
@@ -3489,8 +2103,8 @@
         <w:tblLook w:val="04A0" w:firstRow="1" w:lastRow="0" w:firstColumn="1" w:lastColumn="0" w:noHBand="0" w:noVBand="1"/>
       </w:tblPr>
       <w:tblGrid>
-        <w:gridCol w:w="2004"/>
-        <w:gridCol w:w="3335"/>
+        <w:gridCol w:w="1591"/>
+        <w:gridCol w:w="2949"/>
       </w:tblGrid>
       <w:tr>
         <w:trPr>
@@ -3508,16 +2122,12 @@
               <w:rPr>
                 <w:b/>
                 <w:bCs/>
-                <w:sz w:val="28"/>
-                <w:szCs w:val="28"/>
               </w:rPr>
             </w:pPr>
             <w:r>
               <w:rPr>
                 <w:b/>
                 <w:bCs/>
-                <w:sz w:val="28"/>
-                <w:szCs w:val="28"/>
               </w:rPr>
               <w:t>Section</w:t>
             </w:r>
@@ -3534,16 +2144,12 @@
               <w:rPr>
                 <w:b/>
                 <w:bCs/>
-                <w:sz w:val="28"/>
-                <w:szCs w:val="28"/>
               </w:rPr>
             </w:pPr>
             <w:r>
               <w:rPr>
                 <w:b/>
                 <w:bCs/>
-                <w:sz w:val="28"/>
-                <w:szCs w:val="28"/>
               </w:rPr>
               <w:t>Content</w:t>
             </w:r>
@@ -3561,17 +2167,7 @@
             <w:hideMark/>
           </w:tcPr>
           <w:p>
-            <w:pPr>
-              <w:rPr>
-                <w:sz w:val="28"/>
-                <w:szCs w:val="28"/>
-              </w:rPr>
-            </w:pPr>
             <w:r>
-              <w:rPr>
-                <w:sz w:val="28"/>
-                <w:szCs w:val="28"/>
-              </w:rPr>
               <w:t>Vulnerability</w:t>
             </w:r>
           </w:p>
@@ -3583,18 +2179,8 @@
             <w:hideMark/>
           </w:tcPr>
           <w:p>
-            <w:pPr>
-              <w:rPr>
-                <w:sz w:val="28"/>
-                <w:szCs w:val="28"/>
-              </w:rPr>
-            </w:pPr>
             <w:r>
-              <w:rPr>
-                <w:sz w:val="28"/>
-                <w:szCs w:val="28"/>
-              </w:rPr>
-              <w:t>Misconfiguration description</w:t>
+              <w:t>Description of misconfiguration</w:t>
             </w:r>
           </w:p>
         </w:tc>
@@ -3610,17 +2196,7 @@
             <w:hideMark/>
           </w:tcPr>
           <w:p>
-            <w:pPr>
-              <w:rPr>
-                <w:sz w:val="28"/>
-                <w:szCs w:val="28"/>
-              </w:rPr>
-            </w:pPr>
             <w:r>
-              <w:rPr>
-                <w:sz w:val="28"/>
-                <w:szCs w:val="28"/>
-              </w:rPr>
               <w:t>Impact</w:t>
             </w:r>
           </w:p>
@@ -3632,17 +2208,7 @@
             <w:hideMark/>
           </w:tcPr>
           <w:p>
-            <w:pPr>
-              <w:rPr>
-                <w:sz w:val="28"/>
-                <w:szCs w:val="28"/>
-              </w:rPr>
-            </w:pPr>
             <w:r>
-              <w:rPr>
-                <w:sz w:val="28"/>
-                <w:szCs w:val="28"/>
-              </w:rPr>
               <w:t>Potential attacker capability</w:t>
             </w:r>
           </w:p>
@@ -3659,17 +2225,7 @@
             <w:hideMark/>
           </w:tcPr>
           <w:p>
-            <w:pPr>
-              <w:rPr>
-                <w:sz w:val="28"/>
-                <w:szCs w:val="28"/>
-              </w:rPr>
-            </w:pPr>
             <w:r>
-              <w:rPr>
-                <w:sz w:val="28"/>
-                <w:szCs w:val="28"/>
-              </w:rPr>
               <w:t>Evidence</w:t>
             </w:r>
           </w:p>
@@ -3681,18 +2237,8 @@
             <w:hideMark/>
           </w:tcPr>
           <w:p>
-            <w:pPr>
-              <w:rPr>
-                <w:sz w:val="28"/>
-                <w:szCs w:val="28"/>
-              </w:rPr>
-            </w:pPr>
             <w:r>
-              <w:rPr>
-                <w:sz w:val="28"/>
-                <w:szCs w:val="28"/>
-              </w:rPr>
-              <w:t>screenshots / logs</w:t>
+              <w:t>Screenshots / logs</w:t>
             </w:r>
           </w:p>
         </w:tc>
@@ -3708,17 +2254,7 @@
             <w:hideMark/>
           </w:tcPr>
           <w:p>
-            <w:pPr>
-              <w:rPr>
-                <w:sz w:val="28"/>
-                <w:szCs w:val="28"/>
-              </w:rPr>
-            </w:pPr>
             <w:r>
-              <w:rPr>
-                <w:sz w:val="28"/>
-                <w:szCs w:val="28"/>
-              </w:rPr>
               <w:t>Exploitation Path</w:t>
             </w:r>
           </w:p>
@@ -3730,18 +2266,8 @@
             <w:hideMark/>
           </w:tcPr>
           <w:p>
-            <w:pPr>
-              <w:rPr>
-                <w:sz w:val="28"/>
-                <w:szCs w:val="28"/>
-              </w:rPr>
-            </w:pPr>
             <w:r>
-              <w:rPr>
-                <w:sz w:val="28"/>
-                <w:szCs w:val="28"/>
-              </w:rPr>
-              <w:t>step-by-step attack chain</w:t>
+              <w:t>Step-by-step attack chain</w:t>
             </w:r>
           </w:p>
         </w:tc>
@@ -3757,17 +2283,7 @@
             <w:hideMark/>
           </w:tcPr>
           <w:p>
-            <w:pPr>
-              <w:rPr>
-                <w:sz w:val="28"/>
-                <w:szCs w:val="28"/>
-              </w:rPr>
-            </w:pPr>
             <w:r>
-              <w:rPr>
-                <w:sz w:val="28"/>
-                <w:szCs w:val="28"/>
-              </w:rPr>
               <w:t>Mitigation</w:t>
             </w:r>
           </w:p>
@@ -3779,37 +2295,17 @@
             <w:hideMark/>
           </w:tcPr>
           <w:p>
-            <w:pPr>
-              <w:rPr>
-                <w:sz w:val="28"/>
-                <w:szCs w:val="28"/>
-              </w:rPr>
-            </w:pPr>
             <w:r>
-              <w:rPr>
-                <w:sz w:val="28"/>
-                <w:szCs w:val="28"/>
-              </w:rPr>
-              <w:t>security recommendations</w:t>
+              <w:t>Recommended security controls</w:t>
             </w:r>
           </w:p>
         </w:tc>
       </w:tr>
     </w:tbl>
     <w:p>
-      <w:pPr>
-        <w:rPr>
-          <w:sz w:val="28"/>
-          <w:szCs w:val="28"/>
-        </w:rPr>
-      </w:pPr>
-      <w:r>
-        <w:rPr>
-          <w:sz w:val="28"/>
-          <w:szCs w:val="28"/>
-        </w:rPr>
-        <w:pict w14:anchorId="6B88845A">
-          <v:rect id="_x0000_i1314" style="width:0;height:1.5pt" o:hralign="center" o:hrstd="t" o:hr="t" fillcolor="#a0a0a0" stroked="f"/>
+      <w:r>
+        <w:pict w14:anchorId="722574C6">
+          <v:rect id="_x0000_i1162" style="width:0;height:1.5pt" o:hralign="center" o:hrstd="t" o:hr="t" fillcolor="#a0a0a0" stroked="f"/>
         </w:pict>
       </w:r>
     </w:p>
@@ -3818,415 +2314,257 @@
         <w:rPr>
           <w:b/>
           <w:bCs/>
-          <w:sz w:val="28"/>
-          <w:szCs w:val="28"/>
         </w:rPr>
       </w:pPr>
       <w:r>
         <w:rPr>
           <w:b/>
           <w:bCs/>
-          <w:sz w:val="28"/>
-          <w:szCs w:val="28"/>
         </w:rPr>
         <w:t>8. Final Deliverables</w:t>
       </w:r>
     </w:p>
     <w:p>
-      <w:pPr>
-        <w:rPr>
-          <w:sz w:val="28"/>
-          <w:szCs w:val="28"/>
-        </w:rPr>
-      </w:pPr>
-      <w:r>
-        <w:rPr>
-          <w:sz w:val="28"/>
-          <w:szCs w:val="28"/>
-        </w:rPr>
-        <w:t>The completed project should include:</w:t>
-      </w:r>
-    </w:p>
-    <w:p>
-      <w:pPr>
+      <w:r>
+        <w:lastRenderedPageBreak/>
+        <w:t>The completed project includes:</w:t>
+      </w:r>
+    </w:p>
+    <w:p>
+      <w:pPr>
+        <w:numPr>
+          <w:ilvl w:val="0"/>
+          <w:numId w:val="71"/>
+        </w:numPr>
+      </w:pPr>
+      <w:r>
         <w:rPr>
           <w:b/>
           <w:bCs/>
-          <w:sz w:val="28"/>
-          <w:szCs w:val="28"/>
         </w:rPr>
+        <w:t>Architecture Diagram</w:t>
+      </w:r>
+      <w:r>
+        <w:br/>
+        <w:t>Visual layout of the lab network.</w:t>
+      </w:r>
+    </w:p>
+    <w:p>
+      <w:pPr>
+        <w:numPr>
+          <w:ilvl w:val="0"/>
+          <w:numId w:val="71"/>
+        </w:numPr>
       </w:pPr>
       <w:r>
         <w:rPr>
           <w:b/>
           <w:bCs/>
-          <w:sz w:val="28"/>
-          <w:szCs w:val="28"/>
         </w:rPr>
-        <w:t>1. Architecture Diagram</w:t>
-      </w:r>
-    </w:p>
-    <w:p>
-      <w:pPr>
-        <w:rPr>
-          <w:sz w:val="28"/>
-          <w:szCs w:val="28"/>
-        </w:rPr>
-      </w:pPr>
-      <w:r>
-        <w:rPr>
-          <w:sz w:val="28"/>
-          <w:szCs w:val="28"/>
-        </w:rPr>
-        <w:t>Visual layout of the lab network.</w:t>
-      </w:r>
-    </w:p>
-    <w:p>
-      <w:pPr>
+        <w:t>Attack Path Visualizations</w:t>
+      </w:r>
+      <w:r>
+        <w:br/>
+        <w:t xml:space="preserve">Graphs generated using </w:t>
+      </w:r>
+      <w:proofErr w:type="spellStart"/>
+      <w:r>
+        <w:t>BloodHound</w:t>
+      </w:r>
+      <w:proofErr w:type="spellEnd"/>
+      <w:r>
+        <w:t>.</w:t>
+      </w:r>
+    </w:p>
+    <w:p>
+      <w:pPr>
+        <w:numPr>
+          <w:ilvl w:val="0"/>
+          <w:numId w:val="71"/>
+        </w:numPr>
+      </w:pPr>
+      <w:r>
         <w:rPr>
           <w:b/>
           <w:bCs/>
-          <w:sz w:val="28"/>
-          <w:szCs w:val="28"/>
         </w:rPr>
-      </w:pPr>
-      <w:r>
+        <w:t>Security Report</w:t>
+      </w:r>
+    </w:p>
+    <w:p>
+      <w:r>
+        <w:t>Including:</w:t>
+      </w:r>
+    </w:p>
+    <w:p>
+      <w:pPr>
+        <w:numPr>
+          <w:ilvl w:val="0"/>
+          <w:numId w:val="72"/>
+        </w:numPr>
+      </w:pPr>
+      <w:r>
+        <w:t>environment description</w:t>
+      </w:r>
+    </w:p>
+    <w:p>
+      <w:pPr>
+        <w:numPr>
+          <w:ilvl w:val="0"/>
+          <w:numId w:val="72"/>
+        </w:numPr>
+      </w:pPr>
+      <w:r>
+        <w:t>vulnerabilities discovered</w:t>
+      </w:r>
+    </w:p>
+    <w:p>
+      <w:pPr>
+        <w:numPr>
+          <w:ilvl w:val="0"/>
+          <w:numId w:val="72"/>
+        </w:numPr>
+      </w:pPr>
+      <w:r>
+        <w:t>attack simulation steps</w:t>
+      </w:r>
+    </w:p>
+    <w:p>
+      <w:pPr>
+        <w:numPr>
+          <w:ilvl w:val="0"/>
+          <w:numId w:val="72"/>
+        </w:numPr>
+      </w:pPr>
+      <w:r>
+        <w:t>mitigation strategies</w:t>
+      </w:r>
+    </w:p>
+    <w:p>
+      <w:r>
+        <w:pict w14:anchorId="21FDBADB">
+          <v:rect id="_x0000_i1163" style="width:0;height:1.5pt" o:hralign="center" o:hrstd="t" o:hr="t" fillcolor="#a0a0a0" stroked="f"/>
+        </w:pict>
+      </w:r>
+    </w:p>
+    <w:p>
+      <w:pPr>
         <w:rPr>
           <w:b/>
           <w:bCs/>
-          <w:sz w:val="28"/>
-          <w:szCs w:val="28"/>
         </w:rPr>
-        <w:t>2. Attack Path Screenshots</w:t>
-      </w:r>
-    </w:p>
-    <w:p>
-      <w:pPr>
-        <w:rPr>
-          <w:sz w:val="28"/>
-          <w:szCs w:val="28"/>
-        </w:rPr>
-      </w:pPr>
-      <w:r>
-        <w:rPr>
-          <w:sz w:val="28"/>
-          <w:szCs w:val="28"/>
-        </w:rPr>
-        <w:t xml:space="preserve">From </w:t>
-      </w:r>
-      <w:proofErr w:type="spellStart"/>
+      </w:pPr>
       <w:r>
         <w:rPr>
           <w:b/>
           <w:bCs/>
-          <w:sz w:val="28"/>
-          <w:szCs w:val="28"/>
         </w:rPr>
-        <w:t>BloodHound</w:t>
-      </w:r>
-      <w:proofErr w:type="spellEnd"/>
+        <w:t>9. Expected Learning Outcomes</w:t>
+      </w:r>
+    </w:p>
+    <w:p>
+      <w:r>
+        <w:t>After completing this project, the student should be able to:</w:t>
+      </w:r>
+    </w:p>
+    <w:p>
+      <w:pPr>
+        <w:numPr>
+          <w:ilvl w:val="0"/>
+          <w:numId w:val="73"/>
+        </w:numPr>
+      </w:pPr>
+      <w:r>
+        <w:t>Understand Active Directory security architecture</w:t>
+      </w:r>
+    </w:p>
+    <w:p>
+      <w:pPr>
+        <w:numPr>
+          <w:ilvl w:val="0"/>
+          <w:numId w:val="73"/>
+        </w:numPr>
+      </w:pPr>
+      <w:r>
+        <w:t>Perform internal network reconnaissance</w:t>
+      </w:r>
+    </w:p>
+    <w:p>
+      <w:pPr>
+        <w:numPr>
+          <w:ilvl w:val="0"/>
+          <w:numId w:val="73"/>
+        </w:numPr>
+      </w:pPr>
+      <w:r>
+        <w:t>Identify privilege escalation paths</w:t>
+      </w:r>
+    </w:p>
+    <w:p>
+      <w:pPr>
+        <w:numPr>
+          <w:ilvl w:val="0"/>
+          <w:numId w:val="73"/>
+        </w:numPr>
+      </w:pPr>
+      <w:r>
+        <w:t>Simulate Kerberos authentication attacks</w:t>
+      </w:r>
+    </w:p>
+    <w:p>
+      <w:pPr>
+        <w:numPr>
+          <w:ilvl w:val="0"/>
+          <w:numId w:val="73"/>
+        </w:numPr>
+      </w:pPr>
+      <w:r>
+        <w:t>Document enterprise security findings professionally</w:t>
+      </w:r>
+    </w:p>
+    <w:p>
+      <w:r>
+        <w:pict w14:anchorId="1DF61ED4">
+          <v:rect id="_x0000_i1164" style="width:0;height:1.5pt" o:hralign="center" o:hrstd="t" o:hr="t" fillcolor="#a0a0a0" stroked="f"/>
+        </w:pict>
+      </w:r>
     </w:p>
     <w:p>
       <w:pPr>
         <w:rPr>
           <w:b/>
           <w:bCs/>
-          <w:sz w:val="28"/>
-          <w:szCs w:val="28"/>
         </w:rPr>
       </w:pPr>
       <w:r>
         <w:rPr>
           <w:b/>
           <w:bCs/>
-          <w:sz w:val="28"/>
-          <w:szCs w:val="28"/>
         </w:rPr>
-        <w:t>3. Security Report</w:t>
-      </w:r>
-    </w:p>
-    <w:p>
-      <w:pPr>
-        <w:rPr>
-          <w:sz w:val="28"/>
-          <w:szCs w:val="28"/>
-        </w:rPr>
-      </w:pPr>
-      <w:r>
-        <w:rPr>
-          <w:sz w:val="28"/>
-          <w:szCs w:val="28"/>
-        </w:rPr>
-        <w:lastRenderedPageBreak/>
-        <w:t>Including:</w:t>
-      </w:r>
-    </w:p>
-    <w:p>
-      <w:pPr>
-        <w:numPr>
-          <w:ilvl w:val="0"/>
-          <w:numId w:val="51"/>
-        </w:numPr>
-        <w:rPr>
-          <w:sz w:val="28"/>
-          <w:szCs w:val="28"/>
-        </w:rPr>
-      </w:pPr>
-      <w:r>
-        <w:rPr>
-          <w:sz w:val="28"/>
-          <w:szCs w:val="28"/>
-        </w:rPr>
-        <w:t>environment description</w:t>
-      </w:r>
-    </w:p>
-    <w:p>
-      <w:pPr>
-        <w:numPr>
-          <w:ilvl w:val="0"/>
-          <w:numId w:val="51"/>
-        </w:numPr>
-        <w:rPr>
-          <w:sz w:val="28"/>
-          <w:szCs w:val="28"/>
-        </w:rPr>
-      </w:pPr>
-      <w:r>
-        <w:rPr>
-          <w:sz w:val="28"/>
-          <w:szCs w:val="28"/>
-        </w:rPr>
-        <w:t>vulnerabilities discovered</w:t>
-      </w:r>
-    </w:p>
-    <w:p>
-      <w:pPr>
-        <w:numPr>
-          <w:ilvl w:val="0"/>
-          <w:numId w:val="51"/>
-        </w:numPr>
-        <w:rPr>
-          <w:sz w:val="28"/>
-          <w:szCs w:val="28"/>
-        </w:rPr>
-      </w:pPr>
-      <w:r>
-        <w:rPr>
-          <w:sz w:val="28"/>
-          <w:szCs w:val="28"/>
-        </w:rPr>
-        <w:t>attack simulation steps</w:t>
-      </w:r>
-    </w:p>
-    <w:p>
-      <w:pPr>
-        <w:numPr>
-          <w:ilvl w:val="0"/>
-          <w:numId w:val="51"/>
-        </w:numPr>
-        <w:rPr>
-          <w:sz w:val="28"/>
-          <w:szCs w:val="28"/>
-        </w:rPr>
-      </w:pPr>
-      <w:r>
-        <w:rPr>
-          <w:sz w:val="28"/>
-          <w:szCs w:val="28"/>
-        </w:rPr>
-        <w:t>mitigation strategies</w:t>
-      </w:r>
-    </w:p>
-    <w:p>
-      <w:pPr>
-        <w:rPr>
-          <w:sz w:val="28"/>
-          <w:szCs w:val="28"/>
-        </w:rPr>
-      </w:pPr>
-      <w:r>
-        <w:rPr>
-          <w:sz w:val="28"/>
-          <w:szCs w:val="28"/>
-        </w:rPr>
-        <w:pict w14:anchorId="6F4A6249">
-          <v:rect id="_x0000_i1315" style="width:0;height:1.5pt" o:hralign="center" o:hrstd="t" o:hr="t" fillcolor="#a0a0a0" stroked="f"/>
-        </w:pict>
-      </w:r>
-    </w:p>
-    <w:p>
-      <w:pPr>
+        <w:t>10. Disclaimer</w:t>
+      </w:r>
+    </w:p>
+    <w:p>
+      <w:r>
+        <w:t xml:space="preserve">This project is conducted in a </w:t>
+      </w:r>
+      <w:r>
         <w:rPr>
           <w:b/>
           <w:bCs/>
-          <w:sz w:val="28"/>
-          <w:szCs w:val="28"/>
         </w:rPr>
-      </w:pPr>
-      <w:r>
-        <w:rPr>
-          <w:b/>
-          <w:bCs/>
-          <w:sz w:val="28"/>
-          <w:szCs w:val="28"/>
-        </w:rPr>
-        <w:t>9. Expected Learning Outcomes</w:t>
-      </w:r>
-    </w:p>
-    <w:p>
-      <w:pPr>
-        <w:rPr>
-          <w:sz w:val="28"/>
-          <w:szCs w:val="28"/>
-        </w:rPr>
-      </w:pPr>
-      <w:r>
-        <w:rPr>
-          <w:sz w:val="28"/>
-          <w:szCs w:val="28"/>
-        </w:rPr>
-        <w:t>After completing this project, the student should be able to:</w:t>
-      </w:r>
-    </w:p>
-    <w:p>
-      <w:pPr>
-        <w:numPr>
-          <w:ilvl w:val="0"/>
-          <w:numId w:val="52"/>
-        </w:numPr>
-        <w:rPr>
-          <w:sz w:val="28"/>
-          <w:szCs w:val="28"/>
-        </w:rPr>
-      </w:pPr>
-      <w:r>
-        <w:rPr>
-          <w:sz w:val="28"/>
-          <w:szCs w:val="28"/>
-        </w:rPr>
-        <w:t xml:space="preserve">Understand </w:t>
-      </w:r>
-      <w:r>
-        <w:rPr>
-          <w:b/>
-          <w:bCs/>
-          <w:sz w:val="28"/>
-          <w:szCs w:val="28"/>
-        </w:rPr>
-        <w:t>Active Directory security architecture</w:t>
-      </w:r>
-    </w:p>
-    <w:p>
-      <w:pPr>
-        <w:numPr>
-          <w:ilvl w:val="0"/>
-          <w:numId w:val="52"/>
-        </w:numPr>
-        <w:rPr>
-          <w:sz w:val="28"/>
-          <w:szCs w:val="28"/>
-        </w:rPr>
-      </w:pPr>
-      <w:r>
-        <w:rPr>
-          <w:sz w:val="28"/>
-          <w:szCs w:val="28"/>
-        </w:rPr>
-        <w:t xml:space="preserve">Perform </w:t>
-      </w:r>
-      <w:r>
-        <w:rPr>
-          <w:b/>
-          <w:bCs/>
-          <w:sz w:val="28"/>
-          <w:szCs w:val="28"/>
-        </w:rPr>
-        <w:t>internal network reconnaissance</w:t>
-      </w:r>
-    </w:p>
-    <w:p>
-      <w:pPr>
-        <w:numPr>
-          <w:ilvl w:val="0"/>
-          <w:numId w:val="52"/>
-        </w:numPr>
-        <w:rPr>
-          <w:sz w:val="28"/>
-          <w:szCs w:val="28"/>
-        </w:rPr>
-      </w:pPr>
-      <w:r>
-        <w:rPr>
-          <w:sz w:val="28"/>
-          <w:szCs w:val="28"/>
-        </w:rPr>
-        <w:t xml:space="preserve">Identify </w:t>
-      </w:r>
-      <w:r>
-        <w:rPr>
-          <w:b/>
-          <w:bCs/>
-          <w:sz w:val="28"/>
-          <w:szCs w:val="28"/>
-        </w:rPr>
-        <w:t>privilege escalation paths</w:t>
-      </w:r>
-    </w:p>
-    <w:p>
-      <w:pPr>
-        <w:numPr>
-          <w:ilvl w:val="0"/>
-          <w:numId w:val="52"/>
-        </w:numPr>
-        <w:rPr>
-          <w:sz w:val="28"/>
-          <w:szCs w:val="28"/>
-        </w:rPr>
-      </w:pPr>
-      <w:r>
-        <w:rPr>
-          <w:sz w:val="28"/>
-          <w:szCs w:val="28"/>
-        </w:rPr>
-        <w:t xml:space="preserve">Simulate common </w:t>
-      </w:r>
-      <w:r>
-        <w:rPr>
-          <w:b/>
-          <w:bCs/>
-          <w:sz w:val="28"/>
-          <w:szCs w:val="28"/>
-        </w:rPr>
-        <w:t>Kerberos attacks</w:t>
-      </w:r>
-    </w:p>
-    <w:p>
-      <w:pPr>
-        <w:numPr>
-          <w:ilvl w:val="0"/>
-          <w:numId w:val="52"/>
-        </w:numPr>
-        <w:rPr>
-          <w:sz w:val="28"/>
-          <w:szCs w:val="28"/>
-        </w:rPr>
-      </w:pPr>
-      <w:r>
-        <w:rPr>
-          <w:sz w:val="28"/>
-          <w:szCs w:val="28"/>
-        </w:rPr>
-        <w:t>Document security findings professionally</w:t>
-      </w:r>
-    </w:p>
-    <w:p>
-      <w:pPr>
-        <w:rPr>
-          <w:sz w:val="28"/>
-          <w:szCs w:val="28"/>
-        </w:rPr>
-      </w:pPr>
-    </w:p>
+        <w:t>controlled virtual lab environment</w:t>
+      </w:r>
+      <w:r>
+        <w:t xml:space="preserve"> for educational purposes only.</w:t>
+      </w:r>
+    </w:p>
+    <w:p>
+      <w:r>
+        <w:t>No attacks are performed on real systems or public networks.</w:t>
+      </w:r>
+    </w:p>
+    <w:p/>
     <w:sectPr>
       <w:pgSz w:w="11906" w:h="16838"/>
       <w:pgMar w:top="1440" w:right="1440" w:bottom="1440" w:left="1440" w:header="708" w:footer="708" w:gutter="0"/>
@@ -4240,6 +2578,155 @@
 <file path=word/numbering.xml><?xml version="1.0" encoding="utf-8"?>
 <w:numbering xmlns:wpc="http://schemas.microsoft.com/office/word/2010/wordprocessingCanvas" xmlns:cx="http://schemas.microsoft.com/office/drawing/2014/chartex" xmlns:cx1="http://schemas.microsoft.com/office/drawing/2015/9/8/chartex" xmlns:cx2="http://schemas.microsoft.com/office/drawing/2015/10/21/chartex" xmlns:cx3="http://schemas.microsoft.com/office/drawing/2016/5/9/chartex" xmlns:cx4="http://schemas.microsoft.com/office/drawing/2016/5/10/chartex" xmlns:cx5="http://schemas.microsoft.com/office/drawing/2016/5/11/chartex" xmlns:cx6="http://schemas.microsoft.com/office/drawing/2016/5/12/chartex" xmlns:cx7="http://schemas.microsoft.com/office/drawing/2016/5/13/chartex" xmlns:cx8="http://schemas.microsoft.com/office/drawing/2016/5/14/chartex" xmlns:mc="http://schemas.openxmlformats.org/markup-compatibility/2006" xmlns:aink="http://schemas.microsoft.com/office/drawing/2016/ink" xmlns:am3d="http://schemas.microsoft.com/office/drawing/2017/model3d" xmlns:o="urn:schemas-microsoft-com:office:office" xmlns:oel="http://schemas.microsoft.com/office/2019/extlst" xmlns:r="http://schemas.openxmlformats.org/officeDocument/2006/relationships" xmlns:m="http://schemas.openxmlformats.org/officeDocument/2006/math" xmlns:v="urn:schemas-microsoft-com:vml" xmlns:wp14="http://schemas.microsoft.com/office/word/2010/wordprocessingDrawing" xmlns:wp="http://schemas.openxmlformats.org/drawingml/2006/wordprocessingDrawing" xmlns:w10="urn:schemas-microsoft-com:office:word" xmlns:w="http://schemas.openxmlformats.org/wordprocessingml/2006/main" xmlns:w14="http://schemas.microsoft.com/office/word/2010/wordml" xmlns:w15="http://schemas.microsoft.com/office/word/2012/wordml" xmlns:w16cex="http://schemas.microsoft.com/office/word/2018/wordml/cex" xmlns:w16cid="http://schemas.microsoft.com/office/word/2016/wordml/cid" xmlns:w16="http://schemas.microsoft.com/office/word/2018/wordml" xmlns:w16du="http://schemas.microsoft.com/office/word/2023/wordml/word16du" xmlns:w16sdtdh="http://schemas.microsoft.com/office/word/2020/wordml/sdtdatahash" xmlns:w16sdtfl="http://schemas.microsoft.com/office/word/2024/wordml/sdtformatlock" xmlns:w16se="http://schemas.microsoft.com/office/word/2015/wordml/symex" xmlns:wpg="http://schemas.microsoft.com/office/word/2010/wordprocessingGroup" xmlns:wpi="http://schemas.microsoft.com/office/word/2010/wordprocessingInk" xmlns:wne="http://schemas.microsoft.com/office/word/2006/wordml" xmlns:wps="http://schemas.microsoft.com/office/word/2010/wordprocessingShape" mc:Ignorable="w14 w15 w16se w16cid w16 w16cex w16sdtdh w16sdtfl w16du wp14">
   <w:abstractNum w:abstractNumId="0" w15:restartNumberingAfterBreak="0">
+    <w:nsid w:val="01857800"/>
+    <w:multiLevelType w:val="multilevel"/>
+    <w:tmpl w:val="F5568D3E"/>
+    <w:lvl w:ilvl="0">
+      <w:start w:val="1"/>
+      <w:numFmt w:val="bullet"/>
+      <w:lvlText w:val=""/>
+      <w:lvlJc w:val="left"/>
+      <w:pPr>
+        <w:tabs>
+          <w:tab w:val="num" w:pos="720"/>
+        </w:tabs>
+        <w:ind w:left="720" w:hanging="360"/>
+      </w:pPr>
+      <w:rPr>
+        <w:rFonts w:ascii="Symbol" w:hAnsi="Symbol" w:hint="default"/>
+        <w:sz w:val="20"/>
+      </w:rPr>
+    </w:lvl>
+    <w:lvl w:ilvl="1" w:tentative="1">
+      <w:start w:val="1"/>
+      <w:numFmt w:val="bullet"/>
+      <w:lvlText w:val="o"/>
+      <w:lvlJc w:val="left"/>
+      <w:pPr>
+        <w:tabs>
+          <w:tab w:val="num" w:pos="1440"/>
+        </w:tabs>
+        <w:ind w:left="1440" w:hanging="360"/>
+      </w:pPr>
+      <w:rPr>
+        <w:rFonts w:ascii="Courier New" w:hAnsi="Courier New" w:hint="default"/>
+        <w:sz w:val="20"/>
+      </w:rPr>
+    </w:lvl>
+    <w:lvl w:ilvl="2" w:tentative="1">
+      <w:start w:val="1"/>
+      <w:numFmt w:val="bullet"/>
+      <w:lvlText w:val=""/>
+      <w:lvlJc w:val="left"/>
+      <w:pPr>
+        <w:tabs>
+          <w:tab w:val="num" w:pos="2160"/>
+        </w:tabs>
+        <w:ind w:left="2160" w:hanging="360"/>
+      </w:pPr>
+      <w:rPr>
+        <w:rFonts w:ascii="Wingdings" w:hAnsi="Wingdings" w:hint="default"/>
+        <w:sz w:val="20"/>
+      </w:rPr>
+    </w:lvl>
+    <w:lvl w:ilvl="3" w:tentative="1">
+      <w:start w:val="1"/>
+      <w:numFmt w:val="bullet"/>
+      <w:lvlText w:val=""/>
+      <w:lvlJc w:val="left"/>
+      <w:pPr>
+        <w:tabs>
+          <w:tab w:val="num" w:pos="2880"/>
+        </w:tabs>
+        <w:ind w:left="2880" w:hanging="360"/>
+      </w:pPr>
+      <w:rPr>
+        <w:rFonts w:ascii="Wingdings" w:hAnsi="Wingdings" w:hint="default"/>
+        <w:sz w:val="20"/>
+      </w:rPr>
+    </w:lvl>
+    <w:lvl w:ilvl="4" w:tentative="1">
+      <w:start w:val="1"/>
+      <w:numFmt w:val="bullet"/>
+      <w:lvlText w:val=""/>
+      <w:lvlJc w:val="left"/>
+      <w:pPr>
+        <w:tabs>
+          <w:tab w:val="num" w:pos="3600"/>
+        </w:tabs>
+        <w:ind w:left="3600" w:hanging="360"/>
+      </w:pPr>
+      <w:rPr>
+        <w:rFonts w:ascii="Wingdings" w:hAnsi="Wingdings" w:hint="default"/>
+        <w:sz w:val="20"/>
+      </w:rPr>
+    </w:lvl>
+    <w:lvl w:ilvl="5" w:tentative="1">
+      <w:start w:val="1"/>
+      <w:numFmt w:val="bullet"/>
+      <w:lvlText w:val=""/>
+      <w:lvlJc w:val="left"/>
+      <w:pPr>
+        <w:tabs>
+          <w:tab w:val="num" w:pos="4320"/>
+        </w:tabs>
+        <w:ind w:left="4320" w:hanging="360"/>
+      </w:pPr>
+      <w:rPr>
+        <w:rFonts w:ascii="Wingdings" w:hAnsi="Wingdings" w:hint="default"/>
+        <w:sz w:val="20"/>
+      </w:rPr>
+    </w:lvl>
+    <w:lvl w:ilvl="6" w:tentative="1">
+      <w:start w:val="1"/>
+      <w:numFmt w:val="bullet"/>
+      <w:lvlText w:val=""/>
+      <w:lvlJc w:val="left"/>
+      <w:pPr>
+        <w:tabs>
+          <w:tab w:val="num" w:pos="5040"/>
+        </w:tabs>
+        <w:ind w:left="5040" w:hanging="360"/>
+      </w:pPr>
+      <w:rPr>
+        <w:rFonts w:ascii="Wingdings" w:hAnsi="Wingdings" w:hint="default"/>
+        <w:sz w:val="20"/>
+      </w:rPr>
+    </w:lvl>
+    <w:lvl w:ilvl="7" w:tentative="1">
+      <w:start w:val="1"/>
+      <w:numFmt w:val="bullet"/>
+      <w:lvlText w:val=""/>
+      <w:lvlJc w:val="left"/>
+      <w:pPr>
+        <w:tabs>
+          <w:tab w:val="num" w:pos="5760"/>
+        </w:tabs>
+        <w:ind w:left="5760" w:hanging="360"/>
+      </w:pPr>
+      <w:rPr>
+        <w:rFonts w:ascii="Wingdings" w:hAnsi="Wingdings" w:hint="default"/>
+        <w:sz w:val="20"/>
+      </w:rPr>
+    </w:lvl>
+    <w:lvl w:ilvl="8" w:tentative="1">
+      <w:start w:val="1"/>
+      <w:numFmt w:val="bullet"/>
+      <w:lvlText w:val=""/>
+      <w:lvlJc w:val="left"/>
+      <w:pPr>
+        <w:tabs>
+          <w:tab w:val="num" w:pos="6480"/>
+        </w:tabs>
+        <w:ind w:left="6480" w:hanging="360"/>
+      </w:pPr>
+      <w:rPr>
+        <w:rFonts w:ascii="Wingdings" w:hAnsi="Wingdings" w:hint="default"/>
+        <w:sz w:val="20"/>
+      </w:rPr>
+    </w:lvl>
+  </w:abstractNum>
+  <w:abstractNum w:abstractNumId="1" w15:restartNumberingAfterBreak="0">
     <w:nsid w:val="027908E3"/>
     <w:multiLevelType w:val="multilevel"/>
     <w:tmpl w:val="3BA0BA64"/>
@@ -4388,7 +2875,156 @@
       </w:rPr>
     </w:lvl>
   </w:abstractNum>
-  <w:abstractNum w:abstractNumId="1" w15:restartNumberingAfterBreak="0">
+  <w:abstractNum w:abstractNumId="2" w15:restartNumberingAfterBreak="0">
+    <w:nsid w:val="060B74F1"/>
+    <w:multiLevelType w:val="multilevel"/>
+    <w:tmpl w:val="23A498F6"/>
+    <w:lvl w:ilvl="0">
+      <w:start w:val="1"/>
+      <w:numFmt w:val="bullet"/>
+      <w:lvlText w:val=""/>
+      <w:lvlJc w:val="left"/>
+      <w:pPr>
+        <w:tabs>
+          <w:tab w:val="num" w:pos="720"/>
+        </w:tabs>
+        <w:ind w:left="720" w:hanging="360"/>
+      </w:pPr>
+      <w:rPr>
+        <w:rFonts w:ascii="Symbol" w:hAnsi="Symbol" w:hint="default"/>
+        <w:sz w:val="20"/>
+      </w:rPr>
+    </w:lvl>
+    <w:lvl w:ilvl="1" w:tentative="1">
+      <w:start w:val="1"/>
+      <w:numFmt w:val="bullet"/>
+      <w:lvlText w:val="o"/>
+      <w:lvlJc w:val="left"/>
+      <w:pPr>
+        <w:tabs>
+          <w:tab w:val="num" w:pos="1440"/>
+        </w:tabs>
+        <w:ind w:left="1440" w:hanging="360"/>
+      </w:pPr>
+      <w:rPr>
+        <w:rFonts w:ascii="Courier New" w:hAnsi="Courier New" w:hint="default"/>
+        <w:sz w:val="20"/>
+      </w:rPr>
+    </w:lvl>
+    <w:lvl w:ilvl="2" w:tentative="1">
+      <w:start w:val="1"/>
+      <w:numFmt w:val="bullet"/>
+      <w:lvlText w:val=""/>
+      <w:lvlJc w:val="left"/>
+      <w:pPr>
+        <w:tabs>
+          <w:tab w:val="num" w:pos="2160"/>
+        </w:tabs>
+        <w:ind w:left="2160" w:hanging="360"/>
+      </w:pPr>
+      <w:rPr>
+        <w:rFonts w:ascii="Wingdings" w:hAnsi="Wingdings" w:hint="default"/>
+        <w:sz w:val="20"/>
+      </w:rPr>
+    </w:lvl>
+    <w:lvl w:ilvl="3" w:tentative="1">
+      <w:start w:val="1"/>
+      <w:numFmt w:val="bullet"/>
+      <w:lvlText w:val=""/>
+      <w:lvlJc w:val="left"/>
+      <w:pPr>
+        <w:tabs>
+          <w:tab w:val="num" w:pos="2880"/>
+        </w:tabs>
+        <w:ind w:left="2880" w:hanging="360"/>
+      </w:pPr>
+      <w:rPr>
+        <w:rFonts w:ascii="Wingdings" w:hAnsi="Wingdings" w:hint="default"/>
+        <w:sz w:val="20"/>
+      </w:rPr>
+    </w:lvl>
+    <w:lvl w:ilvl="4" w:tentative="1">
+      <w:start w:val="1"/>
+      <w:numFmt w:val="bullet"/>
+      <w:lvlText w:val=""/>
+      <w:lvlJc w:val="left"/>
+      <w:pPr>
+        <w:tabs>
+          <w:tab w:val="num" w:pos="3600"/>
+        </w:tabs>
+        <w:ind w:left="3600" w:hanging="360"/>
+      </w:pPr>
+      <w:rPr>
+        <w:rFonts w:ascii="Wingdings" w:hAnsi="Wingdings" w:hint="default"/>
+        <w:sz w:val="20"/>
+      </w:rPr>
+    </w:lvl>
+    <w:lvl w:ilvl="5" w:tentative="1">
+      <w:start w:val="1"/>
+      <w:numFmt w:val="bullet"/>
+      <w:lvlText w:val=""/>
+      <w:lvlJc w:val="left"/>
+      <w:pPr>
+        <w:tabs>
+          <w:tab w:val="num" w:pos="4320"/>
+        </w:tabs>
+        <w:ind w:left="4320" w:hanging="360"/>
+      </w:pPr>
+      <w:rPr>
+        <w:rFonts w:ascii="Wingdings" w:hAnsi="Wingdings" w:hint="default"/>
+        <w:sz w:val="20"/>
+      </w:rPr>
+    </w:lvl>
+    <w:lvl w:ilvl="6" w:tentative="1">
+      <w:start w:val="1"/>
+      <w:numFmt w:val="bullet"/>
+      <w:lvlText w:val=""/>
+      <w:lvlJc w:val="left"/>
+      <w:pPr>
+        <w:tabs>
+          <w:tab w:val="num" w:pos="5040"/>
+        </w:tabs>
+        <w:ind w:left="5040" w:hanging="360"/>
+      </w:pPr>
+      <w:rPr>
+        <w:rFonts w:ascii="Wingdings" w:hAnsi="Wingdings" w:hint="default"/>
+        <w:sz w:val="20"/>
+      </w:rPr>
+    </w:lvl>
+    <w:lvl w:ilvl="7" w:tentative="1">
+      <w:start w:val="1"/>
+      <w:numFmt w:val="bullet"/>
+      <w:lvlText w:val=""/>
+      <w:lvlJc w:val="left"/>
+      <w:pPr>
+        <w:tabs>
+          <w:tab w:val="num" w:pos="5760"/>
+        </w:tabs>
+        <w:ind w:left="5760" w:hanging="360"/>
+      </w:pPr>
+      <w:rPr>
+        <w:rFonts w:ascii="Wingdings" w:hAnsi="Wingdings" w:hint="default"/>
+        <w:sz w:val="20"/>
+      </w:rPr>
+    </w:lvl>
+    <w:lvl w:ilvl="8" w:tentative="1">
+      <w:start w:val="1"/>
+      <w:numFmt w:val="bullet"/>
+      <w:lvlText w:val=""/>
+      <w:lvlJc w:val="left"/>
+      <w:pPr>
+        <w:tabs>
+          <w:tab w:val="num" w:pos="6480"/>
+        </w:tabs>
+        <w:ind w:left="6480" w:hanging="360"/>
+      </w:pPr>
+      <w:rPr>
+        <w:rFonts w:ascii="Wingdings" w:hAnsi="Wingdings" w:hint="default"/>
+        <w:sz w:val="20"/>
+      </w:rPr>
+    </w:lvl>
+  </w:abstractNum>
+  <w:abstractNum w:abstractNumId="3" w15:restartNumberingAfterBreak="0">
     <w:nsid w:val="06F102D7"/>
     <w:multiLevelType w:val="multilevel"/>
     <w:tmpl w:val="2B92F004"/>
@@ -4537,7 +3173,7 @@
       </w:rPr>
     </w:lvl>
   </w:abstractNum>
-  <w:abstractNum w:abstractNumId="2" w15:restartNumberingAfterBreak="0">
+  <w:abstractNum w:abstractNumId="4" w15:restartNumberingAfterBreak="0">
     <w:nsid w:val="07D477E6"/>
     <w:multiLevelType w:val="multilevel"/>
     <w:tmpl w:val="0290CFD4"/>
@@ -4686,7 +3322,7 @@
       </w:rPr>
     </w:lvl>
   </w:abstractNum>
-  <w:abstractNum w:abstractNumId="3" w15:restartNumberingAfterBreak="0">
+  <w:abstractNum w:abstractNumId="5" w15:restartNumberingAfterBreak="0">
     <w:nsid w:val="0925756F"/>
     <w:multiLevelType w:val="multilevel"/>
     <w:tmpl w:val="DC78818A"/>
@@ -4835,7 +3471,7 @@
       </w:rPr>
     </w:lvl>
   </w:abstractNum>
-  <w:abstractNum w:abstractNumId="4" w15:restartNumberingAfterBreak="0">
+  <w:abstractNum w:abstractNumId="6" w15:restartNumberingAfterBreak="0">
     <w:nsid w:val="0EE64BC3"/>
     <w:multiLevelType w:val="multilevel"/>
     <w:tmpl w:val="5C849DBC"/>
@@ -4984,7 +3620,156 @@
       </w:rPr>
     </w:lvl>
   </w:abstractNum>
-  <w:abstractNum w:abstractNumId="5" w15:restartNumberingAfterBreak="0">
+  <w:abstractNum w:abstractNumId="7" w15:restartNumberingAfterBreak="0">
+    <w:nsid w:val="11B9246C"/>
+    <w:multiLevelType w:val="multilevel"/>
+    <w:tmpl w:val="EF46FE62"/>
+    <w:lvl w:ilvl="0">
+      <w:start w:val="1"/>
+      <w:numFmt w:val="bullet"/>
+      <w:lvlText w:val=""/>
+      <w:lvlJc w:val="left"/>
+      <w:pPr>
+        <w:tabs>
+          <w:tab w:val="num" w:pos="720"/>
+        </w:tabs>
+        <w:ind w:left="720" w:hanging="360"/>
+      </w:pPr>
+      <w:rPr>
+        <w:rFonts w:ascii="Symbol" w:hAnsi="Symbol" w:hint="default"/>
+        <w:sz w:val="20"/>
+      </w:rPr>
+    </w:lvl>
+    <w:lvl w:ilvl="1" w:tentative="1">
+      <w:start w:val="1"/>
+      <w:numFmt w:val="bullet"/>
+      <w:lvlText w:val="o"/>
+      <w:lvlJc w:val="left"/>
+      <w:pPr>
+        <w:tabs>
+          <w:tab w:val="num" w:pos="1440"/>
+        </w:tabs>
+        <w:ind w:left="1440" w:hanging="360"/>
+      </w:pPr>
+      <w:rPr>
+        <w:rFonts w:ascii="Courier New" w:hAnsi="Courier New" w:hint="default"/>
+        <w:sz w:val="20"/>
+      </w:rPr>
+    </w:lvl>
+    <w:lvl w:ilvl="2" w:tentative="1">
+      <w:start w:val="1"/>
+      <w:numFmt w:val="bullet"/>
+      <w:lvlText w:val=""/>
+      <w:lvlJc w:val="left"/>
+      <w:pPr>
+        <w:tabs>
+          <w:tab w:val="num" w:pos="2160"/>
+        </w:tabs>
+        <w:ind w:left="2160" w:hanging="360"/>
+      </w:pPr>
+      <w:rPr>
+        <w:rFonts w:ascii="Wingdings" w:hAnsi="Wingdings" w:hint="default"/>
+        <w:sz w:val="20"/>
+      </w:rPr>
+    </w:lvl>
+    <w:lvl w:ilvl="3" w:tentative="1">
+      <w:start w:val="1"/>
+      <w:numFmt w:val="bullet"/>
+      <w:lvlText w:val=""/>
+      <w:lvlJc w:val="left"/>
+      <w:pPr>
+        <w:tabs>
+          <w:tab w:val="num" w:pos="2880"/>
+        </w:tabs>
+        <w:ind w:left="2880" w:hanging="360"/>
+      </w:pPr>
+      <w:rPr>
+        <w:rFonts w:ascii="Wingdings" w:hAnsi="Wingdings" w:hint="default"/>
+        <w:sz w:val="20"/>
+      </w:rPr>
+    </w:lvl>
+    <w:lvl w:ilvl="4" w:tentative="1">
+      <w:start w:val="1"/>
+      <w:numFmt w:val="bullet"/>
+      <w:lvlText w:val=""/>
+      <w:lvlJc w:val="left"/>
+      <w:pPr>
+        <w:tabs>
+          <w:tab w:val="num" w:pos="3600"/>
+        </w:tabs>
+        <w:ind w:left="3600" w:hanging="360"/>
+      </w:pPr>
+      <w:rPr>
+        <w:rFonts w:ascii="Wingdings" w:hAnsi="Wingdings" w:hint="default"/>
+        <w:sz w:val="20"/>
+      </w:rPr>
+    </w:lvl>
+    <w:lvl w:ilvl="5" w:tentative="1">
+      <w:start w:val="1"/>
+      <w:numFmt w:val="bullet"/>
+      <w:lvlText w:val=""/>
+      <w:lvlJc w:val="left"/>
+      <w:pPr>
+        <w:tabs>
+          <w:tab w:val="num" w:pos="4320"/>
+        </w:tabs>
+        <w:ind w:left="4320" w:hanging="360"/>
+      </w:pPr>
+      <w:rPr>
+        <w:rFonts w:ascii="Wingdings" w:hAnsi="Wingdings" w:hint="default"/>
+        <w:sz w:val="20"/>
+      </w:rPr>
+    </w:lvl>
+    <w:lvl w:ilvl="6" w:tentative="1">
+      <w:start w:val="1"/>
+      <w:numFmt w:val="bullet"/>
+      <w:lvlText w:val=""/>
+      <w:lvlJc w:val="left"/>
+      <w:pPr>
+        <w:tabs>
+          <w:tab w:val="num" w:pos="5040"/>
+        </w:tabs>
+        <w:ind w:left="5040" w:hanging="360"/>
+      </w:pPr>
+      <w:rPr>
+        <w:rFonts w:ascii="Wingdings" w:hAnsi="Wingdings" w:hint="default"/>
+        <w:sz w:val="20"/>
+      </w:rPr>
+    </w:lvl>
+    <w:lvl w:ilvl="7" w:tentative="1">
+      <w:start w:val="1"/>
+      <w:numFmt w:val="bullet"/>
+      <w:lvlText w:val=""/>
+      <w:lvlJc w:val="left"/>
+      <w:pPr>
+        <w:tabs>
+          <w:tab w:val="num" w:pos="5760"/>
+        </w:tabs>
+        <w:ind w:left="5760" w:hanging="360"/>
+      </w:pPr>
+      <w:rPr>
+        <w:rFonts w:ascii="Wingdings" w:hAnsi="Wingdings" w:hint="default"/>
+        <w:sz w:val="20"/>
+      </w:rPr>
+    </w:lvl>
+    <w:lvl w:ilvl="8" w:tentative="1">
+      <w:start w:val="1"/>
+      <w:numFmt w:val="bullet"/>
+      <w:lvlText w:val=""/>
+      <w:lvlJc w:val="left"/>
+      <w:pPr>
+        <w:tabs>
+          <w:tab w:val="num" w:pos="6480"/>
+        </w:tabs>
+        <w:ind w:left="6480" w:hanging="360"/>
+      </w:pPr>
+      <w:rPr>
+        <w:rFonts w:ascii="Wingdings" w:hAnsi="Wingdings" w:hint="default"/>
+        <w:sz w:val="20"/>
+      </w:rPr>
+    </w:lvl>
+  </w:abstractNum>
+  <w:abstractNum w:abstractNumId="8" w15:restartNumberingAfterBreak="0">
     <w:nsid w:val="126555A6"/>
     <w:multiLevelType w:val="multilevel"/>
     <w:tmpl w:val="F4F627CA"/>
@@ -5133,7 +3918,7 @@
       </w:rPr>
     </w:lvl>
   </w:abstractNum>
-  <w:abstractNum w:abstractNumId="6" w15:restartNumberingAfterBreak="0">
+  <w:abstractNum w:abstractNumId="9" w15:restartNumberingAfterBreak="0">
     <w:nsid w:val="13875A48"/>
     <w:multiLevelType w:val="multilevel"/>
     <w:tmpl w:val="7E3C679E"/>
@@ -5282,7 +4067,156 @@
       </w:rPr>
     </w:lvl>
   </w:abstractNum>
-  <w:abstractNum w:abstractNumId="7" w15:restartNumberingAfterBreak="0">
+  <w:abstractNum w:abstractNumId="10" w15:restartNumberingAfterBreak="0">
+    <w:nsid w:val="1767015F"/>
+    <w:multiLevelType w:val="multilevel"/>
+    <w:tmpl w:val="AAC4BC4C"/>
+    <w:lvl w:ilvl="0">
+      <w:start w:val="1"/>
+      <w:numFmt w:val="bullet"/>
+      <w:lvlText w:val=""/>
+      <w:lvlJc w:val="left"/>
+      <w:pPr>
+        <w:tabs>
+          <w:tab w:val="num" w:pos="720"/>
+        </w:tabs>
+        <w:ind w:left="720" w:hanging="360"/>
+      </w:pPr>
+      <w:rPr>
+        <w:rFonts w:ascii="Symbol" w:hAnsi="Symbol" w:hint="default"/>
+        <w:sz w:val="20"/>
+      </w:rPr>
+    </w:lvl>
+    <w:lvl w:ilvl="1" w:tentative="1">
+      <w:start w:val="1"/>
+      <w:numFmt w:val="bullet"/>
+      <w:lvlText w:val="o"/>
+      <w:lvlJc w:val="left"/>
+      <w:pPr>
+        <w:tabs>
+          <w:tab w:val="num" w:pos="1440"/>
+        </w:tabs>
+        <w:ind w:left="1440" w:hanging="360"/>
+      </w:pPr>
+      <w:rPr>
+        <w:rFonts w:ascii="Courier New" w:hAnsi="Courier New" w:hint="default"/>
+        <w:sz w:val="20"/>
+      </w:rPr>
+    </w:lvl>
+    <w:lvl w:ilvl="2" w:tentative="1">
+      <w:start w:val="1"/>
+      <w:numFmt w:val="bullet"/>
+      <w:lvlText w:val=""/>
+      <w:lvlJc w:val="left"/>
+      <w:pPr>
+        <w:tabs>
+          <w:tab w:val="num" w:pos="2160"/>
+        </w:tabs>
+        <w:ind w:left="2160" w:hanging="360"/>
+      </w:pPr>
+      <w:rPr>
+        <w:rFonts w:ascii="Wingdings" w:hAnsi="Wingdings" w:hint="default"/>
+        <w:sz w:val="20"/>
+      </w:rPr>
+    </w:lvl>
+    <w:lvl w:ilvl="3" w:tentative="1">
+      <w:start w:val="1"/>
+      <w:numFmt w:val="bullet"/>
+      <w:lvlText w:val=""/>
+      <w:lvlJc w:val="left"/>
+      <w:pPr>
+        <w:tabs>
+          <w:tab w:val="num" w:pos="2880"/>
+        </w:tabs>
+        <w:ind w:left="2880" w:hanging="360"/>
+      </w:pPr>
+      <w:rPr>
+        <w:rFonts w:ascii="Wingdings" w:hAnsi="Wingdings" w:hint="default"/>
+        <w:sz w:val="20"/>
+      </w:rPr>
+    </w:lvl>
+    <w:lvl w:ilvl="4" w:tentative="1">
+      <w:start w:val="1"/>
+      <w:numFmt w:val="bullet"/>
+      <w:lvlText w:val=""/>
+      <w:lvlJc w:val="left"/>
+      <w:pPr>
+        <w:tabs>
+          <w:tab w:val="num" w:pos="3600"/>
+        </w:tabs>
+        <w:ind w:left="3600" w:hanging="360"/>
+      </w:pPr>
+      <w:rPr>
+        <w:rFonts w:ascii="Wingdings" w:hAnsi="Wingdings" w:hint="default"/>
+        <w:sz w:val="20"/>
+      </w:rPr>
+    </w:lvl>
+    <w:lvl w:ilvl="5" w:tentative="1">
+      <w:start w:val="1"/>
+      <w:numFmt w:val="bullet"/>
+      <w:lvlText w:val=""/>
+      <w:lvlJc w:val="left"/>
+      <w:pPr>
+        <w:tabs>
+          <w:tab w:val="num" w:pos="4320"/>
+        </w:tabs>
+        <w:ind w:left="4320" w:hanging="360"/>
+      </w:pPr>
+      <w:rPr>
+        <w:rFonts w:ascii="Wingdings" w:hAnsi="Wingdings" w:hint="default"/>
+        <w:sz w:val="20"/>
+      </w:rPr>
+    </w:lvl>
+    <w:lvl w:ilvl="6" w:tentative="1">
+      <w:start w:val="1"/>
+      <w:numFmt w:val="bullet"/>
+      <w:lvlText w:val=""/>
+      <w:lvlJc w:val="left"/>
+      <w:pPr>
+        <w:tabs>
+          <w:tab w:val="num" w:pos="5040"/>
+        </w:tabs>
+        <w:ind w:left="5040" w:hanging="360"/>
+      </w:pPr>
+      <w:rPr>
+        <w:rFonts w:ascii="Wingdings" w:hAnsi="Wingdings" w:hint="default"/>
+        <w:sz w:val="20"/>
+      </w:rPr>
+    </w:lvl>
+    <w:lvl w:ilvl="7" w:tentative="1">
+      <w:start w:val="1"/>
+      <w:numFmt w:val="bullet"/>
+      <w:lvlText w:val=""/>
+      <w:lvlJc w:val="left"/>
+      <w:pPr>
+        <w:tabs>
+          <w:tab w:val="num" w:pos="5760"/>
+        </w:tabs>
+        <w:ind w:left="5760" w:hanging="360"/>
+      </w:pPr>
+      <w:rPr>
+        <w:rFonts w:ascii="Wingdings" w:hAnsi="Wingdings" w:hint="default"/>
+        <w:sz w:val="20"/>
+      </w:rPr>
+    </w:lvl>
+    <w:lvl w:ilvl="8" w:tentative="1">
+      <w:start w:val="1"/>
+      <w:numFmt w:val="bullet"/>
+      <w:lvlText w:val=""/>
+      <w:lvlJc w:val="left"/>
+      <w:pPr>
+        <w:tabs>
+          <w:tab w:val="num" w:pos="6480"/>
+        </w:tabs>
+        <w:ind w:left="6480" w:hanging="360"/>
+      </w:pPr>
+      <w:rPr>
+        <w:rFonts w:ascii="Wingdings" w:hAnsi="Wingdings" w:hint="default"/>
+        <w:sz w:val="20"/>
+      </w:rPr>
+    </w:lvl>
+  </w:abstractNum>
+  <w:abstractNum w:abstractNumId="11" w15:restartNumberingAfterBreak="0">
     <w:nsid w:val="19A57650"/>
     <w:multiLevelType w:val="multilevel"/>
     <w:tmpl w:val="5ACEEA4E"/>
@@ -5431,7 +4365,156 @@
       </w:rPr>
     </w:lvl>
   </w:abstractNum>
-  <w:abstractNum w:abstractNumId="8" w15:restartNumberingAfterBreak="0">
+  <w:abstractNum w:abstractNumId="12" w15:restartNumberingAfterBreak="0">
+    <w:nsid w:val="1AA61750"/>
+    <w:multiLevelType w:val="multilevel"/>
+    <w:tmpl w:val="29E4834C"/>
+    <w:lvl w:ilvl="0">
+      <w:start w:val="1"/>
+      <w:numFmt w:val="bullet"/>
+      <w:lvlText w:val=""/>
+      <w:lvlJc w:val="left"/>
+      <w:pPr>
+        <w:tabs>
+          <w:tab w:val="num" w:pos="720"/>
+        </w:tabs>
+        <w:ind w:left="720" w:hanging="360"/>
+      </w:pPr>
+      <w:rPr>
+        <w:rFonts w:ascii="Symbol" w:hAnsi="Symbol" w:hint="default"/>
+        <w:sz w:val="20"/>
+      </w:rPr>
+    </w:lvl>
+    <w:lvl w:ilvl="1" w:tentative="1">
+      <w:start w:val="1"/>
+      <w:numFmt w:val="bullet"/>
+      <w:lvlText w:val="o"/>
+      <w:lvlJc w:val="left"/>
+      <w:pPr>
+        <w:tabs>
+          <w:tab w:val="num" w:pos="1440"/>
+        </w:tabs>
+        <w:ind w:left="1440" w:hanging="360"/>
+      </w:pPr>
+      <w:rPr>
+        <w:rFonts w:ascii="Courier New" w:hAnsi="Courier New" w:hint="default"/>
+        <w:sz w:val="20"/>
+      </w:rPr>
+    </w:lvl>
+    <w:lvl w:ilvl="2" w:tentative="1">
+      <w:start w:val="1"/>
+      <w:numFmt w:val="bullet"/>
+      <w:lvlText w:val=""/>
+      <w:lvlJc w:val="left"/>
+      <w:pPr>
+        <w:tabs>
+          <w:tab w:val="num" w:pos="2160"/>
+        </w:tabs>
+        <w:ind w:left="2160" w:hanging="360"/>
+      </w:pPr>
+      <w:rPr>
+        <w:rFonts w:ascii="Wingdings" w:hAnsi="Wingdings" w:hint="default"/>
+        <w:sz w:val="20"/>
+      </w:rPr>
+    </w:lvl>
+    <w:lvl w:ilvl="3" w:tentative="1">
+      <w:start w:val="1"/>
+      <w:numFmt w:val="bullet"/>
+      <w:lvlText w:val=""/>
+      <w:lvlJc w:val="left"/>
+      <w:pPr>
+        <w:tabs>
+          <w:tab w:val="num" w:pos="2880"/>
+        </w:tabs>
+        <w:ind w:left="2880" w:hanging="360"/>
+      </w:pPr>
+      <w:rPr>
+        <w:rFonts w:ascii="Wingdings" w:hAnsi="Wingdings" w:hint="default"/>
+        <w:sz w:val="20"/>
+      </w:rPr>
+    </w:lvl>
+    <w:lvl w:ilvl="4" w:tentative="1">
+      <w:start w:val="1"/>
+      <w:numFmt w:val="bullet"/>
+      <w:lvlText w:val=""/>
+      <w:lvlJc w:val="left"/>
+      <w:pPr>
+        <w:tabs>
+          <w:tab w:val="num" w:pos="3600"/>
+        </w:tabs>
+        <w:ind w:left="3600" w:hanging="360"/>
+      </w:pPr>
+      <w:rPr>
+        <w:rFonts w:ascii="Wingdings" w:hAnsi="Wingdings" w:hint="default"/>
+        <w:sz w:val="20"/>
+      </w:rPr>
+    </w:lvl>
+    <w:lvl w:ilvl="5" w:tentative="1">
+      <w:start w:val="1"/>
+      <w:numFmt w:val="bullet"/>
+      <w:lvlText w:val=""/>
+      <w:lvlJc w:val="left"/>
+      <w:pPr>
+        <w:tabs>
+          <w:tab w:val="num" w:pos="4320"/>
+        </w:tabs>
+        <w:ind w:left="4320" w:hanging="360"/>
+      </w:pPr>
+      <w:rPr>
+        <w:rFonts w:ascii="Wingdings" w:hAnsi="Wingdings" w:hint="default"/>
+        <w:sz w:val="20"/>
+      </w:rPr>
+    </w:lvl>
+    <w:lvl w:ilvl="6" w:tentative="1">
+      <w:start w:val="1"/>
+      <w:numFmt w:val="bullet"/>
+      <w:lvlText w:val=""/>
+      <w:lvlJc w:val="left"/>
+      <w:pPr>
+        <w:tabs>
+          <w:tab w:val="num" w:pos="5040"/>
+        </w:tabs>
+        <w:ind w:left="5040" w:hanging="360"/>
+      </w:pPr>
+      <w:rPr>
+        <w:rFonts w:ascii="Wingdings" w:hAnsi="Wingdings" w:hint="default"/>
+        <w:sz w:val="20"/>
+      </w:rPr>
+    </w:lvl>
+    <w:lvl w:ilvl="7" w:tentative="1">
+      <w:start w:val="1"/>
+      <w:numFmt w:val="bullet"/>
+      <w:lvlText w:val=""/>
+      <w:lvlJc w:val="left"/>
+      <w:pPr>
+        <w:tabs>
+          <w:tab w:val="num" w:pos="5760"/>
+        </w:tabs>
+        <w:ind w:left="5760" w:hanging="360"/>
+      </w:pPr>
+      <w:rPr>
+        <w:rFonts w:ascii="Wingdings" w:hAnsi="Wingdings" w:hint="default"/>
+        <w:sz w:val="20"/>
+      </w:rPr>
+    </w:lvl>
+    <w:lvl w:ilvl="8" w:tentative="1">
+      <w:start w:val="1"/>
+      <w:numFmt w:val="bullet"/>
+      <w:lvlText w:val=""/>
+      <w:lvlJc w:val="left"/>
+      <w:pPr>
+        <w:tabs>
+          <w:tab w:val="num" w:pos="6480"/>
+        </w:tabs>
+        <w:ind w:left="6480" w:hanging="360"/>
+      </w:pPr>
+      <w:rPr>
+        <w:rFonts w:ascii="Wingdings" w:hAnsi="Wingdings" w:hint="default"/>
+        <w:sz w:val="20"/>
+      </w:rPr>
+    </w:lvl>
+  </w:abstractNum>
+  <w:abstractNum w:abstractNumId="13" w15:restartNumberingAfterBreak="0">
     <w:nsid w:val="210618CF"/>
     <w:multiLevelType w:val="multilevel"/>
     <w:tmpl w:val="CE785F44"/>
@@ -5580,7 +4663,7 @@
       </w:rPr>
     </w:lvl>
   </w:abstractNum>
-  <w:abstractNum w:abstractNumId="9" w15:restartNumberingAfterBreak="0">
+  <w:abstractNum w:abstractNumId="14" w15:restartNumberingAfterBreak="0">
     <w:nsid w:val="214801D6"/>
     <w:multiLevelType w:val="multilevel"/>
     <w:tmpl w:val="5EEAB64E"/>
@@ -5729,7 +4812,7 @@
       </w:rPr>
     </w:lvl>
   </w:abstractNum>
-  <w:abstractNum w:abstractNumId="10" w15:restartNumberingAfterBreak="0">
+  <w:abstractNum w:abstractNumId="15" w15:restartNumberingAfterBreak="0">
     <w:nsid w:val="219209E4"/>
     <w:multiLevelType w:val="multilevel"/>
     <w:tmpl w:val="6098FDCE"/>
@@ -5878,7 +4961,7 @@
       </w:rPr>
     </w:lvl>
   </w:abstractNum>
-  <w:abstractNum w:abstractNumId="11" w15:restartNumberingAfterBreak="0">
+  <w:abstractNum w:abstractNumId="16" w15:restartNumberingAfterBreak="0">
     <w:nsid w:val="224320E4"/>
     <w:multiLevelType w:val="multilevel"/>
     <w:tmpl w:val="23D4FE80"/>
@@ -6027,7 +5110,7 @@
       </w:rPr>
     </w:lvl>
   </w:abstractNum>
-  <w:abstractNum w:abstractNumId="12" w15:restartNumberingAfterBreak="0">
+  <w:abstractNum w:abstractNumId="17" w15:restartNumberingAfterBreak="0">
     <w:nsid w:val="254049C8"/>
     <w:multiLevelType w:val="multilevel"/>
     <w:tmpl w:val="82BC0D0E"/>
@@ -6176,7 +5259,7 @@
       </w:rPr>
     </w:lvl>
   </w:abstractNum>
-  <w:abstractNum w:abstractNumId="13" w15:restartNumberingAfterBreak="0">
+  <w:abstractNum w:abstractNumId="18" w15:restartNumberingAfterBreak="0">
     <w:nsid w:val="26FE0E42"/>
     <w:multiLevelType w:val="multilevel"/>
     <w:tmpl w:val="349CD256"/>
@@ -6325,7 +5408,7 @@
       </w:rPr>
     </w:lvl>
   </w:abstractNum>
-  <w:abstractNum w:abstractNumId="14" w15:restartNumberingAfterBreak="0">
+  <w:abstractNum w:abstractNumId="19" w15:restartNumberingAfterBreak="0">
     <w:nsid w:val="293B6E56"/>
     <w:multiLevelType w:val="multilevel"/>
     <w:tmpl w:val="57E43842"/>
@@ -6474,7 +5557,7 @@
       </w:rPr>
     </w:lvl>
   </w:abstractNum>
-  <w:abstractNum w:abstractNumId="15" w15:restartNumberingAfterBreak="0">
+  <w:abstractNum w:abstractNumId="20" w15:restartNumberingAfterBreak="0">
     <w:nsid w:val="2A913926"/>
     <w:multiLevelType w:val="multilevel"/>
     <w:tmpl w:val="5D669348"/>
@@ -6623,7 +5706,7 @@
       </w:rPr>
     </w:lvl>
   </w:abstractNum>
-  <w:abstractNum w:abstractNumId="16" w15:restartNumberingAfterBreak="0">
+  <w:abstractNum w:abstractNumId="21" w15:restartNumberingAfterBreak="0">
     <w:nsid w:val="2AAC46BD"/>
     <w:multiLevelType w:val="multilevel"/>
     <w:tmpl w:val="0C0C6860"/>
@@ -6772,7 +5855,7 @@
       </w:rPr>
     </w:lvl>
   </w:abstractNum>
-  <w:abstractNum w:abstractNumId="17" w15:restartNumberingAfterBreak="0">
+  <w:abstractNum w:abstractNumId="22" w15:restartNumberingAfterBreak="0">
     <w:nsid w:val="2C7532E7"/>
     <w:multiLevelType w:val="multilevel"/>
     <w:tmpl w:val="2BD29780"/>
@@ -6921,7 +6004,7 @@
       </w:rPr>
     </w:lvl>
   </w:abstractNum>
-  <w:abstractNum w:abstractNumId="18" w15:restartNumberingAfterBreak="0">
+  <w:abstractNum w:abstractNumId="23" w15:restartNumberingAfterBreak="0">
     <w:nsid w:val="2D647FAC"/>
     <w:multiLevelType w:val="multilevel"/>
     <w:tmpl w:val="8B8CE248"/>
@@ -7070,7 +6153,7 @@
       </w:rPr>
     </w:lvl>
   </w:abstractNum>
-  <w:abstractNum w:abstractNumId="19" w15:restartNumberingAfterBreak="0">
+  <w:abstractNum w:abstractNumId="24" w15:restartNumberingAfterBreak="0">
     <w:nsid w:val="3154245A"/>
     <w:multiLevelType w:val="multilevel"/>
     <w:tmpl w:val="77906284"/>
@@ -7219,7 +6302,7 @@
       </w:rPr>
     </w:lvl>
   </w:abstractNum>
-  <w:abstractNum w:abstractNumId="20" w15:restartNumberingAfterBreak="0">
+  <w:abstractNum w:abstractNumId="25" w15:restartNumberingAfterBreak="0">
     <w:nsid w:val="359F4F68"/>
     <w:multiLevelType w:val="multilevel"/>
     <w:tmpl w:val="388EE6CE"/>
@@ -7368,7 +6451,7 @@
       </w:rPr>
     </w:lvl>
   </w:abstractNum>
-  <w:abstractNum w:abstractNumId="21" w15:restartNumberingAfterBreak="0">
+  <w:abstractNum w:abstractNumId="26" w15:restartNumberingAfterBreak="0">
     <w:nsid w:val="36EE1129"/>
     <w:multiLevelType w:val="multilevel"/>
     <w:tmpl w:val="180CE920"/>
@@ -7517,7 +6600,305 @@
       </w:rPr>
     </w:lvl>
   </w:abstractNum>
-  <w:abstractNum w:abstractNumId="22" w15:restartNumberingAfterBreak="0">
+  <w:abstractNum w:abstractNumId="27" w15:restartNumberingAfterBreak="0">
+    <w:nsid w:val="37962478"/>
+    <w:multiLevelType w:val="multilevel"/>
+    <w:tmpl w:val="A9FE172E"/>
+    <w:lvl w:ilvl="0">
+      <w:start w:val="1"/>
+      <w:numFmt w:val="bullet"/>
+      <w:lvlText w:val=""/>
+      <w:lvlJc w:val="left"/>
+      <w:pPr>
+        <w:tabs>
+          <w:tab w:val="num" w:pos="720"/>
+        </w:tabs>
+        <w:ind w:left="720" w:hanging="360"/>
+      </w:pPr>
+      <w:rPr>
+        <w:rFonts w:ascii="Symbol" w:hAnsi="Symbol" w:hint="default"/>
+        <w:sz w:val="20"/>
+      </w:rPr>
+    </w:lvl>
+    <w:lvl w:ilvl="1" w:tentative="1">
+      <w:start w:val="1"/>
+      <w:numFmt w:val="bullet"/>
+      <w:lvlText w:val="o"/>
+      <w:lvlJc w:val="left"/>
+      <w:pPr>
+        <w:tabs>
+          <w:tab w:val="num" w:pos="1440"/>
+        </w:tabs>
+        <w:ind w:left="1440" w:hanging="360"/>
+      </w:pPr>
+      <w:rPr>
+        <w:rFonts w:ascii="Courier New" w:hAnsi="Courier New" w:hint="default"/>
+        <w:sz w:val="20"/>
+      </w:rPr>
+    </w:lvl>
+    <w:lvl w:ilvl="2" w:tentative="1">
+      <w:start w:val="1"/>
+      <w:numFmt w:val="bullet"/>
+      <w:lvlText w:val=""/>
+      <w:lvlJc w:val="left"/>
+      <w:pPr>
+        <w:tabs>
+          <w:tab w:val="num" w:pos="2160"/>
+        </w:tabs>
+        <w:ind w:left="2160" w:hanging="360"/>
+      </w:pPr>
+      <w:rPr>
+        <w:rFonts w:ascii="Wingdings" w:hAnsi="Wingdings" w:hint="default"/>
+        <w:sz w:val="20"/>
+      </w:rPr>
+    </w:lvl>
+    <w:lvl w:ilvl="3" w:tentative="1">
+      <w:start w:val="1"/>
+      <w:numFmt w:val="bullet"/>
+      <w:lvlText w:val=""/>
+      <w:lvlJc w:val="left"/>
+      <w:pPr>
+        <w:tabs>
+          <w:tab w:val="num" w:pos="2880"/>
+        </w:tabs>
+        <w:ind w:left="2880" w:hanging="360"/>
+      </w:pPr>
+      <w:rPr>
+        <w:rFonts w:ascii="Wingdings" w:hAnsi="Wingdings" w:hint="default"/>
+        <w:sz w:val="20"/>
+      </w:rPr>
+    </w:lvl>
+    <w:lvl w:ilvl="4" w:tentative="1">
+      <w:start w:val="1"/>
+      <w:numFmt w:val="bullet"/>
+      <w:lvlText w:val=""/>
+      <w:lvlJc w:val="left"/>
+      <w:pPr>
+        <w:tabs>
+          <w:tab w:val="num" w:pos="3600"/>
+        </w:tabs>
+        <w:ind w:left="3600" w:hanging="360"/>
+      </w:pPr>
+      <w:rPr>
+        <w:rFonts w:ascii="Wingdings" w:hAnsi="Wingdings" w:hint="default"/>
+        <w:sz w:val="20"/>
+      </w:rPr>
+    </w:lvl>
+    <w:lvl w:ilvl="5" w:tentative="1">
+      <w:start w:val="1"/>
+      <w:numFmt w:val="bullet"/>
+      <w:lvlText w:val=""/>
+      <w:lvlJc w:val="left"/>
+      <w:pPr>
+        <w:tabs>
+          <w:tab w:val="num" w:pos="4320"/>
+        </w:tabs>
+        <w:ind w:left="4320" w:hanging="360"/>
+      </w:pPr>
+      <w:rPr>
+        <w:rFonts w:ascii="Wingdings" w:hAnsi="Wingdings" w:hint="default"/>
+        <w:sz w:val="20"/>
+      </w:rPr>
+    </w:lvl>
+    <w:lvl w:ilvl="6" w:tentative="1">
+      <w:start w:val="1"/>
+      <w:numFmt w:val="bullet"/>
+      <w:lvlText w:val=""/>
+      <w:lvlJc w:val="left"/>
+      <w:pPr>
+        <w:tabs>
+          <w:tab w:val="num" w:pos="5040"/>
+        </w:tabs>
+        <w:ind w:left="5040" w:hanging="360"/>
+      </w:pPr>
+      <w:rPr>
+        <w:rFonts w:ascii="Wingdings" w:hAnsi="Wingdings" w:hint="default"/>
+        <w:sz w:val="20"/>
+      </w:rPr>
+    </w:lvl>
+    <w:lvl w:ilvl="7" w:tentative="1">
+      <w:start w:val="1"/>
+      <w:numFmt w:val="bullet"/>
+      <w:lvlText w:val=""/>
+      <w:lvlJc w:val="left"/>
+      <w:pPr>
+        <w:tabs>
+          <w:tab w:val="num" w:pos="5760"/>
+        </w:tabs>
+        <w:ind w:left="5760" w:hanging="360"/>
+      </w:pPr>
+      <w:rPr>
+        <w:rFonts w:ascii="Wingdings" w:hAnsi="Wingdings" w:hint="default"/>
+        <w:sz w:val="20"/>
+      </w:rPr>
+    </w:lvl>
+    <w:lvl w:ilvl="8" w:tentative="1">
+      <w:start w:val="1"/>
+      <w:numFmt w:val="bullet"/>
+      <w:lvlText w:val=""/>
+      <w:lvlJc w:val="left"/>
+      <w:pPr>
+        <w:tabs>
+          <w:tab w:val="num" w:pos="6480"/>
+        </w:tabs>
+        <w:ind w:left="6480" w:hanging="360"/>
+      </w:pPr>
+      <w:rPr>
+        <w:rFonts w:ascii="Wingdings" w:hAnsi="Wingdings" w:hint="default"/>
+        <w:sz w:val="20"/>
+      </w:rPr>
+    </w:lvl>
+  </w:abstractNum>
+  <w:abstractNum w:abstractNumId="28" w15:restartNumberingAfterBreak="0">
+    <w:nsid w:val="39104CD6"/>
+    <w:multiLevelType w:val="multilevel"/>
+    <w:tmpl w:val="E90C02E6"/>
+    <w:lvl w:ilvl="0">
+      <w:start w:val="1"/>
+      <w:numFmt w:val="bullet"/>
+      <w:lvlText w:val=""/>
+      <w:lvlJc w:val="left"/>
+      <w:pPr>
+        <w:tabs>
+          <w:tab w:val="num" w:pos="720"/>
+        </w:tabs>
+        <w:ind w:left="720" w:hanging="360"/>
+      </w:pPr>
+      <w:rPr>
+        <w:rFonts w:ascii="Symbol" w:hAnsi="Symbol" w:hint="default"/>
+        <w:sz w:val="20"/>
+      </w:rPr>
+    </w:lvl>
+    <w:lvl w:ilvl="1" w:tentative="1">
+      <w:start w:val="1"/>
+      <w:numFmt w:val="bullet"/>
+      <w:lvlText w:val="o"/>
+      <w:lvlJc w:val="left"/>
+      <w:pPr>
+        <w:tabs>
+          <w:tab w:val="num" w:pos="1440"/>
+        </w:tabs>
+        <w:ind w:left="1440" w:hanging="360"/>
+      </w:pPr>
+      <w:rPr>
+        <w:rFonts w:ascii="Courier New" w:hAnsi="Courier New" w:hint="default"/>
+        <w:sz w:val="20"/>
+      </w:rPr>
+    </w:lvl>
+    <w:lvl w:ilvl="2" w:tentative="1">
+      <w:start w:val="1"/>
+      <w:numFmt w:val="bullet"/>
+      <w:lvlText w:val=""/>
+      <w:lvlJc w:val="left"/>
+      <w:pPr>
+        <w:tabs>
+          <w:tab w:val="num" w:pos="2160"/>
+        </w:tabs>
+        <w:ind w:left="2160" w:hanging="360"/>
+      </w:pPr>
+      <w:rPr>
+        <w:rFonts w:ascii="Wingdings" w:hAnsi="Wingdings" w:hint="default"/>
+        <w:sz w:val="20"/>
+      </w:rPr>
+    </w:lvl>
+    <w:lvl w:ilvl="3" w:tentative="1">
+      <w:start w:val="1"/>
+      <w:numFmt w:val="bullet"/>
+      <w:lvlText w:val=""/>
+      <w:lvlJc w:val="left"/>
+      <w:pPr>
+        <w:tabs>
+          <w:tab w:val="num" w:pos="2880"/>
+        </w:tabs>
+        <w:ind w:left="2880" w:hanging="360"/>
+      </w:pPr>
+      <w:rPr>
+        <w:rFonts w:ascii="Wingdings" w:hAnsi="Wingdings" w:hint="default"/>
+        <w:sz w:val="20"/>
+      </w:rPr>
+    </w:lvl>
+    <w:lvl w:ilvl="4" w:tentative="1">
+      <w:start w:val="1"/>
+      <w:numFmt w:val="bullet"/>
+      <w:lvlText w:val=""/>
+      <w:lvlJc w:val="left"/>
+      <w:pPr>
+        <w:tabs>
+          <w:tab w:val="num" w:pos="3600"/>
+        </w:tabs>
+        <w:ind w:left="3600" w:hanging="360"/>
+      </w:pPr>
+      <w:rPr>
+        <w:rFonts w:ascii="Wingdings" w:hAnsi="Wingdings" w:hint="default"/>
+        <w:sz w:val="20"/>
+      </w:rPr>
+    </w:lvl>
+    <w:lvl w:ilvl="5" w:tentative="1">
+      <w:start w:val="1"/>
+      <w:numFmt w:val="bullet"/>
+      <w:lvlText w:val=""/>
+      <w:lvlJc w:val="left"/>
+      <w:pPr>
+        <w:tabs>
+          <w:tab w:val="num" w:pos="4320"/>
+        </w:tabs>
+        <w:ind w:left="4320" w:hanging="360"/>
+      </w:pPr>
+      <w:rPr>
+        <w:rFonts w:ascii="Wingdings" w:hAnsi="Wingdings" w:hint="default"/>
+        <w:sz w:val="20"/>
+      </w:rPr>
+    </w:lvl>
+    <w:lvl w:ilvl="6" w:tentative="1">
+      <w:start w:val="1"/>
+      <w:numFmt w:val="bullet"/>
+      <w:lvlText w:val=""/>
+      <w:lvlJc w:val="left"/>
+      <w:pPr>
+        <w:tabs>
+          <w:tab w:val="num" w:pos="5040"/>
+        </w:tabs>
+        <w:ind w:left="5040" w:hanging="360"/>
+      </w:pPr>
+      <w:rPr>
+        <w:rFonts w:ascii="Wingdings" w:hAnsi="Wingdings" w:hint="default"/>
+        <w:sz w:val="20"/>
+      </w:rPr>
+    </w:lvl>
+    <w:lvl w:ilvl="7" w:tentative="1">
+      <w:start w:val="1"/>
+      <w:numFmt w:val="bullet"/>
+      <w:lvlText w:val=""/>
+      <w:lvlJc w:val="left"/>
+      <w:pPr>
+        <w:tabs>
+          <w:tab w:val="num" w:pos="5760"/>
+        </w:tabs>
+        <w:ind w:left="5760" w:hanging="360"/>
+      </w:pPr>
+      <w:rPr>
+        <w:rFonts w:ascii="Wingdings" w:hAnsi="Wingdings" w:hint="default"/>
+        <w:sz w:val="20"/>
+      </w:rPr>
+    </w:lvl>
+    <w:lvl w:ilvl="8" w:tentative="1">
+      <w:start w:val="1"/>
+      <w:numFmt w:val="bullet"/>
+      <w:lvlText w:val=""/>
+      <w:lvlJc w:val="left"/>
+      <w:pPr>
+        <w:tabs>
+          <w:tab w:val="num" w:pos="6480"/>
+        </w:tabs>
+        <w:ind w:left="6480" w:hanging="360"/>
+      </w:pPr>
+      <w:rPr>
+        <w:rFonts w:ascii="Wingdings" w:hAnsi="Wingdings" w:hint="default"/>
+        <w:sz w:val="20"/>
+      </w:rPr>
+    </w:lvl>
+  </w:abstractNum>
+  <w:abstractNum w:abstractNumId="29" w15:restartNumberingAfterBreak="0">
     <w:nsid w:val="3A4B2079"/>
     <w:multiLevelType w:val="multilevel"/>
     <w:tmpl w:val="E9CE16AA"/>
@@ -7666,7 +7047,7 @@
       </w:rPr>
     </w:lvl>
   </w:abstractNum>
-  <w:abstractNum w:abstractNumId="23" w15:restartNumberingAfterBreak="0">
+  <w:abstractNum w:abstractNumId="30" w15:restartNumberingAfterBreak="0">
     <w:nsid w:val="3A87061C"/>
     <w:multiLevelType w:val="multilevel"/>
     <w:tmpl w:val="3994436A"/>
@@ -7815,7 +7196,7 @@
       </w:rPr>
     </w:lvl>
   </w:abstractNum>
-  <w:abstractNum w:abstractNumId="24" w15:restartNumberingAfterBreak="0">
+  <w:abstractNum w:abstractNumId="31" w15:restartNumberingAfterBreak="0">
     <w:nsid w:val="3BB42848"/>
     <w:multiLevelType w:val="multilevel"/>
     <w:tmpl w:val="32E28228"/>
@@ -7964,7 +7345,156 @@
       </w:rPr>
     </w:lvl>
   </w:abstractNum>
-  <w:abstractNum w:abstractNumId="25" w15:restartNumberingAfterBreak="0">
+  <w:abstractNum w:abstractNumId="32" w15:restartNumberingAfterBreak="0">
+    <w:nsid w:val="3BD76AA6"/>
+    <w:multiLevelType w:val="multilevel"/>
+    <w:tmpl w:val="82C8AC9A"/>
+    <w:lvl w:ilvl="0">
+      <w:start w:val="1"/>
+      <w:numFmt w:val="bullet"/>
+      <w:lvlText w:val=""/>
+      <w:lvlJc w:val="left"/>
+      <w:pPr>
+        <w:tabs>
+          <w:tab w:val="num" w:pos="720"/>
+        </w:tabs>
+        <w:ind w:left="720" w:hanging="360"/>
+      </w:pPr>
+      <w:rPr>
+        <w:rFonts w:ascii="Symbol" w:hAnsi="Symbol" w:hint="default"/>
+        <w:sz w:val="20"/>
+      </w:rPr>
+    </w:lvl>
+    <w:lvl w:ilvl="1" w:tentative="1">
+      <w:start w:val="1"/>
+      <w:numFmt w:val="bullet"/>
+      <w:lvlText w:val="o"/>
+      <w:lvlJc w:val="left"/>
+      <w:pPr>
+        <w:tabs>
+          <w:tab w:val="num" w:pos="1440"/>
+        </w:tabs>
+        <w:ind w:left="1440" w:hanging="360"/>
+      </w:pPr>
+      <w:rPr>
+        <w:rFonts w:ascii="Courier New" w:hAnsi="Courier New" w:hint="default"/>
+        <w:sz w:val="20"/>
+      </w:rPr>
+    </w:lvl>
+    <w:lvl w:ilvl="2" w:tentative="1">
+      <w:start w:val="1"/>
+      <w:numFmt w:val="bullet"/>
+      <w:lvlText w:val=""/>
+      <w:lvlJc w:val="left"/>
+      <w:pPr>
+        <w:tabs>
+          <w:tab w:val="num" w:pos="2160"/>
+        </w:tabs>
+        <w:ind w:left="2160" w:hanging="360"/>
+      </w:pPr>
+      <w:rPr>
+        <w:rFonts w:ascii="Wingdings" w:hAnsi="Wingdings" w:hint="default"/>
+        <w:sz w:val="20"/>
+      </w:rPr>
+    </w:lvl>
+    <w:lvl w:ilvl="3" w:tentative="1">
+      <w:start w:val="1"/>
+      <w:numFmt w:val="bullet"/>
+      <w:lvlText w:val=""/>
+      <w:lvlJc w:val="left"/>
+      <w:pPr>
+        <w:tabs>
+          <w:tab w:val="num" w:pos="2880"/>
+        </w:tabs>
+        <w:ind w:left="2880" w:hanging="360"/>
+      </w:pPr>
+      <w:rPr>
+        <w:rFonts w:ascii="Wingdings" w:hAnsi="Wingdings" w:hint="default"/>
+        <w:sz w:val="20"/>
+      </w:rPr>
+    </w:lvl>
+    <w:lvl w:ilvl="4" w:tentative="1">
+      <w:start w:val="1"/>
+      <w:numFmt w:val="bullet"/>
+      <w:lvlText w:val=""/>
+      <w:lvlJc w:val="left"/>
+      <w:pPr>
+        <w:tabs>
+          <w:tab w:val="num" w:pos="3600"/>
+        </w:tabs>
+        <w:ind w:left="3600" w:hanging="360"/>
+      </w:pPr>
+      <w:rPr>
+        <w:rFonts w:ascii="Wingdings" w:hAnsi="Wingdings" w:hint="default"/>
+        <w:sz w:val="20"/>
+      </w:rPr>
+    </w:lvl>
+    <w:lvl w:ilvl="5" w:tentative="1">
+      <w:start w:val="1"/>
+      <w:numFmt w:val="bullet"/>
+      <w:lvlText w:val=""/>
+      <w:lvlJc w:val="left"/>
+      <w:pPr>
+        <w:tabs>
+          <w:tab w:val="num" w:pos="4320"/>
+        </w:tabs>
+        <w:ind w:left="4320" w:hanging="360"/>
+      </w:pPr>
+      <w:rPr>
+        <w:rFonts w:ascii="Wingdings" w:hAnsi="Wingdings" w:hint="default"/>
+        <w:sz w:val="20"/>
+      </w:rPr>
+    </w:lvl>
+    <w:lvl w:ilvl="6" w:tentative="1">
+      <w:start w:val="1"/>
+      <w:numFmt w:val="bullet"/>
+      <w:lvlText w:val=""/>
+      <w:lvlJc w:val="left"/>
+      <w:pPr>
+        <w:tabs>
+          <w:tab w:val="num" w:pos="5040"/>
+        </w:tabs>
+        <w:ind w:left="5040" w:hanging="360"/>
+      </w:pPr>
+      <w:rPr>
+        <w:rFonts w:ascii="Wingdings" w:hAnsi="Wingdings" w:hint="default"/>
+        <w:sz w:val="20"/>
+      </w:rPr>
+    </w:lvl>
+    <w:lvl w:ilvl="7" w:tentative="1">
+      <w:start w:val="1"/>
+      <w:numFmt w:val="bullet"/>
+      <w:lvlText w:val=""/>
+      <w:lvlJc w:val="left"/>
+      <w:pPr>
+        <w:tabs>
+          <w:tab w:val="num" w:pos="5760"/>
+        </w:tabs>
+        <w:ind w:left="5760" w:hanging="360"/>
+      </w:pPr>
+      <w:rPr>
+        <w:rFonts w:ascii="Wingdings" w:hAnsi="Wingdings" w:hint="default"/>
+        <w:sz w:val="20"/>
+      </w:rPr>
+    </w:lvl>
+    <w:lvl w:ilvl="8" w:tentative="1">
+      <w:start w:val="1"/>
+      <w:numFmt w:val="bullet"/>
+      <w:lvlText w:val=""/>
+      <w:lvlJc w:val="left"/>
+      <w:pPr>
+        <w:tabs>
+          <w:tab w:val="num" w:pos="6480"/>
+        </w:tabs>
+        <w:ind w:left="6480" w:hanging="360"/>
+      </w:pPr>
+      <w:rPr>
+        <w:rFonts w:ascii="Wingdings" w:hAnsi="Wingdings" w:hint="default"/>
+        <w:sz w:val="20"/>
+      </w:rPr>
+    </w:lvl>
+  </w:abstractNum>
+  <w:abstractNum w:abstractNumId="33" w15:restartNumberingAfterBreak="0">
     <w:nsid w:val="3C79413C"/>
     <w:multiLevelType w:val="multilevel"/>
     <w:tmpl w:val="CC42899E"/>
@@ -8113,7 +7643,7 @@
       </w:rPr>
     </w:lvl>
   </w:abstractNum>
-  <w:abstractNum w:abstractNumId="26" w15:restartNumberingAfterBreak="0">
+  <w:abstractNum w:abstractNumId="34" w15:restartNumberingAfterBreak="0">
     <w:nsid w:val="3CD032DB"/>
     <w:multiLevelType w:val="multilevel"/>
     <w:tmpl w:val="88F49CBC"/>
@@ -8262,7 +7792,7 @@
       </w:rPr>
     </w:lvl>
   </w:abstractNum>
-  <w:abstractNum w:abstractNumId="27" w15:restartNumberingAfterBreak="0">
+  <w:abstractNum w:abstractNumId="35" w15:restartNumberingAfterBreak="0">
     <w:nsid w:val="40070915"/>
     <w:multiLevelType w:val="multilevel"/>
     <w:tmpl w:val="559816B6"/>
@@ -8411,7 +7941,454 @@
       </w:rPr>
     </w:lvl>
   </w:abstractNum>
-  <w:abstractNum w:abstractNumId="28" w15:restartNumberingAfterBreak="0">
+  <w:abstractNum w:abstractNumId="36" w15:restartNumberingAfterBreak="0">
+    <w:nsid w:val="401525B1"/>
+    <w:multiLevelType w:val="multilevel"/>
+    <w:tmpl w:val="3D5E889C"/>
+    <w:lvl w:ilvl="0">
+      <w:start w:val="1"/>
+      <w:numFmt w:val="bullet"/>
+      <w:lvlText w:val=""/>
+      <w:lvlJc w:val="left"/>
+      <w:pPr>
+        <w:tabs>
+          <w:tab w:val="num" w:pos="720"/>
+        </w:tabs>
+        <w:ind w:left="720" w:hanging="360"/>
+      </w:pPr>
+      <w:rPr>
+        <w:rFonts w:ascii="Symbol" w:hAnsi="Symbol" w:hint="default"/>
+        <w:sz w:val="20"/>
+      </w:rPr>
+    </w:lvl>
+    <w:lvl w:ilvl="1" w:tentative="1">
+      <w:start w:val="1"/>
+      <w:numFmt w:val="bullet"/>
+      <w:lvlText w:val="o"/>
+      <w:lvlJc w:val="left"/>
+      <w:pPr>
+        <w:tabs>
+          <w:tab w:val="num" w:pos="1440"/>
+        </w:tabs>
+        <w:ind w:left="1440" w:hanging="360"/>
+      </w:pPr>
+      <w:rPr>
+        <w:rFonts w:ascii="Courier New" w:hAnsi="Courier New" w:hint="default"/>
+        <w:sz w:val="20"/>
+      </w:rPr>
+    </w:lvl>
+    <w:lvl w:ilvl="2" w:tentative="1">
+      <w:start w:val="1"/>
+      <w:numFmt w:val="bullet"/>
+      <w:lvlText w:val=""/>
+      <w:lvlJc w:val="left"/>
+      <w:pPr>
+        <w:tabs>
+          <w:tab w:val="num" w:pos="2160"/>
+        </w:tabs>
+        <w:ind w:left="2160" w:hanging="360"/>
+      </w:pPr>
+      <w:rPr>
+        <w:rFonts w:ascii="Wingdings" w:hAnsi="Wingdings" w:hint="default"/>
+        <w:sz w:val="20"/>
+      </w:rPr>
+    </w:lvl>
+    <w:lvl w:ilvl="3" w:tentative="1">
+      <w:start w:val="1"/>
+      <w:numFmt w:val="bullet"/>
+      <w:lvlText w:val=""/>
+      <w:lvlJc w:val="left"/>
+      <w:pPr>
+        <w:tabs>
+          <w:tab w:val="num" w:pos="2880"/>
+        </w:tabs>
+        <w:ind w:left="2880" w:hanging="360"/>
+      </w:pPr>
+      <w:rPr>
+        <w:rFonts w:ascii="Wingdings" w:hAnsi="Wingdings" w:hint="default"/>
+        <w:sz w:val="20"/>
+      </w:rPr>
+    </w:lvl>
+    <w:lvl w:ilvl="4" w:tentative="1">
+      <w:start w:val="1"/>
+      <w:numFmt w:val="bullet"/>
+      <w:lvlText w:val=""/>
+      <w:lvlJc w:val="left"/>
+      <w:pPr>
+        <w:tabs>
+          <w:tab w:val="num" w:pos="3600"/>
+        </w:tabs>
+        <w:ind w:left="3600" w:hanging="360"/>
+      </w:pPr>
+      <w:rPr>
+        <w:rFonts w:ascii="Wingdings" w:hAnsi="Wingdings" w:hint="default"/>
+        <w:sz w:val="20"/>
+      </w:rPr>
+    </w:lvl>
+    <w:lvl w:ilvl="5" w:tentative="1">
+      <w:start w:val="1"/>
+      <w:numFmt w:val="bullet"/>
+      <w:lvlText w:val=""/>
+      <w:lvlJc w:val="left"/>
+      <w:pPr>
+        <w:tabs>
+          <w:tab w:val="num" w:pos="4320"/>
+        </w:tabs>
+        <w:ind w:left="4320" w:hanging="360"/>
+      </w:pPr>
+      <w:rPr>
+        <w:rFonts w:ascii="Wingdings" w:hAnsi="Wingdings" w:hint="default"/>
+        <w:sz w:val="20"/>
+      </w:rPr>
+    </w:lvl>
+    <w:lvl w:ilvl="6" w:tentative="1">
+      <w:start w:val="1"/>
+      <w:numFmt w:val="bullet"/>
+      <w:lvlText w:val=""/>
+      <w:lvlJc w:val="left"/>
+      <w:pPr>
+        <w:tabs>
+          <w:tab w:val="num" w:pos="5040"/>
+        </w:tabs>
+        <w:ind w:left="5040" w:hanging="360"/>
+      </w:pPr>
+      <w:rPr>
+        <w:rFonts w:ascii="Wingdings" w:hAnsi="Wingdings" w:hint="default"/>
+        <w:sz w:val="20"/>
+      </w:rPr>
+    </w:lvl>
+    <w:lvl w:ilvl="7" w:tentative="1">
+      <w:start w:val="1"/>
+      <w:numFmt w:val="bullet"/>
+      <w:lvlText w:val=""/>
+      <w:lvlJc w:val="left"/>
+      <w:pPr>
+        <w:tabs>
+          <w:tab w:val="num" w:pos="5760"/>
+        </w:tabs>
+        <w:ind w:left="5760" w:hanging="360"/>
+      </w:pPr>
+      <w:rPr>
+        <w:rFonts w:ascii="Wingdings" w:hAnsi="Wingdings" w:hint="default"/>
+        <w:sz w:val="20"/>
+      </w:rPr>
+    </w:lvl>
+    <w:lvl w:ilvl="8" w:tentative="1">
+      <w:start w:val="1"/>
+      <w:numFmt w:val="bullet"/>
+      <w:lvlText w:val=""/>
+      <w:lvlJc w:val="left"/>
+      <w:pPr>
+        <w:tabs>
+          <w:tab w:val="num" w:pos="6480"/>
+        </w:tabs>
+        <w:ind w:left="6480" w:hanging="360"/>
+      </w:pPr>
+      <w:rPr>
+        <w:rFonts w:ascii="Wingdings" w:hAnsi="Wingdings" w:hint="default"/>
+        <w:sz w:val="20"/>
+      </w:rPr>
+    </w:lvl>
+  </w:abstractNum>
+  <w:abstractNum w:abstractNumId="37" w15:restartNumberingAfterBreak="0">
+    <w:nsid w:val="41551637"/>
+    <w:multiLevelType w:val="multilevel"/>
+    <w:tmpl w:val="E9527742"/>
+    <w:lvl w:ilvl="0">
+      <w:start w:val="1"/>
+      <w:numFmt w:val="bullet"/>
+      <w:lvlText w:val=""/>
+      <w:lvlJc w:val="left"/>
+      <w:pPr>
+        <w:tabs>
+          <w:tab w:val="num" w:pos="720"/>
+        </w:tabs>
+        <w:ind w:left="720" w:hanging="360"/>
+      </w:pPr>
+      <w:rPr>
+        <w:rFonts w:ascii="Symbol" w:hAnsi="Symbol" w:hint="default"/>
+        <w:sz w:val="20"/>
+      </w:rPr>
+    </w:lvl>
+    <w:lvl w:ilvl="1" w:tentative="1">
+      <w:start w:val="1"/>
+      <w:numFmt w:val="bullet"/>
+      <w:lvlText w:val="o"/>
+      <w:lvlJc w:val="left"/>
+      <w:pPr>
+        <w:tabs>
+          <w:tab w:val="num" w:pos="1440"/>
+        </w:tabs>
+        <w:ind w:left="1440" w:hanging="360"/>
+      </w:pPr>
+      <w:rPr>
+        <w:rFonts w:ascii="Courier New" w:hAnsi="Courier New" w:hint="default"/>
+        <w:sz w:val="20"/>
+      </w:rPr>
+    </w:lvl>
+    <w:lvl w:ilvl="2" w:tentative="1">
+      <w:start w:val="1"/>
+      <w:numFmt w:val="bullet"/>
+      <w:lvlText w:val=""/>
+      <w:lvlJc w:val="left"/>
+      <w:pPr>
+        <w:tabs>
+          <w:tab w:val="num" w:pos="2160"/>
+        </w:tabs>
+        <w:ind w:left="2160" w:hanging="360"/>
+      </w:pPr>
+      <w:rPr>
+        <w:rFonts w:ascii="Wingdings" w:hAnsi="Wingdings" w:hint="default"/>
+        <w:sz w:val="20"/>
+      </w:rPr>
+    </w:lvl>
+    <w:lvl w:ilvl="3" w:tentative="1">
+      <w:start w:val="1"/>
+      <w:numFmt w:val="bullet"/>
+      <w:lvlText w:val=""/>
+      <w:lvlJc w:val="left"/>
+      <w:pPr>
+        <w:tabs>
+          <w:tab w:val="num" w:pos="2880"/>
+        </w:tabs>
+        <w:ind w:left="2880" w:hanging="360"/>
+      </w:pPr>
+      <w:rPr>
+        <w:rFonts w:ascii="Wingdings" w:hAnsi="Wingdings" w:hint="default"/>
+        <w:sz w:val="20"/>
+      </w:rPr>
+    </w:lvl>
+    <w:lvl w:ilvl="4" w:tentative="1">
+      <w:start w:val="1"/>
+      <w:numFmt w:val="bullet"/>
+      <w:lvlText w:val=""/>
+      <w:lvlJc w:val="left"/>
+      <w:pPr>
+        <w:tabs>
+          <w:tab w:val="num" w:pos="3600"/>
+        </w:tabs>
+        <w:ind w:left="3600" w:hanging="360"/>
+      </w:pPr>
+      <w:rPr>
+        <w:rFonts w:ascii="Wingdings" w:hAnsi="Wingdings" w:hint="default"/>
+        <w:sz w:val="20"/>
+      </w:rPr>
+    </w:lvl>
+    <w:lvl w:ilvl="5" w:tentative="1">
+      <w:start w:val="1"/>
+      <w:numFmt w:val="bullet"/>
+      <w:lvlText w:val=""/>
+      <w:lvlJc w:val="left"/>
+      <w:pPr>
+        <w:tabs>
+          <w:tab w:val="num" w:pos="4320"/>
+        </w:tabs>
+        <w:ind w:left="4320" w:hanging="360"/>
+      </w:pPr>
+      <w:rPr>
+        <w:rFonts w:ascii="Wingdings" w:hAnsi="Wingdings" w:hint="default"/>
+        <w:sz w:val="20"/>
+      </w:rPr>
+    </w:lvl>
+    <w:lvl w:ilvl="6" w:tentative="1">
+      <w:start w:val="1"/>
+      <w:numFmt w:val="bullet"/>
+      <w:lvlText w:val=""/>
+      <w:lvlJc w:val="left"/>
+      <w:pPr>
+        <w:tabs>
+          <w:tab w:val="num" w:pos="5040"/>
+        </w:tabs>
+        <w:ind w:left="5040" w:hanging="360"/>
+      </w:pPr>
+      <w:rPr>
+        <w:rFonts w:ascii="Wingdings" w:hAnsi="Wingdings" w:hint="default"/>
+        <w:sz w:val="20"/>
+      </w:rPr>
+    </w:lvl>
+    <w:lvl w:ilvl="7" w:tentative="1">
+      <w:start w:val="1"/>
+      <w:numFmt w:val="bullet"/>
+      <w:lvlText w:val=""/>
+      <w:lvlJc w:val="left"/>
+      <w:pPr>
+        <w:tabs>
+          <w:tab w:val="num" w:pos="5760"/>
+        </w:tabs>
+        <w:ind w:left="5760" w:hanging="360"/>
+      </w:pPr>
+      <w:rPr>
+        <w:rFonts w:ascii="Wingdings" w:hAnsi="Wingdings" w:hint="default"/>
+        <w:sz w:val="20"/>
+      </w:rPr>
+    </w:lvl>
+    <w:lvl w:ilvl="8" w:tentative="1">
+      <w:start w:val="1"/>
+      <w:numFmt w:val="bullet"/>
+      <w:lvlText w:val=""/>
+      <w:lvlJc w:val="left"/>
+      <w:pPr>
+        <w:tabs>
+          <w:tab w:val="num" w:pos="6480"/>
+        </w:tabs>
+        <w:ind w:left="6480" w:hanging="360"/>
+      </w:pPr>
+      <w:rPr>
+        <w:rFonts w:ascii="Wingdings" w:hAnsi="Wingdings" w:hint="default"/>
+        <w:sz w:val="20"/>
+      </w:rPr>
+    </w:lvl>
+  </w:abstractNum>
+  <w:abstractNum w:abstractNumId="38" w15:restartNumberingAfterBreak="0">
+    <w:nsid w:val="41C85D28"/>
+    <w:multiLevelType w:val="multilevel"/>
+    <w:tmpl w:val="01768772"/>
+    <w:lvl w:ilvl="0">
+      <w:start w:val="1"/>
+      <w:numFmt w:val="bullet"/>
+      <w:lvlText w:val=""/>
+      <w:lvlJc w:val="left"/>
+      <w:pPr>
+        <w:tabs>
+          <w:tab w:val="num" w:pos="720"/>
+        </w:tabs>
+        <w:ind w:left="720" w:hanging="360"/>
+      </w:pPr>
+      <w:rPr>
+        <w:rFonts w:ascii="Symbol" w:hAnsi="Symbol" w:hint="default"/>
+        <w:sz w:val="20"/>
+      </w:rPr>
+    </w:lvl>
+    <w:lvl w:ilvl="1" w:tentative="1">
+      <w:start w:val="1"/>
+      <w:numFmt w:val="bullet"/>
+      <w:lvlText w:val="o"/>
+      <w:lvlJc w:val="left"/>
+      <w:pPr>
+        <w:tabs>
+          <w:tab w:val="num" w:pos="1440"/>
+        </w:tabs>
+        <w:ind w:left="1440" w:hanging="360"/>
+      </w:pPr>
+      <w:rPr>
+        <w:rFonts w:ascii="Courier New" w:hAnsi="Courier New" w:hint="default"/>
+        <w:sz w:val="20"/>
+      </w:rPr>
+    </w:lvl>
+    <w:lvl w:ilvl="2" w:tentative="1">
+      <w:start w:val="1"/>
+      <w:numFmt w:val="bullet"/>
+      <w:lvlText w:val=""/>
+      <w:lvlJc w:val="left"/>
+      <w:pPr>
+        <w:tabs>
+          <w:tab w:val="num" w:pos="2160"/>
+        </w:tabs>
+        <w:ind w:left="2160" w:hanging="360"/>
+      </w:pPr>
+      <w:rPr>
+        <w:rFonts w:ascii="Wingdings" w:hAnsi="Wingdings" w:hint="default"/>
+        <w:sz w:val="20"/>
+      </w:rPr>
+    </w:lvl>
+    <w:lvl w:ilvl="3" w:tentative="1">
+      <w:start w:val="1"/>
+      <w:numFmt w:val="bullet"/>
+      <w:lvlText w:val=""/>
+      <w:lvlJc w:val="left"/>
+      <w:pPr>
+        <w:tabs>
+          <w:tab w:val="num" w:pos="2880"/>
+        </w:tabs>
+        <w:ind w:left="2880" w:hanging="360"/>
+      </w:pPr>
+      <w:rPr>
+        <w:rFonts w:ascii="Wingdings" w:hAnsi="Wingdings" w:hint="default"/>
+        <w:sz w:val="20"/>
+      </w:rPr>
+    </w:lvl>
+    <w:lvl w:ilvl="4" w:tentative="1">
+      <w:start w:val="1"/>
+      <w:numFmt w:val="bullet"/>
+      <w:lvlText w:val=""/>
+      <w:lvlJc w:val="left"/>
+      <w:pPr>
+        <w:tabs>
+          <w:tab w:val="num" w:pos="3600"/>
+        </w:tabs>
+        <w:ind w:left="3600" w:hanging="360"/>
+      </w:pPr>
+      <w:rPr>
+        <w:rFonts w:ascii="Wingdings" w:hAnsi="Wingdings" w:hint="default"/>
+        <w:sz w:val="20"/>
+      </w:rPr>
+    </w:lvl>
+    <w:lvl w:ilvl="5" w:tentative="1">
+      <w:start w:val="1"/>
+      <w:numFmt w:val="bullet"/>
+      <w:lvlText w:val=""/>
+      <w:lvlJc w:val="left"/>
+      <w:pPr>
+        <w:tabs>
+          <w:tab w:val="num" w:pos="4320"/>
+        </w:tabs>
+        <w:ind w:left="4320" w:hanging="360"/>
+      </w:pPr>
+      <w:rPr>
+        <w:rFonts w:ascii="Wingdings" w:hAnsi="Wingdings" w:hint="default"/>
+        <w:sz w:val="20"/>
+      </w:rPr>
+    </w:lvl>
+    <w:lvl w:ilvl="6" w:tentative="1">
+      <w:start w:val="1"/>
+      <w:numFmt w:val="bullet"/>
+      <w:lvlText w:val=""/>
+      <w:lvlJc w:val="left"/>
+      <w:pPr>
+        <w:tabs>
+          <w:tab w:val="num" w:pos="5040"/>
+        </w:tabs>
+        <w:ind w:left="5040" w:hanging="360"/>
+      </w:pPr>
+      <w:rPr>
+        <w:rFonts w:ascii="Wingdings" w:hAnsi="Wingdings" w:hint="default"/>
+        <w:sz w:val="20"/>
+      </w:rPr>
+    </w:lvl>
+    <w:lvl w:ilvl="7" w:tentative="1">
+      <w:start w:val="1"/>
+      <w:numFmt w:val="bullet"/>
+      <w:lvlText w:val=""/>
+      <w:lvlJc w:val="left"/>
+      <w:pPr>
+        <w:tabs>
+          <w:tab w:val="num" w:pos="5760"/>
+        </w:tabs>
+        <w:ind w:left="5760" w:hanging="360"/>
+      </w:pPr>
+      <w:rPr>
+        <w:rFonts w:ascii="Wingdings" w:hAnsi="Wingdings" w:hint="default"/>
+        <w:sz w:val="20"/>
+      </w:rPr>
+    </w:lvl>
+    <w:lvl w:ilvl="8" w:tentative="1">
+      <w:start w:val="1"/>
+      <w:numFmt w:val="bullet"/>
+      <w:lvlText w:val=""/>
+      <w:lvlJc w:val="left"/>
+      <w:pPr>
+        <w:tabs>
+          <w:tab w:val="num" w:pos="6480"/>
+        </w:tabs>
+        <w:ind w:left="6480" w:hanging="360"/>
+      </w:pPr>
+      <w:rPr>
+        <w:rFonts w:ascii="Wingdings" w:hAnsi="Wingdings" w:hint="default"/>
+        <w:sz w:val="20"/>
+      </w:rPr>
+    </w:lvl>
+  </w:abstractNum>
+  <w:abstractNum w:abstractNumId="39" w15:restartNumberingAfterBreak="0">
     <w:nsid w:val="462C3EC3"/>
     <w:multiLevelType w:val="multilevel"/>
     <w:tmpl w:val="FF842438"/>
@@ -8560,7 +8537,7 @@
       </w:rPr>
     </w:lvl>
   </w:abstractNum>
-  <w:abstractNum w:abstractNumId="29" w15:restartNumberingAfterBreak="0">
+  <w:abstractNum w:abstractNumId="40" w15:restartNumberingAfterBreak="0">
     <w:nsid w:val="493124AA"/>
     <w:multiLevelType w:val="multilevel"/>
     <w:tmpl w:val="A140B03C"/>
@@ -8709,7 +8686,305 @@
       </w:rPr>
     </w:lvl>
   </w:abstractNum>
-  <w:abstractNum w:abstractNumId="30" w15:restartNumberingAfterBreak="0">
+  <w:abstractNum w:abstractNumId="41" w15:restartNumberingAfterBreak="0">
+    <w:nsid w:val="4BC745BE"/>
+    <w:multiLevelType w:val="multilevel"/>
+    <w:tmpl w:val="74DC93A6"/>
+    <w:lvl w:ilvl="0">
+      <w:start w:val="1"/>
+      <w:numFmt w:val="bullet"/>
+      <w:lvlText w:val=""/>
+      <w:lvlJc w:val="left"/>
+      <w:pPr>
+        <w:tabs>
+          <w:tab w:val="num" w:pos="720"/>
+        </w:tabs>
+        <w:ind w:left="720" w:hanging="360"/>
+      </w:pPr>
+      <w:rPr>
+        <w:rFonts w:ascii="Symbol" w:hAnsi="Symbol" w:hint="default"/>
+        <w:sz w:val="20"/>
+      </w:rPr>
+    </w:lvl>
+    <w:lvl w:ilvl="1" w:tentative="1">
+      <w:start w:val="1"/>
+      <w:numFmt w:val="bullet"/>
+      <w:lvlText w:val="o"/>
+      <w:lvlJc w:val="left"/>
+      <w:pPr>
+        <w:tabs>
+          <w:tab w:val="num" w:pos="1440"/>
+        </w:tabs>
+        <w:ind w:left="1440" w:hanging="360"/>
+      </w:pPr>
+      <w:rPr>
+        <w:rFonts w:ascii="Courier New" w:hAnsi="Courier New" w:hint="default"/>
+        <w:sz w:val="20"/>
+      </w:rPr>
+    </w:lvl>
+    <w:lvl w:ilvl="2" w:tentative="1">
+      <w:start w:val="1"/>
+      <w:numFmt w:val="bullet"/>
+      <w:lvlText w:val=""/>
+      <w:lvlJc w:val="left"/>
+      <w:pPr>
+        <w:tabs>
+          <w:tab w:val="num" w:pos="2160"/>
+        </w:tabs>
+        <w:ind w:left="2160" w:hanging="360"/>
+      </w:pPr>
+      <w:rPr>
+        <w:rFonts w:ascii="Wingdings" w:hAnsi="Wingdings" w:hint="default"/>
+        <w:sz w:val="20"/>
+      </w:rPr>
+    </w:lvl>
+    <w:lvl w:ilvl="3" w:tentative="1">
+      <w:start w:val="1"/>
+      <w:numFmt w:val="bullet"/>
+      <w:lvlText w:val=""/>
+      <w:lvlJc w:val="left"/>
+      <w:pPr>
+        <w:tabs>
+          <w:tab w:val="num" w:pos="2880"/>
+        </w:tabs>
+        <w:ind w:left="2880" w:hanging="360"/>
+      </w:pPr>
+      <w:rPr>
+        <w:rFonts w:ascii="Wingdings" w:hAnsi="Wingdings" w:hint="default"/>
+        <w:sz w:val="20"/>
+      </w:rPr>
+    </w:lvl>
+    <w:lvl w:ilvl="4" w:tentative="1">
+      <w:start w:val="1"/>
+      <w:numFmt w:val="bullet"/>
+      <w:lvlText w:val=""/>
+      <w:lvlJc w:val="left"/>
+      <w:pPr>
+        <w:tabs>
+          <w:tab w:val="num" w:pos="3600"/>
+        </w:tabs>
+        <w:ind w:left="3600" w:hanging="360"/>
+      </w:pPr>
+      <w:rPr>
+        <w:rFonts w:ascii="Wingdings" w:hAnsi="Wingdings" w:hint="default"/>
+        <w:sz w:val="20"/>
+      </w:rPr>
+    </w:lvl>
+    <w:lvl w:ilvl="5" w:tentative="1">
+      <w:start w:val="1"/>
+      <w:numFmt w:val="bullet"/>
+      <w:lvlText w:val=""/>
+      <w:lvlJc w:val="left"/>
+      <w:pPr>
+        <w:tabs>
+          <w:tab w:val="num" w:pos="4320"/>
+        </w:tabs>
+        <w:ind w:left="4320" w:hanging="360"/>
+      </w:pPr>
+      <w:rPr>
+        <w:rFonts w:ascii="Wingdings" w:hAnsi="Wingdings" w:hint="default"/>
+        <w:sz w:val="20"/>
+      </w:rPr>
+    </w:lvl>
+    <w:lvl w:ilvl="6" w:tentative="1">
+      <w:start w:val="1"/>
+      <w:numFmt w:val="bullet"/>
+      <w:lvlText w:val=""/>
+      <w:lvlJc w:val="left"/>
+      <w:pPr>
+        <w:tabs>
+          <w:tab w:val="num" w:pos="5040"/>
+        </w:tabs>
+        <w:ind w:left="5040" w:hanging="360"/>
+      </w:pPr>
+      <w:rPr>
+        <w:rFonts w:ascii="Wingdings" w:hAnsi="Wingdings" w:hint="default"/>
+        <w:sz w:val="20"/>
+      </w:rPr>
+    </w:lvl>
+    <w:lvl w:ilvl="7" w:tentative="1">
+      <w:start w:val="1"/>
+      <w:numFmt w:val="bullet"/>
+      <w:lvlText w:val=""/>
+      <w:lvlJc w:val="left"/>
+      <w:pPr>
+        <w:tabs>
+          <w:tab w:val="num" w:pos="5760"/>
+        </w:tabs>
+        <w:ind w:left="5760" w:hanging="360"/>
+      </w:pPr>
+      <w:rPr>
+        <w:rFonts w:ascii="Wingdings" w:hAnsi="Wingdings" w:hint="default"/>
+        <w:sz w:val="20"/>
+      </w:rPr>
+    </w:lvl>
+    <w:lvl w:ilvl="8" w:tentative="1">
+      <w:start w:val="1"/>
+      <w:numFmt w:val="bullet"/>
+      <w:lvlText w:val=""/>
+      <w:lvlJc w:val="left"/>
+      <w:pPr>
+        <w:tabs>
+          <w:tab w:val="num" w:pos="6480"/>
+        </w:tabs>
+        <w:ind w:left="6480" w:hanging="360"/>
+      </w:pPr>
+      <w:rPr>
+        <w:rFonts w:ascii="Wingdings" w:hAnsi="Wingdings" w:hint="default"/>
+        <w:sz w:val="20"/>
+      </w:rPr>
+    </w:lvl>
+  </w:abstractNum>
+  <w:abstractNum w:abstractNumId="42" w15:restartNumberingAfterBreak="0">
+    <w:nsid w:val="4E9C7194"/>
+    <w:multiLevelType w:val="multilevel"/>
+    <w:tmpl w:val="1D861B6E"/>
+    <w:lvl w:ilvl="0">
+      <w:start w:val="1"/>
+      <w:numFmt w:val="bullet"/>
+      <w:lvlText w:val=""/>
+      <w:lvlJc w:val="left"/>
+      <w:pPr>
+        <w:tabs>
+          <w:tab w:val="num" w:pos="720"/>
+        </w:tabs>
+        <w:ind w:left="720" w:hanging="360"/>
+      </w:pPr>
+      <w:rPr>
+        <w:rFonts w:ascii="Symbol" w:hAnsi="Symbol" w:hint="default"/>
+        <w:sz w:val="20"/>
+      </w:rPr>
+    </w:lvl>
+    <w:lvl w:ilvl="1" w:tentative="1">
+      <w:start w:val="1"/>
+      <w:numFmt w:val="bullet"/>
+      <w:lvlText w:val="o"/>
+      <w:lvlJc w:val="left"/>
+      <w:pPr>
+        <w:tabs>
+          <w:tab w:val="num" w:pos="1440"/>
+        </w:tabs>
+        <w:ind w:left="1440" w:hanging="360"/>
+      </w:pPr>
+      <w:rPr>
+        <w:rFonts w:ascii="Courier New" w:hAnsi="Courier New" w:hint="default"/>
+        <w:sz w:val="20"/>
+      </w:rPr>
+    </w:lvl>
+    <w:lvl w:ilvl="2" w:tentative="1">
+      <w:start w:val="1"/>
+      <w:numFmt w:val="bullet"/>
+      <w:lvlText w:val=""/>
+      <w:lvlJc w:val="left"/>
+      <w:pPr>
+        <w:tabs>
+          <w:tab w:val="num" w:pos="2160"/>
+        </w:tabs>
+        <w:ind w:left="2160" w:hanging="360"/>
+      </w:pPr>
+      <w:rPr>
+        <w:rFonts w:ascii="Wingdings" w:hAnsi="Wingdings" w:hint="default"/>
+        <w:sz w:val="20"/>
+      </w:rPr>
+    </w:lvl>
+    <w:lvl w:ilvl="3" w:tentative="1">
+      <w:start w:val="1"/>
+      <w:numFmt w:val="bullet"/>
+      <w:lvlText w:val=""/>
+      <w:lvlJc w:val="left"/>
+      <w:pPr>
+        <w:tabs>
+          <w:tab w:val="num" w:pos="2880"/>
+        </w:tabs>
+        <w:ind w:left="2880" w:hanging="360"/>
+      </w:pPr>
+      <w:rPr>
+        <w:rFonts w:ascii="Wingdings" w:hAnsi="Wingdings" w:hint="default"/>
+        <w:sz w:val="20"/>
+      </w:rPr>
+    </w:lvl>
+    <w:lvl w:ilvl="4" w:tentative="1">
+      <w:start w:val="1"/>
+      <w:numFmt w:val="bullet"/>
+      <w:lvlText w:val=""/>
+      <w:lvlJc w:val="left"/>
+      <w:pPr>
+        <w:tabs>
+          <w:tab w:val="num" w:pos="3600"/>
+        </w:tabs>
+        <w:ind w:left="3600" w:hanging="360"/>
+      </w:pPr>
+      <w:rPr>
+        <w:rFonts w:ascii="Wingdings" w:hAnsi="Wingdings" w:hint="default"/>
+        <w:sz w:val="20"/>
+      </w:rPr>
+    </w:lvl>
+    <w:lvl w:ilvl="5" w:tentative="1">
+      <w:start w:val="1"/>
+      <w:numFmt w:val="bullet"/>
+      <w:lvlText w:val=""/>
+      <w:lvlJc w:val="left"/>
+      <w:pPr>
+        <w:tabs>
+          <w:tab w:val="num" w:pos="4320"/>
+        </w:tabs>
+        <w:ind w:left="4320" w:hanging="360"/>
+      </w:pPr>
+      <w:rPr>
+        <w:rFonts w:ascii="Wingdings" w:hAnsi="Wingdings" w:hint="default"/>
+        <w:sz w:val="20"/>
+      </w:rPr>
+    </w:lvl>
+    <w:lvl w:ilvl="6" w:tentative="1">
+      <w:start w:val="1"/>
+      <w:numFmt w:val="bullet"/>
+      <w:lvlText w:val=""/>
+      <w:lvlJc w:val="left"/>
+      <w:pPr>
+        <w:tabs>
+          <w:tab w:val="num" w:pos="5040"/>
+        </w:tabs>
+        <w:ind w:left="5040" w:hanging="360"/>
+      </w:pPr>
+      <w:rPr>
+        <w:rFonts w:ascii="Wingdings" w:hAnsi="Wingdings" w:hint="default"/>
+        <w:sz w:val="20"/>
+      </w:rPr>
+    </w:lvl>
+    <w:lvl w:ilvl="7" w:tentative="1">
+      <w:start w:val="1"/>
+      <w:numFmt w:val="bullet"/>
+      <w:lvlText w:val=""/>
+      <w:lvlJc w:val="left"/>
+      <w:pPr>
+        <w:tabs>
+          <w:tab w:val="num" w:pos="5760"/>
+        </w:tabs>
+        <w:ind w:left="5760" w:hanging="360"/>
+      </w:pPr>
+      <w:rPr>
+        <w:rFonts w:ascii="Wingdings" w:hAnsi="Wingdings" w:hint="default"/>
+        <w:sz w:val="20"/>
+      </w:rPr>
+    </w:lvl>
+    <w:lvl w:ilvl="8" w:tentative="1">
+      <w:start w:val="1"/>
+      <w:numFmt w:val="bullet"/>
+      <w:lvlText w:val=""/>
+      <w:lvlJc w:val="left"/>
+      <w:pPr>
+        <w:tabs>
+          <w:tab w:val="num" w:pos="6480"/>
+        </w:tabs>
+        <w:ind w:left="6480" w:hanging="360"/>
+      </w:pPr>
+      <w:rPr>
+        <w:rFonts w:ascii="Wingdings" w:hAnsi="Wingdings" w:hint="default"/>
+        <w:sz w:val="20"/>
+      </w:rPr>
+    </w:lvl>
+  </w:abstractNum>
+  <w:abstractNum w:abstractNumId="43" w15:restartNumberingAfterBreak="0">
     <w:nsid w:val="51C83BF0"/>
     <w:multiLevelType w:val="multilevel"/>
     <w:tmpl w:val="6BB8D63A"/>
@@ -8858,7 +9133,7 @@
       </w:rPr>
     </w:lvl>
   </w:abstractNum>
-  <w:abstractNum w:abstractNumId="31" w15:restartNumberingAfterBreak="0">
+  <w:abstractNum w:abstractNumId="44" w15:restartNumberingAfterBreak="0">
     <w:nsid w:val="57BA52D6"/>
     <w:multiLevelType w:val="multilevel"/>
     <w:tmpl w:val="36BC4EA0"/>
@@ -9007,7 +9282,7 @@
       </w:rPr>
     </w:lvl>
   </w:abstractNum>
-  <w:abstractNum w:abstractNumId="32" w15:restartNumberingAfterBreak="0">
+  <w:abstractNum w:abstractNumId="45" w15:restartNumberingAfterBreak="0">
     <w:nsid w:val="59A6701D"/>
     <w:multiLevelType w:val="multilevel"/>
     <w:tmpl w:val="97F6379E"/>
@@ -9156,7 +9431,156 @@
       </w:rPr>
     </w:lvl>
   </w:abstractNum>
-  <w:abstractNum w:abstractNumId="33" w15:restartNumberingAfterBreak="0">
+  <w:abstractNum w:abstractNumId="46" w15:restartNumberingAfterBreak="0">
+    <w:nsid w:val="59D512FB"/>
+    <w:multiLevelType w:val="multilevel"/>
+    <w:tmpl w:val="A4A4D17E"/>
+    <w:lvl w:ilvl="0">
+      <w:start w:val="1"/>
+      <w:numFmt w:val="bullet"/>
+      <w:lvlText w:val=""/>
+      <w:lvlJc w:val="left"/>
+      <w:pPr>
+        <w:tabs>
+          <w:tab w:val="num" w:pos="720"/>
+        </w:tabs>
+        <w:ind w:left="720" w:hanging="360"/>
+      </w:pPr>
+      <w:rPr>
+        <w:rFonts w:ascii="Symbol" w:hAnsi="Symbol" w:hint="default"/>
+        <w:sz w:val="20"/>
+      </w:rPr>
+    </w:lvl>
+    <w:lvl w:ilvl="1" w:tentative="1">
+      <w:start w:val="1"/>
+      <w:numFmt w:val="bullet"/>
+      <w:lvlText w:val="o"/>
+      <w:lvlJc w:val="left"/>
+      <w:pPr>
+        <w:tabs>
+          <w:tab w:val="num" w:pos="1440"/>
+        </w:tabs>
+        <w:ind w:left="1440" w:hanging="360"/>
+      </w:pPr>
+      <w:rPr>
+        <w:rFonts w:ascii="Courier New" w:hAnsi="Courier New" w:hint="default"/>
+        <w:sz w:val="20"/>
+      </w:rPr>
+    </w:lvl>
+    <w:lvl w:ilvl="2" w:tentative="1">
+      <w:start w:val="1"/>
+      <w:numFmt w:val="bullet"/>
+      <w:lvlText w:val=""/>
+      <w:lvlJc w:val="left"/>
+      <w:pPr>
+        <w:tabs>
+          <w:tab w:val="num" w:pos="2160"/>
+        </w:tabs>
+        <w:ind w:left="2160" w:hanging="360"/>
+      </w:pPr>
+      <w:rPr>
+        <w:rFonts w:ascii="Wingdings" w:hAnsi="Wingdings" w:hint="default"/>
+        <w:sz w:val="20"/>
+      </w:rPr>
+    </w:lvl>
+    <w:lvl w:ilvl="3" w:tentative="1">
+      <w:start w:val="1"/>
+      <w:numFmt w:val="bullet"/>
+      <w:lvlText w:val=""/>
+      <w:lvlJc w:val="left"/>
+      <w:pPr>
+        <w:tabs>
+          <w:tab w:val="num" w:pos="2880"/>
+        </w:tabs>
+        <w:ind w:left="2880" w:hanging="360"/>
+      </w:pPr>
+      <w:rPr>
+        <w:rFonts w:ascii="Wingdings" w:hAnsi="Wingdings" w:hint="default"/>
+        <w:sz w:val="20"/>
+      </w:rPr>
+    </w:lvl>
+    <w:lvl w:ilvl="4" w:tentative="1">
+      <w:start w:val="1"/>
+      <w:numFmt w:val="bullet"/>
+      <w:lvlText w:val=""/>
+      <w:lvlJc w:val="left"/>
+      <w:pPr>
+        <w:tabs>
+          <w:tab w:val="num" w:pos="3600"/>
+        </w:tabs>
+        <w:ind w:left="3600" w:hanging="360"/>
+      </w:pPr>
+      <w:rPr>
+        <w:rFonts w:ascii="Wingdings" w:hAnsi="Wingdings" w:hint="default"/>
+        <w:sz w:val="20"/>
+      </w:rPr>
+    </w:lvl>
+    <w:lvl w:ilvl="5" w:tentative="1">
+      <w:start w:val="1"/>
+      <w:numFmt w:val="bullet"/>
+      <w:lvlText w:val=""/>
+      <w:lvlJc w:val="left"/>
+      <w:pPr>
+        <w:tabs>
+          <w:tab w:val="num" w:pos="4320"/>
+        </w:tabs>
+        <w:ind w:left="4320" w:hanging="360"/>
+      </w:pPr>
+      <w:rPr>
+        <w:rFonts w:ascii="Wingdings" w:hAnsi="Wingdings" w:hint="default"/>
+        <w:sz w:val="20"/>
+      </w:rPr>
+    </w:lvl>
+    <w:lvl w:ilvl="6" w:tentative="1">
+      <w:start w:val="1"/>
+      <w:numFmt w:val="bullet"/>
+      <w:lvlText w:val=""/>
+      <w:lvlJc w:val="left"/>
+      <w:pPr>
+        <w:tabs>
+          <w:tab w:val="num" w:pos="5040"/>
+        </w:tabs>
+        <w:ind w:left="5040" w:hanging="360"/>
+      </w:pPr>
+      <w:rPr>
+        <w:rFonts w:ascii="Wingdings" w:hAnsi="Wingdings" w:hint="default"/>
+        <w:sz w:val="20"/>
+      </w:rPr>
+    </w:lvl>
+    <w:lvl w:ilvl="7" w:tentative="1">
+      <w:start w:val="1"/>
+      <w:numFmt w:val="bullet"/>
+      <w:lvlText w:val=""/>
+      <w:lvlJc w:val="left"/>
+      <w:pPr>
+        <w:tabs>
+          <w:tab w:val="num" w:pos="5760"/>
+        </w:tabs>
+        <w:ind w:left="5760" w:hanging="360"/>
+      </w:pPr>
+      <w:rPr>
+        <w:rFonts w:ascii="Wingdings" w:hAnsi="Wingdings" w:hint="default"/>
+        <w:sz w:val="20"/>
+      </w:rPr>
+    </w:lvl>
+    <w:lvl w:ilvl="8" w:tentative="1">
+      <w:start w:val="1"/>
+      <w:numFmt w:val="bullet"/>
+      <w:lvlText w:val=""/>
+      <w:lvlJc w:val="left"/>
+      <w:pPr>
+        <w:tabs>
+          <w:tab w:val="num" w:pos="6480"/>
+        </w:tabs>
+        <w:ind w:left="6480" w:hanging="360"/>
+      </w:pPr>
+      <w:rPr>
+        <w:rFonts w:ascii="Wingdings" w:hAnsi="Wingdings" w:hint="default"/>
+        <w:sz w:val="20"/>
+      </w:rPr>
+    </w:lvl>
+  </w:abstractNum>
+  <w:abstractNum w:abstractNumId="47" w15:restartNumberingAfterBreak="0">
     <w:nsid w:val="5AF836C3"/>
     <w:multiLevelType w:val="multilevel"/>
     <w:tmpl w:val="1A6C168C"/>
@@ -9305,7 +9729,156 @@
       </w:rPr>
     </w:lvl>
   </w:abstractNum>
-  <w:abstractNum w:abstractNumId="34" w15:restartNumberingAfterBreak="0">
+  <w:abstractNum w:abstractNumId="48" w15:restartNumberingAfterBreak="0">
+    <w:nsid w:val="5B592FEB"/>
+    <w:multiLevelType w:val="multilevel"/>
+    <w:tmpl w:val="0E1A41E0"/>
+    <w:lvl w:ilvl="0">
+      <w:start w:val="1"/>
+      <w:numFmt w:val="bullet"/>
+      <w:lvlText w:val=""/>
+      <w:lvlJc w:val="left"/>
+      <w:pPr>
+        <w:tabs>
+          <w:tab w:val="num" w:pos="720"/>
+        </w:tabs>
+        <w:ind w:left="720" w:hanging="360"/>
+      </w:pPr>
+      <w:rPr>
+        <w:rFonts w:ascii="Symbol" w:hAnsi="Symbol" w:hint="default"/>
+        <w:sz w:val="20"/>
+      </w:rPr>
+    </w:lvl>
+    <w:lvl w:ilvl="1" w:tentative="1">
+      <w:start w:val="1"/>
+      <w:numFmt w:val="bullet"/>
+      <w:lvlText w:val="o"/>
+      <w:lvlJc w:val="left"/>
+      <w:pPr>
+        <w:tabs>
+          <w:tab w:val="num" w:pos="1440"/>
+        </w:tabs>
+        <w:ind w:left="1440" w:hanging="360"/>
+      </w:pPr>
+      <w:rPr>
+        <w:rFonts w:ascii="Courier New" w:hAnsi="Courier New" w:hint="default"/>
+        <w:sz w:val="20"/>
+      </w:rPr>
+    </w:lvl>
+    <w:lvl w:ilvl="2" w:tentative="1">
+      <w:start w:val="1"/>
+      <w:numFmt w:val="bullet"/>
+      <w:lvlText w:val=""/>
+      <w:lvlJc w:val="left"/>
+      <w:pPr>
+        <w:tabs>
+          <w:tab w:val="num" w:pos="2160"/>
+        </w:tabs>
+        <w:ind w:left="2160" w:hanging="360"/>
+      </w:pPr>
+      <w:rPr>
+        <w:rFonts w:ascii="Wingdings" w:hAnsi="Wingdings" w:hint="default"/>
+        <w:sz w:val="20"/>
+      </w:rPr>
+    </w:lvl>
+    <w:lvl w:ilvl="3" w:tentative="1">
+      <w:start w:val="1"/>
+      <w:numFmt w:val="bullet"/>
+      <w:lvlText w:val=""/>
+      <w:lvlJc w:val="left"/>
+      <w:pPr>
+        <w:tabs>
+          <w:tab w:val="num" w:pos="2880"/>
+        </w:tabs>
+        <w:ind w:left="2880" w:hanging="360"/>
+      </w:pPr>
+      <w:rPr>
+        <w:rFonts w:ascii="Wingdings" w:hAnsi="Wingdings" w:hint="default"/>
+        <w:sz w:val="20"/>
+      </w:rPr>
+    </w:lvl>
+    <w:lvl w:ilvl="4" w:tentative="1">
+      <w:start w:val="1"/>
+      <w:numFmt w:val="bullet"/>
+      <w:lvlText w:val=""/>
+      <w:lvlJc w:val="left"/>
+      <w:pPr>
+        <w:tabs>
+          <w:tab w:val="num" w:pos="3600"/>
+        </w:tabs>
+        <w:ind w:left="3600" w:hanging="360"/>
+      </w:pPr>
+      <w:rPr>
+        <w:rFonts w:ascii="Wingdings" w:hAnsi="Wingdings" w:hint="default"/>
+        <w:sz w:val="20"/>
+      </w:rPr>
+    </w:lvl>
+    <w:lvl w:ilvl="5" w:tentative="1">
+      <w:start w:val="1"/>
+      <w:numFmt w:val="bullet"/>
+      <w:lvlText w:val=""/>
+      <w:lvlJc w:val="left"/>
+      <w:pPr>
+        <w:tabs>
+          <w:tab w:val="num" w:pos="4320"/>
+        </w:tabs>
+        <w:ind w:left="4320" w:hanging="360"/>
+      </w:pPr>
+      <w:rPr>
+        <w:rFonts w:ascii="Wingdings" w:hAnsi="Wingdings" w:hint="default"/>
+        <w:sz w:val="20"/>
+      </w:rPr>
+    </w:lvl>
+    <w:lvl w:ilvl="6" w:tentative="1">
+      <w:start w:val="1"/>
+      <w:numFmt w:val="bullet"/>
+      <w:lvlText w:val=""/>
+      <w:lvlJc w:val="left"/>
+      <w:pPr>
+        <w:tabs>
+          <w:tab w:val="num" w:pos="5040"/>
+        </w:tabs>
+        <w:ind w:left="5040" w:hanging="360"/>
+      </w:pPr>
+      <w:rPr>
+        <w:rFonts w:ascii="Wingdings" w:hAnsi="Wingdings" w:hint="default"/>
+        <w:sz w:val="20"/>
+      </w:rPr>
+    </w:lvl>
+    <w:lvl w:ilvl="7" w:tentative="1">
+      <w:start w:val="1"/>
+      <w:numFmt w:val="bullet"/>
+      <w:lvlText w:val=""/>
+      <w:lvlJc w:val="left"/>
+      <w:pPr>
+        <w:tabs>
+          <w:tab w:val="num" w:pos="5760"/>
+        </w:tabs>
+        <w:ind w:left="5760" w:hanging="360"/>
+      </w:pPr>
+      <w:rPr>
+        <w:rFonts w:ascii="Wingdings" w:hAnsi="Wingdings" w:hint="default"/>
+        <w:sz w:val="20"/>
+      </w:rPr>
+    </w:lvl>
+    <w:lvl w:ilvl="8" w:tentative="1">
+      <w:start w:val="1"/>
+      <w:numFmt w:val="bullet"/>
+      <w:lvlText w:val=""/>
+      <w:lvlJc w:val="left"/>
+      <w:pPr>
+        <w:tabs>
+          <w:tab w:val="num" w:pos="6480"/>
+        </w:tabs>
+        <w:ind w:left="6480" w:hanging="360"/>
+      </w:pPr>
+      <w:rPr>
+        <w:rFonts w:ascii="Wingdings" w:hAnsi="Wingdings" w:hint="default"/>
+        <w:sz w:val="20"/>
+      </w:rPr>
+    </w:lvl>
+  </w:abstractNum>
+  <w:abstractNum w:abstractNumId="49" w15:restartNumberingAfterBreak="0">
     <w:nsid w:val="5B7E2E59"/>
     <w:multiLevelType w:val="multilevel"/>
     <w:tmpl w:val="A212FD7E"/>
@@ -9454,7 +10027,305 @@
       </w:rPr>
     </w:lvl>
   </w:abstractNum>
-  <w:abstractNum w:abstractNumId="35" w15:restartNumberingAfterBreak="0">
+  <w:abstractNum w:abstractNumId="50" w15:restartNumberingAfterBreak="0">
+    <w:nsid w:val="5E3F7484"/>
+    <w:multiLevelType w:val="multilevel"/>
+    <w:tmpl w:val="A006863A"/>
+    <w:lvl w:ilvl="0">
+      <w:start w:val="1"/>
+      <w:numFmt w:val="bullet"/>
+      <w:lvlText w:val=""/>
+      <w:lvlJc w:val="left"/>
+      <w:pPr>
+        <w:tabs>
+          <w:tab w:val="num" w:pos="720"/>
+        </w:tabs>
+        <w:ind w:left="720" w:hanging="360"/>
+      </w:pPr>
+      <w:rPr>
+        <w:rFonts w:ascii="Symbol" w:hAnsi="Symbol" w:hint="default"/>
+        <w:sz w:val="20"/>
+      </w:rPr>
+    </w:lvl>
+    <w:lvl w:ilvl="1" w:tentative="1">
+      <w:start w:val="1"/>
+      <w:numFmt w:val="bullet"/>
+      <w:lvlText w:val="o"/>
+      <w:lvlJc w:val="left"/>
+      <w:pPr>
+        <w:tabs>
+          <w:tab w:val="num" w:pos="1440"/>
+        </w:tabs>
+        <w:ind w:left="1440" w:hanging="360"/>
+      </w:pPr>
+      <w:rPr>
+        <w:rFonts w:ascii="Courier New" w:hAnsi="Courier New" w:hint="default"/>
+        <w:sz w:val="20"/>
+      </w:rPr>
+    </w:lvl>
+    <w:lvl w:ilvl="2" w:tentative="1">
+      <w:start w:val="1"/>
+      <w:numFmt w:val="bullet"/>
+      <w:lvlText w:val=""/>
+      <w:lvlJc w:val="left"/>
+      <w:pPr>
+        <w:tabs>
+          <w:tab w:val="num" w:pos="2160"/>
+        </w:tabs>
+        <w:ind w:left="2160" w:hanging="360"/>
+      </w:pPr>
+      <w:rPr>
+        <w:rFonts w:ascii="Wingdings" w:hAnsi="Wingdings" w:hint="default"/>
+        <w:sz w:val="20"/>
+      </w:rPr>
+    </w:lvl>
+    <w:lvl w:ilvl="3" w:tentative="1">
+      <w:start w:val="1"/>
+      <w:numFmt w:val="bullet"/>
+      <w:lvlText w:val=""/>
+      <w:lvlJc w:val="left"/>
+      <w:pPr>
+        <w:tabs>
+          <w:tab w:val="num" w:pos="2880"/>
+        </w:tabs>
+        <w:ind w:left="2880" w:hanging="360"/>
+      </w:pPr>
+      <w:rPr>
+        <w:rFonts w:ascii="Wingdings" w:hAnsi="Wingdings" w:hint="default"/>
+        <w:sz w:val="20"/>
+      </w:rPr>
+    </w:lvl>
+    <w:lvl w:ilvl="4" w:tentative="1">
+      <w:start w:val="1"/>
+      <w:numFmt w:val="bullet"/>
+      <w:lvlText w:val=""/>
+      <w:lvlJc w:val="left"/>
+      <w:pPr>
+        <w:tabs>
+          <w:tab w:val="num" w:pos="3600"/>
+        </w:tabs>
+        <w:ind w:left="3600" w:hanging="360"/>
+      </w:pPr>
+      <w:rPr>
+        <w:rFonts w:ascii="Wingdings" w:hAnsi="Wingdings" w:hint="default"/>
+        <w:sz w:val="20"/>
+      </w:rPr>
+    </w:lvl>
+    <w:lvl w:ilvl="5" w:tentative="1">
+      <w:start w:val="1"/>
+      <w:numFmt w:val="bullet"/>
+      <w:lvlText w:val=""/>
+      <w:lvlJc w:val="left"/>
+      <w:pPr>
+        <w:tabs>
+          <w:tab w:val="num" w:pos="4320"/>
+        </w:tabs>
+        <w:ind w:left="4320" w:hanging="360"/>
+      </w:pPr>
+      <w:rPr>
+        <w:rFonts w:ascii="Wingdings" w:hAnsi="Wingdings" w:hint="default"/>
+        <w:sz w:val="20"/>
+      </w:rPr>
+    </w:lvl>
+    <w:lvl w:ilvl="6" w:tentative="1">
+      <w:start w:val="1"/>
+      <w:numFmt w:val="bullet"/>
+      <w:lvlText w:val=""/>
+      <w:lvlJc w:val="left"/>
+      <w:pPr>
+        <w:tabs>
+          <w:tab w:val="num" w:pos="5040"/>
+        </w:tabs>
+        <w:ind w:left="5040" w:hanging="360"/>
+      </w:pPr>
+      <w:rPr>
+        <w:rFonts w:ascii="Wingdings" w:hAnsi="Wingdings" w:hint="default"/>
+        <w:sz w:val="20"/>
+      </w:rPr>
+    </w:lvl>
+    <w:lvl w:ilvl="7" w:tentative="1">
+      <w:start w:val="1"/>
+      <w:numFmt w:val="bullet"/>
+      <w:lvlText w:val=""/>
+      <w:lvlJc w:val="left"/>
+      <w:pPr>
+        <w:tabs>
+          <w:tab w:val="num" w:pos="5760"/>
+        </w:tabs>
+        <w:ind w:left="5760" w:hanging="360"/>
+      </w:pPr>
+      <w:rPr>
+        <w:rFonts w:ascii="Wingdings" w:hAnsi="Wingdings" w:hint="default"/>
+        <w:sz w:val="20"/>
+      </w:rPr>
+    </w:lvl>
+    <w:lvl w:ilvl="8" w:tentative="1">
+      <w:start w:val="1"/>
+      <w:numFmt w:val="bullet"/>
+      <w:lvlText w:val=""/>
+      <w:lvlJc w:val="left"/>
+      <w:pPr>
+        <w:tabs>
+          <w:tab w:val="num" w:pos="6480"/>
+        </w:tabs>
+        <w:ind w:left="6480" w:hanging="360"/>
+      </w:pPr>
+      <w:rPr>
+        <w:rFonts w:ascii="Wingdings" w:hAnsi="Wingdings" w:hint="default"/>
+        <w:sz w:val="20"/>
+      </w:rPr>
+    </w:lvl>
+  </w:abstractNum>
+  <w:abstractNum w:abstractNumId="51" w15:restartNumberingAfterBreak="0">
+    <w:nsid w:val="5F6D24D4"/>
+    <w:multiLevelType w:val="multilevel"/>
+    <w:tmpl w:val="4948CA04"/>
+    <w:lvl w:ilvl="0">
+      <w:start w:val="1"/>
+      <w:numFmt w:val="bullet"/>
+      <w:lvlText w:val=""/>
+      <w:lvlJc w:val="left"/>
+      <w:pPr>
+        <w:tabs>
+          <w:tab w:val="num" w:pos="720"/>
+        </w:tabs>
+        <w:ind w:left="720" w:hanging="360"/>
+      </w:pPr>
+      <w:rPr>
+        <w:rFonts w:ascii="Symbol" w:hAnsi="Symbol" w:hint="default"/>
+        <w:sz w:val="20"/>
+      </w:rPr>
+    </w:lvl>
+    <w:lvl w:ilvl="1" w:tentative="1">
+      <w:start w:val="1"/>
+      <w:numFmt w:val="bullet"/>
+      <w:lvlText w:val="o"/>
+      <w:lvlJc w:val="left"/>
+      <w:pPr>
+        <w:tabs>
+          <w:tab w:val="num" w:pos="1440"/>
+        </w:tabs>
+        <w:ind w:left="1440" w:hanging="360"/>
+      </w:pPr>
+      <w:rPr>
+        <w:rFonts w:ascii="Courier New" w:hAnsi="Courier New" w:hint="default"/>
+        <w:sz w:val="20"/>
+      </w:rPr>
+    </w:lvl>
+    <w:lvl w:ilvl="2" w:tentative="1">
+      <w:start w:val="1"/>
+      <w:numFmt w:val="bullet"/>
+      <w:lvlText w:val=""/>
+      <w:lvlJc w:val="left"/>
+      <w:pPr>
+        <w:tabs>
+          <w:tab w:val="num" w:pos="2160"/>
+        </w:tabs>
+        <w:ind w:left="2160" w:hanging="360"/>
+      </w:pPr>
+      <w:rPr>
+        <w:rFonts w:ascii="Wingdings" w:hAnsi="Wingdings" w:hint="default"/>
+        <w:sz w:val="20"/>
+      </w:rPr>
+    </w:lvl>
+    <w:lvl w:ilvl="3" w:tentative="1">
+      <w:start w:val="1"/>
+      <w:numFmt w:val="bullet"/>
+      <w:lvlText w:val=""/>
+      <w:lvlJc w:val="left"/>
+      <w:pPr>
+        <w:tabs>
+          <w:tab w:val="num" w:pos="2880"/>
+        </w:tabs>
+        <w:ind w:left="2880" w:hanging="360"/>
+      </w:pPr>
+      <w:rPr>
+        <w:rFonts w:ascii="Wingdings" w:hAnsi="Wingdings" w:hint="default"/>
+        <w:sz w:val="20"/>
+      </w:rPr>
+    </w:lvl>
+    <w:lvl w:ilvl="4" w:tentative="1">
+      <w:start w:val="1"/>
+      <w:numFmt w:val="bullet"/>
+      <w:lvlText w:val=""/>
+      <w:lvlJc w:val="left"/>
+      <w:pPr>
+        <w:tabs>
+          <w:tab w:val="num" w:pos="3600"/>
+        </w:tabs>
+        <w:ind w:left="3600" w:hanging="360"/>
+      </w:pPr>
+      <w:rPr>
+        <w:rFonts w:ascii="Wingdings" w:hAnsi="Wingdings" w:hint="default"/>
+        <w:sz w:val="20"/>
+      </w:rPr>
+    </w:lvl>
+    <w:lvl w:ilvl="5" w:tentative="1">
+      <w:start w:val="1"/>
+      <w:numFmt w:val="bullet"/>
+      <w:lvlText w:val=""/>
+      <w:lvlJc w:val="left"/>
+      <w:pPr>
+        <w:tabs>
+          <w:tab w:val="num" w:pos="4320"/>
+        </w:tabs>
+        <w:ind w:left="4320" w:hanging="360"/>
+      </w:pPr>
+      <w:rPr>
+        <w:rFonts w:ascii="Wingdings" w:hAnsi="Wingdings" w:hint="default"/>
+        <w:sz w:val="20"/>
+      </w:rPr>
+    </w:lvl>
+    <w:lvl w:ilvl="6" w:tentative="1">
+      <w:start w:val="1"/>
+      <w:numFmt w:val="bullet"/>
+      <w:lvlText w:val=""/>
+      <w:lvlJc w:val="left"/>
+      <w:pPr>
+        <w:tabs>
+          <w:tab w:val="num" w:pos="5040"/>
+        </w:tabs>
+        <w:ind w:left="5040" w:hanging="360"/>
+      </w:pPr>
+      <w:rPr>
+        <w:rFonts w:ascii="Wingdings" w:hAnsi="Wingdings" w:hint="default"/>
+        <w:sz w:val="20"/>
+      </w:rPr>
+    </w:lvl>
+    <w:lvl w:ilvl="7" w:tentative="1">
+      <w:start w:val="1"/>
+      <w:numFmt w:val="bullet"/>
+      <w:lvlText w:val=""/>
+      <w:lvlJc w:val="left"/>
+      <w:pPr>
+        <w:tabs>
+          <w:tab w:val="num" w:pos="5760"/>
+        </w:tabs>
+        <w:ind w:left="5760" w:hanging="360"/>
+      </w:pPr>
+      <w:rPr>
+        <w:rFonts w:ascii="Wingdings" w:hAnsi="Wingdings" w:hint="default"/>
+        <w:sz w:val="20"/>
+      </w:rPr>
+    </w:lvl>
+    <w:lvl w:ilvl="8" w:tentative="1">
+      <w:start w:val="1"/>
+      <w:numFmt w:val="bullet"/>
+      <w:lvlText w:val=""/>
+      <w:lvlJc w:val="left"/>
+      <w:pPr>
+        <w:tabs>
+          <w:tab w:val="num" w:pos="6480"/>
+        </w:tabs>
+        <w:ind w:left="6480" w:hanging="360"/>
+      </w:pPr>
+      <w:rPr>
+        <w:rFonts w:ascii="Wingdings" w:hAnsi="Wingdings" w:hint="default"/>
+        <w:sz w:val="20"/>
+      </w:rPr>
+    </w:lvl>
+  </w:abstractNum>
+  <w:abstractNum w:abstractNumId="52" w15:restartNumberingAfterBreak="0">
     <w:nsid w:val="60085442"/>
     <w:multiLevelType w:val="multilevel"/>
     <w:tmpl w:val="3B802258"/>
@@ -9603,7 +10474,7 @@
       </w:rPr>
     </w:lvl>
   </w:abstractNum>
-  <w:abstractNum w:abstractNumId="36" w15:restartNumberingAfterBreak="0">
+  <w:abstractNum w:abstractNumId="53" w15:restartNumberingAfterBreak="0">
     <w:nsid w:val="60A306C6"/>
     <w:multiLevelType w:val="multilevel"/>
     <w:tmpl w:val="2E967D46"/>
@@ -9752,7 +10623,156 @@
       </w:rPr>
     </w:lvl>
   </w:abstractNum>
-  <w:abstractNum w:abstractNumId="37" w15:restartNumberingAfterBreak="0">
+  <w:abstractNum w:abstractNumId="54" w15:restartNumberingAfterBreak="0">
+    <w:nsid w:val="63EE6E13"/>
+    <w:multiLevelType w:val="multilevel"/>
+    <w:tmpl w:val="547462A0"/>
+    <w:lvl w:ilvl="0">
+      <w:start w:val="1"/>
+      <w:numFmt w:val="bullet"/>
+      <w:lvlText w:val=""/>
+      <w:lvlJc w:val="left"/>
+      <w:pPr>
+        <w:tabs>
+          <w:tab w:val="num" w:pos="720"/>
+        </w:tabs>
+        <w:ind w:left="720" w:hanging="360"/>
+      </w:pPr>
+      <w:rPr>
+        <w:rFonts w:ascii="Symbol" w:hAnsi="Symbol" w:hint="default"/>
+        <w:sz w:val="20"/>
+      </w:rPr>
+    </w:lvl>
+    <w:lvl w:ilvl="1" w:tentative="1">
+      <w:start w:val="1"/>
+      <w:numFmt w:val="bullet"/>
+      <w:lvlText w:val="o"/>
+      <w:lvlJc w:val="left"/>
+      <w:pPr>
+        <w:tabs>
+          <w:tab w:val="num" w:pos="1440"/>
+        </w:tabs>
+        <w:ind w:left="1440" w:hanging="360"/>
+      </w:pPr>
+      <w:rPr>
+        <w:rFonts w:ascii="Courier New" w:hAnsi="Courier New" w:hint="default"/>
+        <w:sz w:val="20"/>
+      </w:rPr>
+    </w:lvl>
+    <w:lvl w:ilvl="2" w:tentative="1">
+      <w:start w:val="1"/>
+      <w:numFmt w:val="bullet"/>
+      <w:lvlText w:val=""/>
+      <w:lvlJc w:val="left"/>
+      <w:pPr>
+        <w:tabs>
+          <w:tab w:val="num" w:pos="2160"/>
+        </w:tabs>
+        <w:ind w:left="2160" w:hanging="360"/>
+      </w:pPr>
+      <w:rPr>
+        <w:rFonts w:ascii="Wingdings" w:hAnsi="Wingdings" w:hint="default"/>
+        <w:sz w:val="20"/>
+      </w:rPr>
+    </w:lvl>
+    <w:lvl w:ilvl="3" w:tentative="1">
+      <w:start w:val="1"/>
+      <w:numFmt w:val="bullet"/>
+      <w:lvlText w:val=""/>
+      <w:lvlJc w:val="left"/>
+      <w:pPr>
+        <w:tabs>
+          <w:tab w:val="num" w:pos="2880"/>
+        </w:tabs>
+        <w:ind w:left="2880" w:hanging="360"/>
+      </w:pPr>
+      <w:rPr>
+        <w:rFonts w:ascii="Wingdings" w:hAnsi="Wingdings" w:hint="default"/>
+        <w:sz w:val="20"/>
+      </w:rPr>
+    </w:lvl>
+    <w:lvl w:ilvl="4" w:tentative="1">
+      <w:start w:val="1"/>
+      <w:numFmt w:val="bullet"/>
+      <w:lvlText w:val=""/>
+      <w:lvlJc w:val="left"/>
+      <w:pPr>
+        <w:tabs>
+          <w:tab w:val="num" w:pos="3600"/>
+        </w:tabs>
+        <w:ind w:left="3600" w:hanging="360"/>
+      </w:pPr>
+      <w:rPr>
+        <w:rFonts w:ascii="Wingdings" w:hAnsi="Wingdings" w:hint="default"/>
+        <w:sz w:val="20"/>
+      </w:rPr>
+    </w:lvl>
+    <w:lvl w:ilvl="5" w:tentative="1">
+      <w:start w:val="1"/>
+      <w:numFmt w:val="bullet"/>
+      <w:lvlText w:val=""/>
+      <w:lvlJc w:val="left"/>
+      <w:pPr>
+        <w:tabs>
+          <w:tab w:val="num" w:pos="4320"/>
+        </w:tabs>
+        <w:ind w:left="4320" w:hanging="360"/>
+      </w:pPr>
+      <w:rPr>
+        <w:rFonts w:ascii="Wingdings" w:hAnsi="Wingdings" w:hint="default"/>
+        <w:sz w:val="20"/>
+      </w:rPr>
+    </w:lvl>
+    <w:lvl w:ilvl="6" w:tentative="1">
+      <w:start w:val="1"/>
+      <w:numFmt w:val="bullet"/>
+      <w:lvlText w:val=""/>
+      <w:lvlJc w:val="left"/>
+      <w:pPr>
+        <w:tabs>
+          <w:tab w:val="num" w:pos="5040"/>
+        </w:tabs>
+        <w:ind w:left="5040" w:hanging="360"/>
+      </w:pPr>
+      <w:rPr>
+        <w:rFonts w:ascii="Wingdings" w:hAnsi="Wingdings" w:hint="default"/>
+        <w:sz w:val="20"/>
+      </w:rPr>
+    </w:lvl>
+    <w:lvl w:ilvl="7" w:tentative="1">
+      <w:start w:val="1"/>
+      <w:numFmt w:val="bullet"/>
+      <w:lvlText w:val=""/>
+      <w:lvlJc w:val="left"/>
+      <w:pPr>
+        <w:tabs>
+          <w:tab w:val="num" w:pos="5760"/>
+        </w:tabs>
+        <w:ind w:left="5760" w:hanging="360"/>
+      </w:pPr>
+      <w:rPr>
+        <w:rFonts w:ascii="Wingdings" w:hAnsi="Wingdings" w:hint="default"/>
+        <w:sz w:val="20"/>
+      </w:rPr>
+    </w:lvl>
+    <w:lvl w:ilvl="8" w:tentative="1">
+      <w:start w:val="1"/>
+      <w:numFmt w:val="bullet"/>
+      <w:lvlText w:val=""/>
+      <w:lvlJc w:val="left"/>
+      <w:pPr>
+        <w:tabs>
+          <w:tab w:val="num" w:pos="6480"/>
+        </w:tabs>
+        <w:ind w:left="6480" w:hanging="360"/>
+      </w:pPr>
+      <w:rPr>
+        <w:rFonts w:ascii="Wingdings" w:hAnsi="Wingdings" w:hint="default"/>
+        <w:sz w:val="20"/>
+      </w:rPr>
+    </w:lvl>
+  </w:abstractNum>
+  <w:abstractNum w:abstractNumId="55" w15:restartNumberingAfterBreak="0">
     <w:nsid w:val="65E144B3"/>
     <w:multiLevelType w:val="multilevel"/>
     <w:tmpl w:val="7E04CB06"/>
@@ -9901,7 +10921,7 @@
       </w:rPr>
     </w:lvl>
   </w:abstractNum>
-  <w:abstractNum w:abstractNumId="38" w15:restartNumberingAfterBreak="0">
+  <w:abstractNum w:abstractNumId="56" w15:restartNumberingAfterBreak="0">
     <w:nsid w:val="666043BE"/>
     <w:multiLevelType w:val="multilevel"/>
     <w:tmpl w:val="256639A6"/>
@@ -10050,7 +11070,7 @@
       </w:rPr>
     </w:lvl>
   </w:abstractNum>
-  <w:abstractNum w:abstractNumId="39" w15:restartNumberingAfterBreak="0">
+  <w:abstractNum w:abstractNumId="57" w15:restartNumberingAfterBreak="0">
     <w:nsid w:val="6903674A"/>
     <w:multiLevelType w:val="multilevel"/>
     <w:tmpl w:val="7D36EB4C"/>
@@ -10199,7 +11219,7 @@
       </w:rPr>
     </w:lvl>
   </w:abstractNum>
-  <w:abstractNum w:abstractNumId="40" w15:restartNumberingAfterBreak="0">
+  <w:abstractNum w:abstractNumId="58" w15:restartNumberingAfterBreak="0">
     <w:nsid w:val="6917769F"/>
     <w:multiLevelType w:val="multilevel"/>
     <w:tmpl w:val="E78439F2"/>
@@ -10348,7 +11368,7 @@
       </w:rPr>
     </w:lvl>
   </w:abstractNum>
-  <w:abstractNum w:abstractNumId="41" w15:restartNumberingAfterBreak="0">
+  <w:abstractNum w:abstractNumId="59" w15:restartNumberingAfterBreak="0">
     <w:nsid w:val="69DF4DC5"/>
     <w:multiLevelType w:val="multilevel"/>
     <w:tmpl w:val="728CDBCC"/>
@@ -10497,7 +11517,7 @@
       </w:rPr>
     </w:lvl>
   </w:abstractNum>
-  <w:abstractNum w:abstractNumId="42" w15:restartNumberingAfterBreak="0">
+  <w:abstractNum w:abstractNumId="60" w15:restartNumberingAfterBreak="0">
     <w:nsid w:val="6A713005"/>
     <w:multiLevelType w:val="multilevel"/>
     <w:tmpl w:val="BCF2225E"/>
@@ -10646,7 +11666,7 @@
       </w:rPr>
     </w:lvl>
   </w:abstractNum>
-  <w:abstractNum w:abstractNumId="43" w15:restartNumberingAfterBreak="0">
+  <w:abstractNum w:abstractNumId="61" w15:restartNumberingAfterBreak="0">
     <w:nsid w:val="6C037C69"/>
     <w:multiLevelType w:val="multilevel"/>
     <w:tmpl w:val="4A46AD82"/>
@@ -10795,7 +11815,7 @@
       </w:rPr>
     </w:lvl>
   </w:abstractNum>
-  <w:abstractNum w:abstractNumId="44" w15:restartNumberingAfterBreak="0">
+  <w:abstractNum w:abstractNumId="62" w15:restartNumberingAfterBreak="0">
     <w:nsid w:val="6E00450F"/>
     <w:multiLevelType w:val="multilevel"/>
     <w:tmpl w:val="41861324"/>
@@ -10944,7 +11964,7 @@
       </w:rPr>
     </w:lvl>
   </w:abstractNum>
-  <w:abstractNum w:abstractNumId="45" w15:restartNumberingAfterBreak="0">
+  <w:abstractNum w:abstractNumId="63" w15:restartNumberingAfterBreak="0">
     <w:nsid w:val="6E7971C3"/>
     <w:multiLevelType w:val="multilevel"/>
     <w:tmpl w:val="4A227D44"/>
@@ -11093,7 +12113,120 @@
       </w:rPr>
     </w:lvl>
   </w:abstractNum>
-  <w:abstractNum w:abstractNumId="46" w15:restartNumberingAfterBreak="0">
+  <w:abstractNum w:abstractNumId="64" w15:restartNumberingAfterBreak="0">
+    <w:nsid w:val="6EDB0B4B"/>
+    <w:multiLevelType w:val="multilevel"/>
+    <w:tmpl w:val="EF08CF78"/>
+    <w:lvl w:ilvl="0">
+      <w:start w:val="1"/>
+      <w:numFmt w:val="decimal"/>
+      <w:lvlText w:val="%1."/>
+      <w:lvlJc w:val="left"/>
+      <w:pPr>
+        <w:tabs>
+          <w:tab w:val="num" w:pos="720"/>
+        </w:tabs>
+        <w:ind w:left="720" w:hanging="360"/>
+      </w:pPr>
+    </w:lvl>
+    <w:lvl w:ilvl="1" w:tentative="1">
+      <w:start w:val="1"/>
+      <w:numFmt w:val="decimal"/>
+      <w:lvlText w:val="%2."/>
+      <w:lvlJc w:val="left"/>
+      <w:pPr>
+        <w:tabs>
+          <w:tab w:val="num" w:pos="1440"/>
+        </w:tabs>
+        <w:ind w:left="1440" w:hanging="360"/>
+      </w:pPr>
+    </w:lvl>
+    <w:lvl w:ilvl="2" w:tentative="1">
+      <w:start w:val="1"/>
+      <w:numFmt w:val="decimal"/>
+      <w:lvlText w:val="%3."/>
+      <w:lvlJc w:val="left"/>
+      <w:pPr>
+        <w:tabs>
+          <w:tab w:val="num" w:pos="2160"/>
+        </w:tabs>
+        <w:ind w:left="2160" w:hanging="360"/>
+      </w:pPr>
+    </w:lvl>
+    <w:lvl w:ilvl="3" w:tentative="1">
+      <w:start w:val="1"/>
+      <w:numFmt w:val="decimal"/>
+      <w:lvlText w:val="%4."/>
+      <w:lvlJc w:val="left"/>
+      <w:pPr>
+        <w:tabs>
+          <w:tab w:val="num" w:pos="2880"/>
+        </w:tabs>
+        <w:ind w:left="2880" w:hanging="360"/>
+      </w:pPr>
+    </w:lvl>
+    <w:lvl w:ilvl="4" w:tentative="1">
+      <w:start w:val="1"/>
+      <w:numFmt w:val="decimal"/>
+      <w:lvlText w:val="%5."/>
+      <w:lvlJc w:val="left"/>
+      <w:pPr>
+        <w:tabs>
+          <w:tab w:val="num" w:pos="3600"/>
+        </w:tabs>
+        <w:ind w:left="3600" w:hanging="360"/>
+      </w:pPr>
+    </w:lvl>
+    <w:lvl w:ilvl="5" w:tentative="1">
+      <w:start w:val="1"/>
+      <w:numFmt w:val="decimal"/>
+      <w:lvlText w:val="%6."/>
+      <w:lvlJc w:val="left"/>
+      <w:pPr>
+        <w:tabs>
+          <w:tab w:val="num" w:pos="4320"/>
+        </w:tabs>
+        <w:ind w:left="4320" w:hanging="360"/>
+      </w:pPr>
+    </w:lvl>
+    <w:lvl w:ilvl="6" w:tentative="1">
+      <w:start w:val="1"/>
+      <w:numFmt w:val="decimal"/>
+      <w:lvlText w:val="%7."/>
+      <w:lvlJc w:val="left"/>
+      <w:pPr>
+        <w:tabs>
+          <w:tab w:val="num" w:pos="5040"/>
+        </w:tabs>
+        <w:ind w:left="5040" w:hanging="360"/>
+      </w:pPr>
+    </w:lvl>
+    <w:lvl w:ilvl="7" w:tentative="1">
+      <w:start w:val="1"/>
+      <w:numFmt w:val="decimal"/>
+      <w:lvlText w:val="%8."/>
+      <w:lvlJc w:val="left"/>
+      <w:pPr>
+        <w:tabs>
+          <w:tab w:val="num" w:pos="5760"/>
+        </w:tabs>
+        <w:ind w:left="5760" w:hanging="360"/>
+      </w:pPr>
+    </w:lvl>
+    <w:lvl w:ilvl="8" w:tentative="1">
+      <w:start w:val="1"/>
+      <w:numFmt w:val="decimal"/>
+      <w:lvlText w:val="%9."/>
+      <w:lvlJc w:val="left"/>
+      <w:pPr>
+        <w:tabs>
+          <w:tab w:val="num" w:pos="6480"/>
+        </w:tabs>
+        <w:ind w:left="6480" w:hanging="360"/>
+      </w:pPr>
+    </w:lvl>
+  </w:abstractNum>
+  <w:abstractNum w:abstractNumId="65" w15:restartNumberingAfterBreak="0">
     <w:nsid w:val="705F4BDC"/>
     <w:multiLevelType w:val="multilevel"/>
     <w:tmpl w:val="08B6845A"/>
@@ -11242,7 +12375,7 @@
       </w:rPr>
     </w:lvl>
   </w:abstractNum>
-  <w:abstractNum w:abstractNumId="47" w15:restartNumberingAfterBreak="0">
+  <w:abstractNum w:abstractNumId="66" w15:restartNumberingAfterBreak="0">
     <w:nsid w:val="723A5A1E"/>
     <w:multiLevelType w:val="multilevel"/>
     <w:tmpl w:val="EF0435C8"/>
@@ -11391,7 +12524,7 @@
       </w:rPr>
     </w:lvl>
   </w:abstractNum>
-  <w:abstractNum w:abstractNumId="48" w15:restartNumberingAfterBreak="0">
+  <w:abstractNum w:abstractNumId="67" w15:restartNumberingAfterBreak="0">
     <w:nsid w:val="72CA7E9C"/>
     <w:multiLevelType w:val="multilevel"/>
     <w:tmpl w:val="DF9290C8"/>
@@ -11540,7 +12673,7 @@
       </w:rPr>
     </w:lvl>
   </w:abstractNum>
-  <w:abstractNum w:abstractNumId="49" w15:restartNumberingAfterBreak="0">
+  <w:abstractNum w:abstractNumId="68" w15:restartNumberingAfterBreak="0">
     <w:nsid w:val="733765D4"/>
     <w:multiLevelType w:val="multilevel"/>
     <w:tmpl w:val="6896D42E"/>
@@ -11689,7 +12822,156 @@
       </w:rPr>
     </w:lvl>
   </w:abstractNum>
-  <w:abstractNum w:abstractNumId="50" w15:restartNumberingAfterBreak="0">
+  <w:abstractNum w:abstractNumId="69" w15:restartNumberingAfterBreak="0">
+    <w:nsid w:val="74292404"/>
+    <w:multiLevelType w:val="multilevel"/>
+    <w:tmpl w:val="D1D43538"/>
+    <w:lvl w:ilvl="0">
+      <w:start w:val="1"/>
+      <w:numFmt w:val="bullet"/>
+      <w:lvlText w:val=""/>
+      <w:lvlJc w:val="left"/>
+      <w:pPr>
+        <w:tabs>
+          <w:tab w:val="num" w:pos="720"/>
+        </w:tabs>
+        <w:ind w:left="720" w:hanging="360"/>
+      </w:pPr>
+      <w:rPr>
+        <w:rFonts w:ascii="Symbol" w:hAnsi="Symbol" w:hint="default"/>
+        <w:sz w:val="20"/>
+      </w:rPr>
+    </w:lvl>
+    <w:lvl w:ilvl="1" w:tentative="1">
+      <w:start w:val="1"/>
+      <w:numFmt w:val="bullet"/>
+      <w:lvlText w:val="o"/>
+      <w:lvlJc w:val="left"/>
+      <w:pPr>
+        <w:tabs>
+          <w:tab w:val="num" w:pos="1440"/>
+        </w:tabs>
+        <w:ind w:left="1440" w:hanging="360"/>
+      </w:pPr>
+      <w:rPr>
+        <w:rFonts w:ascii="Courier New" w:hAnsi="Courier New" w:hint="default"/>
+        <w:sz w:val="20"/>
+      </w:rPr>
+    </w:lvl>
+    <w:lvl w:ilvl="2" w:tentative="1">
+      <w:start w:val="1"/>
+      <w:numFmt w:val="bullet"/>
+      <w:lvlText w:val=""/>
+      <w:lvlJc w:val="left"/>
+      <w:pPr>
+        <w:tabs>
+          <w:tab w:val="num" w:pos="2160"/>
+        </w:tabs>
+        <w:ind w:left="2160" w:hanging="360"/>
+      </w:pPr>
+      <w:rPr>
+        <w:rFonts w:ascii="Wingdings" w:hAnsi="Wingdings" w:hint="default"/>
+        <w:sz w:val="20"/>
+      </w:rPr>
+    </w:lvl>
+    <w:lvl w:ilvl="3" w:tentative="1">
+      <w:start w:val="1"/>
+      <w:numFmt w:val="bullet"/>
+      <w:lvlText w:val=""/>
+      <w:lvlJc w:val="left"/>
+      <w:pPr>
+        <w:tabs>
+          <w:tab w:val="num" w:pos="2880"/>
+        </w:tabs>
+        <w:ind w:left="2880" w:hanging="360"/>
+      </w:pPr>
+      <w:rPr>
+        <w:rFonts w:ascii="Wingdings" w:hAnsi="Wingdings" w:hint="default"/>
+        <w:sz w:val="20"/>
+      </w:rPr>
+    </w:lvl>
+    <w:lvl w:ilvl="4" w:tentative="1">
+      <w:start w:val="1"/>
+      <w:numFmt w:val="bullet"/>
+      <w:lvlText w:val=""/>
+      <w:lvlJc w:val="left"/>
+      <w:pPr>
+        <w:tabs>
+          <w:tab w:val="num" w:pos="3600"/>
+        </w:tabs>
+        <w:ind w:left="3600" w:hanging="360"/>
+      </w:pPr>
+      <w:rPr>
+        <w:rFonts w:ascii="Wingdings" w:hAnsi="Wingdings" w:hint="default"/>
+        <w:sz w:val="20"/>
+      </w:rPr>
+    </w:lvl>
+    <w:lvl w:ilvl="5" w:tentative="1">
+      <w:start w:val="1"/>
+      <w:numFmt w:val="bullet"/>
+      <w:lvlText w:val=""/>
+      <w:lvlJc w:val="left"/>
+      <w:pPr>
+        <w:tabs>
+          <w:tab w:val="num" w:pos="4320"/>
+        </w:tabs>
+        <w:ind w:left="4320" w:hanging="360"/>
+      </w:pPr>
+      <w:rPr>
+        <w:rFonts w:ascii="Wingdings" w:hAnsi="Wingdings" w:hint="default"/>
+        <w:sz w:val="20"/>
+      </w:rPr>
+    </w:lvl>
+    <w:lvl w:ilvl="6" w:tentative="1">
+      <w:start w:val="1"/>
+      <w:numFmt w:val="bullet"/>
+      <w:lvlText w:val=""/>
+      <w:lvlJc w:val="left"/>
+      <w:pPr>
+        <w:tabs>
+          <w:tab w:val="num" w:pos="5040"/>
+        </w:tabs>
+        <w:ind w:left="5040" w:hanging="360"/>
+      </w:pPr>
+      <w:rPr>
+        <w:rFonts w:ascii="Wingdings" w:hAnsi="Wingdings" w:hint="default"/>
+        <w:sz w:val="20"/>
+      </w:rPr>
+    </w:lvl>
+    <w:lvl w:ilvl="7" w:tentative="1">
+      <w:start w:val="1"/>
+      <w:numFmt w:val="bullet"/>
+      <w:lvlText w:val=""/>
+      <w:lvlJc w:val="left"/>
+      <w:pPr>
+        <w:tabs>
+          <w:tab w:val="num" w:pos="5760"/>
+        </w:tabs>
+        <w:ind w:left="5760" w:hanging="360"/>
+      </w:pPr>
+      <w:rPr>
+        <w:rFonts w:ascii="Wingdings" w:hAnsi="Wingdings" w:hint="default"/>
+        <w:sz w:val="20"/>
+      </w:rPr>
+    </w:lvl>
+    <w:lvl w:ilvl="8" w:tentative="1">
+      <w:start w:val="1"/>
+      <w:numFmt w:val="bullet"/>
+      <w:lvlText w:val=""/>
+      <w:lvlJc w:val="left"/>
+      <w:pPr>
+        <w:tabs>
+          <w:tab w:val="num" w:pos="6480"/>
+        </w:tabs>
+        <w:ind w:left="6480" w:hanging="360"/>
+      </w:pPr>
+      <w:rPr>
+        <w:rFonts w:ascii="Wingdings" w:hAnsi="Wingdings" w:hint="default"/>
+        <w:sz w:val="20"/>
+      </w:rPr>
+    </w:lvl>
+  </w:abstractNum>
+  <w:abstractNum w:abstractNumId="70" w15:restartNumberingAfterBreak="0">
     <w:nsid w:val="755A3EEA"/>
     <w:multiLevelType w:val="multilevel"/>
     <w:tmpl w:val="C8EEFD24"/>
@@ -11838,7 +13120,7 @@
       </w:rPr>
     </w:lvl>
   </w:abstractNum>
-  <w:abstractNum w:abstractNumId="51" w15:restartNumberingAfterBreak="0">
+  <w:abstractNum w:abstractNumId="71" w15:restartNumberingAfterBreak="0">
     <w:nsid w:val="77E320C0"/>
     <w:multiLevelType w:val="multilevel"/>
     <w:tmpl w:val="494423D8"/>
@@ -11987,161 +13269,373 @@
       </w:rPr>
     </w:lvl>
   </w:abstractNum>
+  <w:abstractNum w:abstractNumId="72" w15:restartNumberingAfterBreak="0">
+    <w:nsid w:val="7809535D"/>
+    <w:multiLevelType w:val="multilevel"/>
+    <w:tmpl w:val="A9D8581E"/>
+    <w:lvl w:ilvl="0">
+      <w:start w:val="1"/>
+      <w:numFmt w:val="bullet"/>
+      <w:lvlText w:val=""/>
+      <w:lvlJc w:val="left"/>
+      <w:pPr>
+        <w:tabs>
+          <w:tab w:val="num" w:pos="720"/>
+        </w:tabs>
+        <w:ind w:left="720" w:hanging="360"/>
+      </w:pPr>
+      <w:rPr>
+        <w:rFonts w:ascii="Symbol" w:hAnsi="Symbol" w:hint="default"/>
+        <w:sz w:val="20"/>
+      </w:rPr>
+    </w:lvl>
+    <w:lvl w:ilvl="1" w:tentative="1">
+      <w:start w:val="1"/>
+      <w:numFmt w:val="bullet"/>
+      <w:lvlText w:val="o"/>
+      <w:lvlJc w:val="left"/>
+      <w:pPr>
+        <w:tabs>
+          <w:tab w:val="num" w:pos="1440"/>
+        </w:tabs>
+        <w:ind w:left="1440" w:hanging="360"/>
+      </w:pPr>
+      <w:rPr>
+        <w:rFonts w:ascii="Courier New" w:hAnsi="Courier New" w:hint="default"/>
+        <w:sz w:val="20"/>
+      </w:rPr>
+    </w:lvl>
+    <w:lvl w:ilvl="2" w:tentative="1">
+      <w:start w:val="1"/>
+      <w:numFmt w:val="bullet"/>
+      <w:lvlText w:val=""/>
+      <w:lvlJc w:val="left"/>
+      <w:pPr>
+        <w:tabs>
+          <w:tab w:val="num" w:pos="2160"/>
+        </w:tabs>
+        <w:ind w:left="2160" w:hanging="360"/>
+      </w:pPr>
+      <w:rPr>
+        <w:rFonts w:ascii="Wingdings" w:hAnsi="Wingdings" w:hint="default"/>
+        <w:sz w:val="20"/>
+      </w:rPr>
+    </w:lvl>
+    <w:lvl w:ilvl="3" w:tentative="1">
+      <w:start w:val="1"/>
+      <w:numFmt w:val="bullet"/>
+      <w:lvlText w:val=""/>
+      <w:lvlJc w:val="left"/>
+      <w:pPr>
+        <w:tabs>
+          <w:tab w:val="num" w:pos="2880"/>
+        </w:tabs>
+        <w:ind w:left="2880" w:hanging="360"/>
+      </w:pPr>
+      <w:rPr>
+        <w:rFonts w:ascii="Wingdings" w:hAnsi="Wingdings" w:hint="default"/>
+        <w:sz w:val="20"/>
+      </w:rPr>
+    </w:lvl>
+    <w:lvl w:ilvl="4" w:tentative="1">
+      <w:start w:val="1"/>
+      <w:numFmt w:val="bullet"/>
+      <w:lvlText w:val=""/>
+      <w:lvlJc w:val="left"/>
+      <w:pPr>
+        <w:tabs>
+          <w:tab w:val="num" w:pos="3600"/>
+        </w:tabs>
+        <w:ind w:left="3600" w:hanging="360"/>
+      </w:pPr>
+      <w:rPr>
+        <w:rFonts w:ascii="Wingdings" w:hAnsi="Wingdings" w:hint="default"/>
+        <w:sz w:val="20"/>
+      </w:rPr>
+    </w:lvl>
+    <w:lvl w:ilvl="5" w:tentative="1">
+      <w:start w:val="1"/>
+      <w:numFmt w:val="bullet"/>
+      <w:lvlText w:val=""/>
+      <w:lvlJc w:val="left"/>
+      <w:pPr>
+        <w:tabs>
+          <w:tab w:val="num" w:pos="4320"/>
+        </w:tabs>
+        <w:ind w:left="4320" w:hanging="360"/>
+      </w:pPr>
+      <w:rPr>
+        <w:rFonts w:ascii="Wingdings" w:hAnsi="Wingdings" w:hint="default"/>
+        <w:sz w:val="20"/>
+      </w:rPr>
+    </w:lvl>
+    <w:lvl w:ilvl="6" w:tentative="1">
+      <w:start w:val="1"/>
+      <w:numFmt w:val="bullet"/>
+      <w:lvlText w:val=""/>
+      <w:lvlJc w:val="left"/>
+      <w:pPr>
+        <w:tabs>
+          <w:tab w:val="num" w:pos="5040"/>
+        </w:tabs>
+        <w:ind w:left="5040" w:hanging="360"/>
+      </w:pPr>
+      <w:rPr>
+        <w:rFonts w:ascii="Wingdings" w:hAnsi="Wingdings" w:hint="default"/>
+        <w:sz w:val="20"/>
+      </w:rPr>
+    </w:lvl>
+    <w:lvl w:ilvl="7" w:tentative="1">
+      <w:start w:val="1"/>
+      <w:numFmt w:val="bullet"/>
+      <w:lvlText w:val=""/>
+      <w:lvlJc w:val="left"/>
+      <w:pPr>
+        <w:tabs>
+          <w:tab w:val="num" w:pos="5760"/>
+        </w:tabs>
+        <w:ind w:left="5760" w:hanging="360"/>
+      </w:pPr>
+      <w:rPr>
+        <w:rFonts w:ascii="Wingdings" w:hAnsi="Wingdings" w:hint="default"/>
+        <w:sz w:val="20"/>
+      </w:rPr>
+    </w:lvl>
+    <w:lvl w:ilvl="8" w:tentative="1">
+      <w:start w:val="1"/>
+      <w:numFmt w:val="bullet"/>
+      <w:lvlText w:val=""/>
+      <w:lvlJc w:val="left"/>
+      <w:pPr>
+        <w:tabs>
+          <w:tab w:val="num" w:pos="6480"/>
+        </w:tabs>
+        <w:ind w:left="6480" w:hanging="360"/>
+      </w:pPr>
+      <w:rPr>
+        <w:rFonts w:ascii="Wingdings" w:hAnsi="Wingdings" w:hint="default"/>
+        <w:sz w:val="20"/>
+      </w:rPr>
+    </w:lvl>
+  </w:abstractNum>
   <w:num w:numId="1" w16cid:durableId="973144680">
+    <w:abstractNumId w:val="49"/>
+  </w:num>
+  <w:num w:numId="2" w16cid:durableId="1104425725">
+    <w:abstractNumId w:val="4"/>
+  </w:num>
+  <w:num w:numId="3" w16cid:durableId="1266811660">
+    <w:abstractNumId w:val="40"/>
+  </w:num>
+  <w:num w:numId="4" w16cid:durableId="273558801">
+    <w:abstractNumId w:val="17"/>
+  </w:num>
+  <w:num w:numId="5" w16cid:durableId="1146899009">
+    <w:abstractNumId w:val="71"/>
+  </w:num>
+  <w:num w:numId="6" w16cid:durableId="1517842627">
+    <w:abstractNumId w:val="44"/>
+  </w:num>
+  <w:num w:numId="7" w16cid:durableId="1190755085">
+    <w:abstractNumId w:val="23"/>
+  </w:num>
+  <w:num w:numId="8" w16cid:durableId="1645432613">
+    <w:abstractNumId w:val="60"/>
+  </w:num>
+  <w:num w:numId="9" w16cid:durableId="1080100966">
+    <w:abstractNumId w:val="68"/>
+  </w:num>
+  <w:num w:numId="10" w16cid:durableId="2004308394">
+    <w:abstractNumId w:val="56"/>
+  </w:num>
+  <w:num w:numId="11" w16cid:durableId="63840774">
+    <w:abstractNumId w:val="52"/>
+  </w:num>
+  <w:num w:numId="12" w16cid:durableId="698243986">
+    <w:abstractNumId w:val="55"/>
+  </w:num>
+  <w:num w:numId="13" w16cid:durableId="1933664973">
+    <w:abstractNumId w:val="29"/>
+  </w:num>
+  <w:num w:numId="14" w16cid:durableId="658115023">
+    <w:abstractNumId w:val="11"/>
+  </w:num>
+  <w:num w:numId="15" w16cid:durableId="712849225">
+    <w:abstractNumId w:val="58"/>
+  </w:num>
+  <w:num w:numId="16" w16cid:durableId="2117017037">
+    <w:abstractNumId w:val="24"/>
+  </w:num>
+  <w:num w:numId="17" w16cid:durableId="1335375166">
+    <w:abstractNumId w:val="59"/>
+  </w:num>
+  <w:num w:numId="18" w16cid:durableId="1006593306">
     <w:abstractNumId w:val="34"/>
   </w:num>
-  <w:num w:numId="2" w16cid:durableId="1104425725">
+  <w:num w:numId="19" w16cid:durableId="89275049">
+    <w:abstractNumId w:val="45"/>
+  </w:num>
+  <w:num w:numId="20" w16cid:durableId="1412459491">
+    <w:abstractNumId w:val="22"/>
+  </w:num>
+  <w:num w:numId="21" w16cid:durableId="489830440">
+    <w:abstractNumId w:val="16"/>
+  </w:num>
+  <w:num w:numId="22" w16cid:durableId="615521570">
+    <w:abstractNumId w:val="3"/>
+  </w:num>
+  <w:num w:numId="23" w16cid:durableId="525605432">
+    <w:abstractNumId w:val="47"/>
+  </w:num>
+  <w:num w:numId="24" w16cid:durableId="1545754124">
+    <w:abstractNumId w:val="6"/>
+  </w:num>
+  <w:num w:numId="25" w16cid:durableId="1452940104">
+    <w:abstractNumId w:val="30"/>
+  </w:num>
+  <w:num w:numId="26" w16cid:durableId="776558818">
+    <w:abstractNumId w:val="53"/>
+  </w:num>
+  <w:num w:numId="27" w16cid:durableId="1858228559">
+    <w:abstractNumId w:val="39"/>
+  </w:num>
+  <w:num w:numId="28" w16cid:durableId="53936784">
+    <w:abstractNumId w:val="1"/>
+  </w:num>
+  <w:num w:numId="29" w16cid:durableId="296491017">
+    <w:abstractNumId w:val="63"/>
+  </w:num>
+  <w:num w:numId="30" w16cid:durableId="4750401">
+    <w:abstractNumId w:val="25"/>
+  </w:num>
+  <w:num w:numId="31" w16cid:durableId="2005622469">
+    <w:abstractNumId w:val="5"/>
+  </w:num>
+  <w:num w:numId="32" w16cid:durableId="646981915">
+    <w:abstractNumId w:val="57"/>
+  </w:num>
+  <w:num w:numId="33" w16cid:durableId="1198547384">
+    <w:abstractNumId w:val="19"/>
+  </w:num>
+  <w:num w:numId="34" w16cid:durableId="753624500">
+    <w:abstractNumId w:val="15"/>
+  </w:num>
+  <w:num w:numId="35" w16cid:durableId="1376002824">
+    <w:abstractNumId w:val="62"/>
+  </w:num>
+  <w:num w:numId="36" w16cid:durableId="280303237">
+    <w:abstractNumId w:val="13"/>
+  </w:num>
+  <w:num w:numId="37" w16cid:durableId="1676542088">
+    <w:abstractNumId w:val="31"/>
+  </w:num>
+  <w:num w:numId="38" w16cid:durableId="508255257">
+    <w:abstractNumId w:val="14"/>
+  </w:num>
+  <w:num w:numId="39" w16cid:durableId="85393855">
+    <w:abstractNumId w:val="70"/>
+  </w:num>
+  <w:num w:numId="40" w16cid:durableId="1237280825">
+    <w:abstractNumId w:val="21"/>
+  </w:num>
+  <w:num w:numId="41" w16cid:durableId="1684939903">
+    <w:abstractNumId w:val="18"/>
+  </w:num>
+  <w:num w:numId="42" w16cid:durableId="163981097">
+    <w:abstractNumId w:val="43"/>
+  </w:num>
+  <w:num w:numId="43" w16cid:durableId="1773164625">
+    <w:abstractNumId w:val="8"/>
+  </w:num>
+  <w:num w:numId="44" w16cid:durableId="218588528">
+    <w:abstractNumId w:val="65"/>
+  </w:num>
+  <w:num w:numId="45" w16cid:durableId="26301573">
+    <w:abstractNumId w:val="33"/>
+  </w:num>
+  <w:num w:numId="46" w16cid:durableId="1225875366">
+    <w:abstractNumId w:val="35"/>
+  </w:num>
+  <w:num w:numId="47" w16cid:durableId="1587958155">
+    <w:abstractNumId w:val="20"/>
+  </w:num>
+  <w:num w:numId="48" w16cid:durableId="996687765">
+    <w:abstractNumId w:val="9"/>
+  </w:num>
+  <w:num w:numId="49" w16cid:durableId="8335652">
+    <w:abstractNumId w:val="61"/>
+  </w:num>
+  <w:num w:numId="50" w16cid:durableId="1405378227">
+    <w:abstractNumId w:val="66"/>
+  </w:num>
+  <w:num w:numId="51" w16cid:durableId="1711611633">
+    <w:abstractNumId w:val="67"/>
+  </w:num>
+  <w:num w:numId="52" w16cid:durableId="2070613754">
+    <w:abstractNumId w:val="26"/>
+  </w:num>
+  <w:num w:numId="53" w16cid:durableId="205143034">
+    <w:abstractNumId w:val="69"/>
+  </w:num>
+  <w:num w:numId="54" w16cid:durableId="1140195978">
+    <w:abstractNumId w:val="12"/>
+  </w:num>
+  <w:num w:numId="55" w16cid:durableId="521668870">
+    <w:abstractNumId w:val="10"/>
+  </w:num>
+  <w:num w:numId="56" w16cid:durableId="1611933053">
+    <w:abstractNumId w:val="41"/>
+  </w:num>
+  <w:num w:numId="57" w16cid:durableId="1834757130">
+    <w:abstractNumId w:val="72"/>
+  </w:num>
+  <w:num w:numId="58" w16cid:durableId="1688629579">
+    <w:abstractNumId w:val="42"/>
+  </w:num>
+  <w:num w:numId="59" w16cid:durableId="1223831556">
+    <w:abstractNumId w:val="7"/>
+  </w:num>
+  <w:num w:numId="60" w16cid:durableId="1356037670">
+    <w:abstractNumId w:val="27"/>
+  </w:num>
+  <w:num w:numId="61" w16cid:durableId="190345365">
+    <w:abstractNumId w:val="32"/>
+  </w:num>
+  <w:num w:numId="62" w16cid:durableId="674067705">
+    <w:abstractNumId w:val="46"/>
+  </w:num>
+  <w:num w:numId="63" w16cid:durableId="527108518">
+    <w:abstractNumId w:val="36"/>
+  </w:num>
+  <w:num w:numId="64" w16cid:durableId="407190614">
+    <w:abstractNumId w:val="0"/>
+  </w:num>
+  <w:num w:numId="65" w16cid:durableId="355228683">
+    <w:abstractNumId w:val="54"/>
+  </w:num>
+  <w:num w:numId="66" w16cid:durableId="1181892600">
+    <w:abstractNumId w:val="48"/>
+  </w:num>
+  <w:num w:numId="67" w16cid:durableId="1170871957">
+    <w:abstractNumId w:val="37"/>
+  </w:num>
+  <w:num w:numId="68" w16cid:durableId="1184396871">
     <w:abstractNumId w:val="2"/>
   </w:num>
-  <w:num w:numId="3" w16cid:durableId="1266811660">
-    <w:abstractNumId w:val="29"/>
+  <w:num w:numId="69" w16cid:durableId="2038070552">
+    <w:abstractNumId w:val="50"/>
   </w:num>
-  <w:num w:numId="4" w16cid:durableId="273558801">
-    <w:abstractNumId w:val="12"/>
-  </w:num>
-  <w:num w:numId="5" w16cid:durableId="1146899009">
+  <w:num w:numId="70" w16cid:durableId="1502810827">
     <w:abstractNumId w:val="51"/>
   </w:num>
-  <w:num w:numId="6" w16cid:durableId="1517842627">
-    <w:abstractNumId w:val="31"/>
+  <w:num w:numId="71" w16cid:durableId="1994140235">
+    <w:abstractNumId w:val="64"/>
   </w:num>
-  <w:num w:numId="7" w16cid:durableId="1190755085">
-    <w:abstractNumId w:val="18"/>
-  </w:num>
-  <w:num w:numId="8" w16cid:durableId="1645432613">
-    <w:abstractNumId w:val="42"/>
-  </w:num>
-  <w:num w:numId="9" w16cid:durableId="1080100966">
-    <w:abstractNumId w:val="49"/>
-  </w:num>
-  <w:num w:numId="10" w16cid:durableId="2004308394">
-    <w:abstractNumId w:val="38"/>
-  </w:num>
-  <w:num w:numId="11" w16cid:durableId="63840774">
-    <w:abstractNumId w:val="35"/>
-  </w:num>
-  <w:num w:numId="12" w16cid:durableId="698243986">
-    <w:abstractNumId w:val="37"/>
-  </w:num>
-  <w:num w:numId="13" w16cid:durableId="1933664973">
-    <w:abstractNumId w:val="22"/>
-  </w:num>
-  <w:num w:numId="14" w16cid:durableId="658115023">
-    <w:abstractNumId w:val="7"/>
-  </w:num>
-  <w:num w:numId="15" w16cid:durableId="712849225">
-    <w:abstractNumId w:val="40"/>
-  </w:num>
-  <w:num w:numId="16" w16cid:durableId="2117017037">
-    <w:abstractNumId w:val="19"/>
-  </w:num>
-  <w:num w:numId="17" w16cid:durableId="1335375166">
-    <w:abstractNumId w:val="41"/>
-  </w:num>
-  <w:num w:numId="18" w16cid:durableId="1006593306">
-    <w:abstractNumId w:val="26"/>
-  </w:num>
-  <w:num w:numId="19" w16cid:durableId="89275049">
-    <w:abstractNumId w:val="32"/>
-  </w:num>
-  <w:num w:numId="20" w16cid:durableId="1412459491">
-    <w:abstractNumId w:val="17"/>
-  </w:num>
-  <w:num w:numId="21" w16cid:durableId="489830440">
-    <w:abstractNumId w:val="11"/>
-  </w:num>
-  <w:num w:numId="22" w16cid:durableId="615521570">
-    <w:abstractNumId w:val="1"/>
-  </w:num>
-  <w:num w:numId="23" w16cid:durableId="525605432">
-    <w:abstractNumId w:val="33"/>
-  </w:num>
-  <w:num w:numId="24" w16cid:durableId="1545754124">
-    <w:abstractNumId w:val="4"/>
-  </w:num>
-  <w:num w:numId="25" w16cid:durableId="1452940104">
-    <w:abstractNumId w:val="23"/>
-  </w:num>
-  <w:num w:numId="26" w16cid:durableId="776558818">
-    <w:abstractNumId w:val="36"/>
-  </w:num>
-  <w:num w:numId="27" w16cid:durableId="1858228559">
+  <w:num w:numId="72" w16cid:durableId="1055082909">
     <w:abstractNumId w:val="28"/>
   </w:num>
-  <w:num w:numId="28" w16cid:durableId="53936784">
-    <w:abstractNumId w:val="0"/>
-  </w:num>
-  <w:num w:numId="29" w16cid:durableId="296491017">
-    <w:abstractNumId w:val="45"/>
-  </w:num>
-  <w:num w:numId="30" w16cid:durableId="4750401">
-    <w:abstractNumId w:val="20"/>
-  </w:num>
-  <w:num w:numId="31" w16cid:durableId="2005622469">
-    <w:abstractNumId w:val="3"/>
-  </w:num>
-  <w:num w:numId="32" w16cid:durableId="646981915">
-    <w:abstractNumId w:val="39"/>
-  </w:num>
-  <w:num w:numId="33" w16cid:durableId="1198547384">
-    <w:abstractNumId w:val="14"/>
-  </w:num>
-  <w:num w:numId="34" w16cid:durableId="753624500">
-    <w:abstractNumId w:val="10"/>
-  </w:num>
-  <w:num w:numId="35" w16cid:durableId="1376002824">
-    <w:abstractNumId w:val="44"/>
-  </w:num>
-  <w:num w:numId="36" w16cid:durableId="280303237">
-    <w:abstractNumId w:val="8"/>
-  </w:num>
-  <w:num w:numId="37" w16cid:durableId="1676542088">
-    <w:abstractNumId w:val="24"/>
-  </w:num>
-  <w:num w:numId="38" w16cid:durableId="508255257">
-    <w:abstractNumId w:val="9"/>
-  </w:num>
-  <w:num w:numId="39" w16cid:durableId="85393855">
-    <w:abstractNumId w:val="50"/>
-  </w:num>
-  <w:num w:numId="40" w16cid:durableId="1237280825">
-    <w:abstractNumId w:val="16"/>
-  </w:num>
-  <w:num w:numId="41" w16cid:durableId="1684939903">
-    <w:abstractNumId w:val="13"/>
-  </w:num>
-  <w:num w:numId="42" w16cid:durableId="163981097">
-    <w:abstractNumId w:val="30"/>
-  </w:num>
-  <w:num w:numId="43" w16cid:durableId="1773164625">
-    <w:abstractNumId w:val="5"/>
-  </w:num>
-  <w:num w:numId="44" w16cid:durableId="218588528">
-    <w:abstractNumId w:val="46"/>
-  </w:num>
-  <w:num w:numId="45" w16cid:durableId="26301573">
-    <w:abstractNumId w:val="25"/>
-  </w:num>
-  <w:num w:numId="46" w16cid:durableId="1225875366">
-    <w:abstractNumId w:val="27"/>
-  </w:num>
-  <w:num w:numId="47" w16cid:durableId="1587958155">
-    <w:abstractNumId w:val="15"/>
-  </w:num>
-  <w:num w:numId="48" w16cid:durableId="996687765">
-    <w:abstractNumId w:val="6"/>
-  </w:num>
-  <w:num w:numId="49" w16cid:durableId="8335652">
-    <w:abstractNumId w:val="43"/>
-  </w:num>
-  <w:num w:numId="50" w16cid:durableId="1405378227">
-    <w:abstractNumId w:val="47"/>
-  </w:num>
-  <w:num w:numId="51" w16cid:durableId="1711611633">
-    <w:abstractNumId w:val="48"/>
-  </w:num>
-  <w:num w:numId="52" w16cid:durableId="2070613754">
-    <w:abstractNumId w:val="21"/>
+  <w:num w:numId="73" w16cid:durableId="1493519793">
+    <w:abstractNumId w:val="38"/>
   </w:num>
 </w:numbering>
 </file>
